--- a/Ausgabe/Klasse_9/01_Informationen_und_Daten/08_Lernkontrollen.docx
+++ b/Ausgabe/Klasse_9/01_Informationen_und_Daten/08_Lernkontrollen.docx
@@ -28,7 +28,7 @@
         </w:p>
       </w:sdtContent>
     </w:sdt>
-    <w:bookmarkStart w:id="14" w:name="lk-01-informationen-und-entscheidungen"/>
+    <w:bookmarkStart w:id="25" w:name="lk-01-informationen-und-entscheidungen"/>
     <w:p>
       <w:pPr>
         <w:pStyle w:val="Heading1"/>
@@ -43,8 +43,8 @@
       </w:pPr>
       <w:r>
         <w:rPr>
+          <w:bCs/>
           <w:b/>
-          <w:bCs/>
         </w:rPr>
         <w:t xml:space="preserve">Zielzeit:</w:t>
       </w:r>
@@ -59,8 +59,8 @@
       </w:r>
       <w:r>
         <w:rPr>
+          <w:bCs/>
           <w:b/>
-          <w:bCs/>
         </w:rPr>
         <w:t xml:space="preserve">Maximalzeit:</w:t>
       </w:r>
@@ -75,8 +75,8 @@
       </w:r>
       <w:r>
         <w:rPr>
+          <w:bCs/>
           <w:b/>
-          <w:bCs/>
         </w:rPr>
         <w:t xml:space="preserve">Gesamtpunkte:</w:t>
       </w:r>
@@ -87,7 +87,7 @@
         <w:t xml:space="preserve">10</w:t>
       </w:r>
     </w:p>
-    <w:bookmarkStart w:id="13" w:name="aufgaben"/>
+    <w:bookmarkStart w:id="24" w:name="aufgaben"/>
     <w:p>
       <w:pPr>
         <w:pStyle w:val="Heading2"/>
@@ -96,7 +96,7 @@
         <w:t xml:space="preserve">Aufgaben</w:t>
       </w:r>
     </w:p>
-    <w:bookmarkStart w:id="9" w:name="aufgabe-1-1-p"/>
+    <w:bookmarkStart w:id="20" w:name="aufgabe-1-1-p"/>
     <w:p>
       <w:pPr>
         <w:pStyle w:val="Heading3"/>
@@ -115,20 +115,20 @@
     </w:p>
     <w:p>
       <w:pPr>
-        <w:pStyle w:val="Compact"/>
         <w:numPr>
           <w:ilvl w:val="0"/>
           <w:numId w:val="1001"/>
         </w:numPr>
-      </w:pPr>
-    </w:p>
-    <w:p>
-      <w:pPr>
-        <w:pStyle w:val="Compact"/>
+        <w:pStyle w:val="Compact"/>
+      </w:pPr>
+    </w:p>
+    <w:p>
+      <w:pPr>
         <w:numPr>
           <w:ilvl w:val="1"/>
           <w:numId w:val="1002"/>
         </w:numPr>
+        <w:pStyle w:val="Compact"/>
       </w:pPr>
       <w:r>
         <w:t xml:space="preserve">Lieblingsfarbe des Hausmeisters</w:t>
@@ -136,42 +136,69 @@
     </w:p>
     <w:p>
       <w:pPr>
-        <w:pStyle w:val="Compact"/>
         <w:numPr>
           <w:ilvl w:val="0"/>
           <w:numId w:val="1001"/>
         </w:numPr>
-      </w:pPr>
-      <w:r>
-        <w:t xml:space="preserve">b) Maximal zugelassene Personenzahl</w:t>
-      </w:r>
-    </w:p>
-    <w:p>
-      <w:pPr>
-        <w:pStyle w:val="Compact"/>
+        <w:pStyle w:val="Compact"/>
+      </w:pPr>
+    </w:p>
+    <w:p>
+      <w:pPr>
+        <w:numPr>
+          <w:ilvl w:val="1"/>
+          <w:numId w:val="1003"/>
+        </w:numPr>
+        <w:pStyle w:val="Compact"/>
+      </w:pPr>
+      <w:r>
+        <w:t xml:space="preserve">Maximal zugelassene Personenzahl</w:t>
+      </w:r>
+    </w:p>
+    <w:p>
+      <w:pPr>
         <w:numPr>
           <w:ilvl w:val="0"/>
           <w:numId w:val="1001"/>
         </w:numPr>
-      </w:pPr>
-      <w:r>
-        <w:t xml:space="preserve">c) Vorname der ersten Besucherin</w:t>
-      </w:r>
-    </w:p>
-    <w:p>
-      <w:pPr>
-        <w:pStyle w:val="Compact"/>
+        <w:pStyle w:val="Compact"/>
+      </w:pPr>
+    </w:p>
+    <w:p>
+      <w:pPr>
+        <w:numPr>
+          <w:ilvl w:val="1"/>
+          <w:numId w:val="1004"/>
+        </w:numPr>
+        <w:pStyle w:val="Compact"/>
+      </w:pPr>
+      <w:r>
+        <w:t xml:space="preserve">Vorname der ersten Besucherin</w:t>
+      </w:r>
+    </w:p>
+    <w:p>
+      <w:pPr>
         <w:numPr>
           <w:ilvl w:val="0"/>
           <w:numId w:val="1001"/>
         </w:numPr>
-      </w:pPr>
-      <w:r>
-        <w:t xml:space="preserve">d) Farbe der Eintrittskarten</w:t>
-      </w:r>
-    </w:p>
-    <w:bookmarkEnd w:id="9"/>
-    <w:bookmarkStart w:id="10" w:name="aufgabe-2-3-p"/>
+        <w:pStyle w:val="Compact"/>
+      </w:pPr>
+    </w:p>
+    <w:p>
+      <w:pPr>
+        <w:numPr>
+          <w:ilvl w:val="1"/>
+          <w:numId w:val="1005"/>
+        </w:numPr>
+        <w:pStyle w:val="Compact"/>
+      </w:pPr>
+      <w:r>
+        <w:t xml:space="preserve">Farbe der Eintrittskarten</w:t>
+      </w:r>
+    </w:p>
+    <w:bookmarkEnd w:id="20"/>
+    <w:bookmarkStart w:id="21" w:name="aufgabe-2-3-p"/>
     <w:p>
       <w:pPr>
         <w:pStyle w:val="Heading3"/>
@@ -190,20 +217,20 @@
     </w:p>
     <w:p>
       <w:pPr>
-        <w:pStyle w:val="Compact"/>
         <w:numPr>
           <w:ilvl w:val="0"/>
-          <w:numId w:val="1003"/>
-        </w:numPr>
-      </w:pPr>
-    </w:p>
-    <w:p>
-      <w:pPr>
-        <w:pStyle w:val="Compact"/>
+          <w:numId w:val="1006"/>
+        </w:numPr>
+        <w:pStyle w:val="Compact"/>
+      </w:pPr>
+    </w:p>
+    <w:p>
+      <w:pPr>
         <w:numPr>
           <w:ilvl w:val="1"/>
-          <w:numId w:val="1004"/>
-        </w:numPr>
+          <w:numId w:val="1007"/>
+        </w:numPr>
+        <w:pStyle w:val="Compact"/>
       </w:pPr>
       <w:r>
         <w:t xml:space="preserve">Autor oder Institution ist erkennbar</w:t>
@@ -211,42 +238,69 @@
     </w:p>
     <w:p>
       <w:pPr>
-        <w:pStyle w:val="Compact"/>
         <w:numPr>
           <w:ilvl w:val="0"/>
-          <w:numId w:val="1003"/>
-        </w:numPr>
-      </w:pPr>
-      <w:r>
-        <w:t xml:space="preserve">b) Aussagen werden belegt</w:t>
-      </w:r>
-    </w:p>
-    <w:p>
-      <w:pPr>
-        <w:pStyle w:val="Compact"/>
+          <w:numId w:val="1006"/>
+        </w:numPr>
+        <w:pStyle w:val="Compact"/>
+      </w:pPr>
+    </w:p>
+    <w:p>
+      <w:pPr>
+        <w:numPr>
+          <w:ilvl w:val="1"/>
+          <w:numId w:val="1008"/>
+        </w:numPr>
+        <w:pStyle w:val="Compact"/>
+      </w:pPr>
+      <w:r>
+        <w:t xml:space="preserve">Aussagen werden belegt</w:t>
+      </w:r>
+    </w:p>
+    <w:p>
+      <w:pPr>
         <w:numPr>
           <w:ilvl w:val="0"/>
-          <w:numId w:val="1003"/>
-        </w:numPr>
-      </w:pPr>
-      <w:r>
-        <w:t xml:space="preserve">c) Die Seite enthält viele Bilder</w:t>
-      </w:r>
-    </w:p>
-    <w:p>
-      <w:pPr>
-        <w:pStyle w:val="Compact"/>
+          <w:numId w:val="1006"/>
+        </w:numPr>
+        <w:pStyle w:val="Compact"/>
+      </w:pPr>
+    </w:p>
+    <w:p>
+      <w:pPr>
+        <w:numPr>
+          <w:ilvl w:val="1"/>
+          <w:numId w:val="1009"/>
+        </w:numPr>
+        <w:pStyle w:val="Compact"/>
+      </w:pPr>
+      <w:r>
+        <w:t xml:space="preserve">Die Seite enthält viele Bilder</w:t>
+      </w:r>
+    </w:p>
+    <w:p>
+      <w:pPr>
         <w:numPr>
           <w:ilvl w:val="0"/>
-          <w:numId w:val="1003"/>
-        </w:numPr>
-      </w:pPr>
-      <w:r>
-        <w:t xml:space="preserve">d) Das Veröffentlichungsdatum ist angegeben</w:t>
-      </w:r>
-    </w:p>
-    <w:bookmarkEnd w:id="10"/>
-    <w:bookmarkStart w:id="11" w:name="aufgabe-3-2-p"/>
+          <w:numId w:val="1006"/>
+        </w:numPr>
+        <w:pStyle w:val="Compact"/>
+      </w:pPr>
+    </w:p>
+    <w:p>
+      <w:pPr>
+        <w:numPr>
+          <w:ilvl w:val="1"/>
+          <w:numId w:val="1010"/>
+        </w:numPr>
+        <w:pStyle w:val="Compact"/>
+      </w:pPr>
+      <w:r>
+        <w:t xml:space="preserve">Das Veröffentlichungsdatum ist angegeben</w:t>
+      </w:r>
+    </w:p>
+    <w:bookmarkEnd w:id="21"/>
+    <w:bookmarkStart w:id="22" w:name="aufgabe-3-2-p"/>
     <w:p>
       <w:pPr>
         <w:pStyle w:val="Heading3"/>
@@ -269,14 +323,14 @@
       </w:pPr>
       <w:r>
         <w:rPr>
+          <w:iCs/>
           <w:i/>
-          <w:iCs/>
         </w:rPr>
         <w:t xml:space="preserve">Antwort:</w:t>
       </w:r>
     </w:p>
-    <w:bookmarkEnd w:id="11"/>
-    <w:bookmarkStart w:id="12" w:name="aufgabe-4-4-p"/>
+    <w:bookmarkEnd w:id="22"/>
+    <w:bookmarkStart w:id="23" w:name="aufgabe-4-4-p"/>
     <w:p>
       <w:pPr>
         <w:pStyle w:val="Heading3"/>
@@ -299,8 +353,8 @@
       </w:pPr>
       <w:r>
         <w:rPr>
+          <w:iCs/>
           <w:i/>
-          <w:iCs/>
         </w:rPr>
         <w:t xml:space="preserve">Antwort:</w:t>
       </w:r>
@@ -312,10 +366,10 @@
         </w:pict>
       </w:r>
     </w:p>
-    <w:bookmarkEnd w:id="12"/>
-    <w:bookmarkEnd w:id="13"/>
-    <w:bookmarkEnd w:id="14"/>
-    <w:bookmarkStart w:id="20" w:name="erwartungshorizont"/>
+    <w:bookmarkEnd w:id="23"/>
+    <w:bookmarkEnd w:id="24"/>
+    <w:bookmarkEnd w:id="25"/>
+    <w:bookmarkStart w:id="31" w:name="erwartungshorizont"/>
     <w:p>
       <w:pPr>
         <w:pStyle w:val="Heading1"/>
@@ -324,7 +378,7 @@
         <w:t xml:space="preserve">Erwartungshorizont</w:t>
       </w:r>
     </w:p>
-    <w:bookmarkStart w:id="15" w:name="aufgabe-1-1-p-1"/>
+    <w:bookmarkStart w:id="26" w:name="aufgabe-1-1-p-1"/>
     <w:p>
       <w:pPr>
         <w:pStyle w:val="Heading2"/>
@@ -349,8 +403,8 @@
         <w:t xml:space="preserve">Andere fachlich gleichwertige Formulierungen sind bei offenen Aufgaben anzuerkennen.</w:t>
       </w:r>
     </w:p>
-    <w:bookmarkEnd w:id="15"/>
-    <w:bookmarkStart w:id="16" w:name="aufgabe-2-3-p-1"/>
+    <w:bookmarkEnd w:id="26"/>
+    <w:bookmarkStart w:id="27" w:name="aufgabe-2-3-p-1"/>
     <w:p>
       <w:pPr>
         <w:pStyle w:val="Heading2"/>
@@ -375,8 +429,8 @@
         <w:t xml:space="preserve">Andere fachlich gleichwertige Formulierungen sind bei offenen Aufgaben anzuerkennen.</w:t>
       </w:r>
     </w:p>
-    <w:bookmarkEnd w:id="16"/>
-    <w:bookmarkStart w:id="17" w:name="aufgabe-3-2-p-1"/>
+    <w:bookmarkEnd w:id="27"/>
+    <w:bookmarkStart w:id="28" w:name="aufgabe-3-2-p-1"/>
     <w:p>
       <w:pPr>
         <w:pStyle w:val="Heading2"/>
@@ -401,8 +455,8 @@
         <w:t xml:space="preserve">Andere fachlich gleichwertige Formulierungen sind bei offenen Aufgaben anzuerkennen.</w:t>
       </w:r>
     </w:p>
-    <w:bookmarkEnd w:id="17"/>
-    <w:bookmarkStart w:id="18" w:name="aufgabe-4-4-p-1"/>
+    <w:bookmarkEnd w:id="28"/>
+    <w:bookmarkStart w:id="29" w:name="aufgabe-4-4-p-1"/>
     <w:p>
       <w:pPr>
         <w:pStyle w:val="Heading2"/>
@@ -427,8 +481,8 @@
         <w:t xml:space="preserve">Andere fachlich gleichwertige Formulierungen sind bei offenen Aufgaben anzuerkennen.</w:t>
       </w:r>
     </w:p>
-    <w:bookmarkEnd w:id="18"/>
-    <w:bookmarkStart w:id="19" w:name="bewertungshinweis"/>
+    <w:bookmarkEnd w:id="29"/>
+    <w:bookmarkStart w:id="30" w:name="bewertungshinweis"/>
     <w:p>
       <w:pPr>
         <w:pStyle w:val="Heading2"/>
@@ -445,9 +499,9 @@
         <w:t xml:space="preserve">Konzipiert für etwa 15 Minuten; maximal 20 Minuten. Der verbindliche Notenschlüssel richtet sich nach den schulischen Festlegungen.</w:t>
       </w:r>
     </w:p>
-    <w:bookmarkEnd w:id="19"/>
-    <w:bookmarkEnd w:id="20"/>
-    <w:bookmarkStart w:id="26" w:name="lk-02-tabellen-und-datenbanken"/>
+    <w:bookmarkEnd w:id="30"/>
+    <w:bookmarkEnd w:id="31"/>
+    <w:bookmarkStart w:id="37" w:name="lk-02-tabellen-und-datenbanken"/>
     <w:p>
       <w:pPr>
         <w:pStyle w:val="Heading1"/>
@@ -462,8 +516,8 @@
       </w:pPr>
       <w:r>
         <w:rPr>
+          <w:bCs/>
           <w:b/>
-          <w:bCs/>
         </w:rPr>
         <w:t xml:space="preserve">Zielzeit:</w:t>
       </w:r>
@@ -478,8 +532,8 @@
       </w:r>
       <w:r>
         <w:rPr>
+          <w:bCs/>
           <w:b/>
-          <w:bCs/>
         </w:rPr>
         <w:t xml:space="preserve">Maximalzeit:</w:t>
       </w:r>
@@ -494,8 +548,8 @@
       </w:r>
       <w:r>
         <w:rPr>
+          <w:bCs/>
           <w:b/>
-          <w:bCs/>
         </w:rPr>
         <w:t xml:space="preserve">Gesamtpunkte:</w:t>
       </w:r>
@@ -506,7 +560,7 @@
         <w:t xml:space="preserve">11</w:t>
       </w:r>
     </w:p>
-    <w:bookmarkStart w:id="25" w:name="aufgaben-1"/>
+    <w:bookmarkStart w:id="36" w:name="aufgaben-1"/>
     <w:p>
       <w:pPr>
         <w:pStyle w:val="Heading2"/>
@@ -515,7 +569,7 @@
         <w:t xml:space="preserve">Aufgaben</w:t>
       </w:r>
     </w:p>
-    <w:bookmarkStart w:id="21" w:name="aufgabe-1-4-p"/>
+    <w:bookmarkStart w:id="32" w:name="aufgabe-1-4-p"/>
     <w:p>
       <w:pPr>
         <w:pStyle w:val="Heading3"/>
@@ -534,20 +588,20 @@
     </w:p>
     <w:p>
       <w:pPr>
-        <w:pStyle w:val="Compact"/>
         <w:numPr>
           <w:ilvl w:val="0"/>
-          <w:numId w:val="1005"/>
-        </w:numPr>
-      </w:pPr>
-    </w:p>
-    <w:p>
-      <w:pPr>
-        <w:pStyle w:val="Compact"/>
+          <w:numId w:val="1011"/>
+        </w:numPr>
+        <w:pStyle w:val="Compact"/>
+      </w:pPr>
+    </w:p>
+    <w:p>
+      <w:pPr>
         <w:numPr>
           <w:ilvl w:val="1"/>
-          <w:numId w:val="1006"/>
-        </w:numPr>
+          <w:numId w:val="1012"/>
+        </w:numPr>
+        <w:pStyle w:val="Compact"/>
       </w:pPr>
       <w:r>
         <w:t xml:space="preserve">Datensatz → eine Zeile zu einem Fall</w:t>
@@ -555,42 +609,69 @@
     </w:p>
     <w:p>
       <w:pPr>
-        <w:pStyle w:val="Compact"/>
         <w:numPr>
           <w:ilvl w:val="0"/>
-          <w:numId w:val="1005"/>
-        </w:numPr>
-      </w:pPr>
-      <w:r>
-        <w:t xml:space="preserve">b) Feld → ein Merkmal</w:t>
-      </w:r>
-    </w:p>
-    <w:p>
-      <w:pPr>
-        <w:pStyle w:val="Compact"/>
+          <w:numId w:val="1011"/>
+        </w:numPr>
+        <w:pStyle w:val="Compact"/>
+      </w:pPr>
+    </w:p>
+    <w:p>
+      <w:pPr>
+        <w:numPr>
+          <w:ilvl w:val="1"/>
+          <w:numId w:val="1013"/>
+        </w:numPr>
+        <w:pStyle w:val="Compact"/>
+      </w:pPr>
+      <w:r>
+        <w:t xml:space="preserve">Feld → ein Merkmal</w:t>
+      </w:r>
+    </w:p>
+    <w:p>
+      <w:pPr>
         <w:numPr>
           <w:ilvl w:val="0"/>
-          <w:numId w:val="1005"/>
-        </w:numPr>
-      </w:pPr>
-      <w:r>
-        <w:t xml:space="preserve">c) Wert → konkrete Ausprägung</w:t>
-      </w:r>
-    </w:p>
-    <w:p>
-      <w:pPr>
-        <w:pStyle w:val="Compact"/>
+          <w:numId w:val="1011"/>
+        </w:numPr>
+        <w:pStyle w:val="Compact"/>
+      </w:pPr>
+    </w:p>
+    <w:p>
+      <w:pPr>
+        <w:numPr>
+          <w:ilvl w:val="1"/>
+          <w:numId w:val="1014"/>
+        </w:numPr>
+        <w:pStyle w:val="Compact"/>
+      </w:pPr>
+      <w:r>
+        <w:t xml:space="preserve">Wert → konkrete Ausprägung</w:t>
+      </w:r>
+    </w:p>
+    <w:p>
+      <w:pPr>
         <w:numPr>
           <w:ilvl w:val="0"/>
-          <w:numId w:val="1005"/>
-        </w:numPr>
-      </w:pPr>
-      <w:r>
-        <w:t xml:space="preserve">d) Tabelle → gleichartig strukturierte Datensätze</w:t>
-      </w:r>
-    </w:p>
-    <w:bookmarkEnd w:id="21"/>
-    <w:bookmarkStart w:id="22" w:name="aufgabe-2-1-p"/>
+          <w:numId w:val="1011"/>
+        </w:numPr>
+        <w:pStyle w:val="Compact"/>
+      </w:pPr>
+    </w:p>
+    <w:p>
+      <w:pPr>
+        <w:numPr>
+          <w:ilvl w:val="1"/>
+          <w:numId w:val="1015"/>
+        </w:numPr>
+        <w:pStyle w:val="Compact"/>
+      </w:pPr>
+      <w:r>
+        <w:t xml:space="preserve">Tabelle → gleichartig strukturierte Datensätze</w:t>
+      </w:r>
+    </w:p>
+    <w:bookmarkEnd w:id="32"/>
+    <w:bookmarkStart w:id="33" w:name="aufgabe-2-1-p"/>
     <w:p>
       <w:pPr>
         <w:pStyle w:val="Heading3"/>
@@ -609,20 +690,20 @@
     </w:p>
     <w:p>
       <w:pPr>
-        <w:pStyle w:val="Compact"/>
         <w:numPr>
           <w:ilvl w:val="0"/>
-          <w:numId w:val="1007"/>
-        </w:numPr>
-      </w:pPr>
-    </w:p>
-    <w:p>
-      <w:pPr>
-        <w:pStyle w:val="Compact"/>
+          <w:numId w:val="1016"/>
+        </w:numPr>
+        <w:pStyle w:val="Compact"/>
+      </w:pPr>
+    </w:p>
+    <w:p>
+      <w:pPr>
         <w:numPr>
           <w:ilvl w:val="1"/>
-          <w:numId w:val="1008"/>
-        </w:numPr>
+          <w:numId w:val="1017"/>
+        </w:numPr>
+        <w:pStyle w:val="Compact"/>
       </w:pPr>
       <w:r>
         <w:t xml:space="preserve">Jede Spalte enthält wechselnde Inhalte</w:t>
@@ -630,42 +711,69 @@
     </w:p>
     <w:p>
       <w:pPr>
-        <w:pStyle w:val="Compact"/>
         <w:numPr>
           <w:ilvl w:val="0"/>
-          <w:numId w:val="1007"/>
-        </w:numPr>
-      </w:pPr>
-      <w:r>
-        <w:t xml:space="preserve">b) Jede Zeile beschreibt einen Stand</w:t>
-      </w:r>
-    </w:p>
-    <w:p>
-      <w:pPr>
-        <w:pStyle w:val="Compact"/>
+          <w:numId w:val="1016"/>
+        </w:numPr>
+        <w:pStyle w:val="Compact"/>
+      </w:pPr>
+    </w:p>
+    <w:p>
+      <w:pPr>
+        <w:numPr>
+          <w:ilvl w:val="1"/>
+          <w:numId w:val="1018"/>
+        </w:numPr>
+        <w:pStyle w:val="Compact"/>
+      </w:pPr>
+      <w:r>
+        <w:t xml:space="preserve">Jede Zeile beschreibt einen Stand</w:t>
+      </w:r>
+    </w:p>
+    <w:p>
+      <w:pPr>
         <w:numPr>
           <w:ilvl w:val="0"/>
-          <w:numId w:val="1007"/>
-        </w:numPr>
-      </w:pPr>
-      <w:r>
-        <w:t xml:space="preserve">c) Überschriften fehlen</w:t>
-      </w:r>
-    </w:p>
-    <w:p>
-      <w:pPr>
-        <w:pStyle w:val="Compact"/>
+          <w:numId w:val="1016"/>
+        </w:numPr>
+        <w:pStyle w:val="Compact"/>
+      </w:pPr>
+    </w:p>
+    <w:p>
+      <w:pPr>
+        <w:numPr>
+          <w:ilvl w:val="1"/>
+          <w:numId w:val="1019"/>
+        </w:numPr>
+        <w:pStyle w:val="Compact"/>
+      </w:pPr>
+      <w:r>
+        <w:t xml:space="preserve">Überschriften fehlen</w:t>
+      </w:r>
+    </w:p>
+    <w:p>
+      <w:pPr>
         <w:numPr>
           <w:ilvl w:val="0"/>
-          <w:numId w:val="1007"/>
-        </w:numPr>
-      </w:pPr>
-      <w:r>
-        <w:t xml:space="preserve">d) Mehrere Werte stehen ungekennzeichnet in einer Zelle</w:t>
-      </w:r>
-    </w:p>
-    <w:bookmarkEnd w:id="22"/>
-    <w:bookmarkStart w:id="23" w:name="aufgabe-3-2-p-2"/>
+          <w:numId w:val="1016"/>
+        </w:numPr>
+        <w:pStyle w:val="Compact"/>
+      </w:pPr>
+    </w:p>
+    <w:p>
+      <w:pPr>
+        <w:numPr>
+          <w:ilvl w:val="1"/>
+          <w:numId w:val="1020"/>
+        </w:numPr>
+        <w:pStyle w:val="Compact"/>
+      </w:pPr>
+      <w:r>
+        <w:t xml:space="preserve">Mehrere Werte stehen ungekennzeichnet in einer Zelle</w:t>
+      </w:r>
+    </w:p>
+    <w:bookmarkEnd w:id="33"/>
+    <w:bookmarkStart w:id="34" w:name="aufgabe-3-2-p-2"/>
     <w:p>
       <w:pPr>
         <w:pStyle w:val="Heading3"/>
@@ -688,14 +796,14 @@
       </w:pPr>
       <w:r>
         <w:rPr>
+          <w:iCs/>
           <w:i/>
-          <w:iCs/>
         </w:rPr>
         <w:t xml:space="preserve">Antwort:</w:t>
       </w:r>
     </w:p>
-    <w:bookmarkEnd w:id="23"/>
-    <w:bookmarkStart w:id="24" w:name="aufgabe-4-4-p-2"/>
+    <w:bookmarkEnd w:id="34"/>
+    <w:bookmarkStart w:id="35" w:name="aufgabe-4-4-p-2"/>
     <w:p>
       <w:pPr>
         <w:pStyle w:val="Heading3"/>
@@ -718,8 +826,8 @@
       </w:pPr>
       <w:r>
         <w:rPr>
+          <w:iCs/>
           <w:i/>
-          <w:iCs/>
         </w:rPr>
         <w:t xml:space="preserve">Antwort:</w:t>
       </w:r>
@@ -731,10 +839,10 @@
         </w:pict>
       </w:r>
     </w:p>
-    <w:bookmarkEnd w:id="24"/>
-    <w:bookmarkEnd w:id="25"/>
-    <w:bookmarkEnd w:id="26"/>
-    <w:bookmarkStart w:id="32" w:name="erwartungshorizont-1"/>
+    <w:bookmarkEnd w:id="35"/>
+    <w:bookmarkEnd w:id="36"/>
+    <w:bookmarkEnd w:id="37"/>
+    <w:bookmarkStart w:id="43" w:name="erwartungshorizont-1"/>
     <w:p>
       <w:pPr>
         <w:pStyle w:val="Heading1"/>
@@ -743,7 +851,7 @@
         <w:t xml:space="preserve">Erwartungshorizont</w:t>
       </w:r>
     </w:p>
-    <w:bookmarkStart w:id="27" w:name="aufgabe-1-4-p-1"/>
+    <w:bookmarkStart w:id="38" w:name="aufgabe-1-4-p-1"/>
     <w:p>
       <w:pPr>
         <w:pStyle w:val="Heading2"/>
@@ -768,8 +876,8 @@
         <w:t xml:space="preserve">Andere fachlich gleichwertige Formulierungen sind bei offenen Aufgaben anzuerkennen.</w:t>
       </w:r>
     </w:p>
-    <w:bookmarkEnd w:id="27"/>
-    <w:bookmarkStart w:id="28" w:name="aufgabe-2-1-p-1"/>
+    <w:bookmarkEnd w:id="38"/>
+    <w:bookmarkStart w:id="39" w:name="aufgabe-2-1-p-1"/>
     <w:p>
       <w:pPr>
         <w:pStyle w:val="Heading2"/>
@@ -794,8 +902,8 @@
         <w:t xml:space="preserve">Andere fachlich gleichwertige Formulierungen sind bei offenen Aufgaben anzuerkennen.</w:t>
       </w:r>
     </w:p>
-    <w:bookmarkEnd w:id="28"/>
-    <w:bookmarkStart w:id="29" w:name="aufgabe-3-2-p-3"/>
+    <w:bookmarkEnd w:id="39"/>
+    <w:bookmarkStart w:id="40" w:name="aufgabe-3-2-p-3"/>
     <w:p>
       <w:pPr>
         <w:pStyle w:val="Heading2"/>
@@ -820,8 +928,8 @@
         <w:t xml:space="preserve">Andere fachlich gleichwertige Formulierungen sind bei offenen Aufgaben anzuerkennen.</w:t>
       </w:r>
     </w:p>
-    <w:bookmarkEnd w:id="29"/>
-    <w:bookmarkStart w:id="30" w:name="aufgabe-4-4-p-3"/>
+    <w:bookmarkEnd w:id="40"/>
+    <w:bookmarkStart w:id="41" w:name="aufgabe-4-4-p-3"/>
     <w:p>
       <w:pPr>
         <w:pStyle w:val="Heading2"/>
@@ -846,8 +954,8 @@
         <w:t xml:space="preserve">Andere fachlich gleichwertige Formulierungen sind bei offenen Aufgaben anzuerkennen.</w:t>
       </w:r>
     </w:p>
-    <w:bookmarkEnd w:id="30"/>
-    <w:bookmarkStart w:id="31" w:name="bewertungshinweis-1"/>
+    <w:bookmarkEnd w:id="41"/>
+    <w:bookmarkStart w:id="42" w:name="bewertungshinweis-1"/>
     <w:p>
       <w:pPr>
         <w:pStyle w:val="Heading2"/>
@@ -864,9 +972,9 @@
         <w:t xml:space="preserve">Konzipiert für etwa 15 Minuten; maximal 20 Minuten. Der verbindliche Notenschlüssel richtet sich nach den schulischen Festlegungen.</w:t>
       </w:r>
     </w:p>
-    <w:bookmarkEnd w:id="31"/>
-    <w:bookmarkEnd w:id="32"/>
-    <w:bookmarkStart w:id="38" w:name="lk-03-klassen-objekte-und-schlüssel"/>
+    <w:bookmarkEnd w:id="42"/>
+    <w:bookmarkEnd w:id="43"/>
+    <w:bookmarkStart w:id="49" w:name="lk-03-klassen-objekte-und-schlüssel"/>
     <w:p>
       <w:pPr>
         <w:pStyle w:val="Heading1"/>
@@ -881,8 +989,8 @@
       </w:pPr>
       <w:r>
         <w:rPr>
+          <w:bCs/>
           <w:b/>
-          <w:bCs/>
         </w:rPr>
         <w:t xml:space="preserve">Zielzeit:</w:t>
       </w:r>
@@ -897,8 +1005,8 @@
       </w:r>
       <w:r>
         <w:rPr>
+          <w:bCs/>
           <w:b/>
-          <w:bCs/>
         </w:rPr>
         <w:t xml:space="preserve">Maximalzeit:</w:t>
       </w:r>
@@ -913,8 +1021,8 @@
       </w:r>
       <w:r>
         <w:rPr>
+          <w:bCs/>
           <w:b/>
-          <w:bCs/>
         </w:rPr>
         <w:t xml:space="preserve">Gesamtpunkte:</w:t>
       </w:r>
@@ -925,7 +1033,7 @@
         <w:t xml:space="preserve">11</w:t>
       </w:r>
     </w:p>
-    <w:bookmarkStart w:id="37" w:name="aufgaben-2"/>
+    <w:bookmarkStart w:id="48" w:name="aufgaben-2"/>
     <w:p>
       <w:pPr>
         <w:pStyle w:val="Heading2"/>
@@ -934,7 +1042,7 @@
         <w:t xml:space="preserve">Aufgaben</w:t>
       </w:r>
     </w:p>
-    <w:bookmarkStart w:id="33" w:name="aufgabe-1-4-p-2"/>
+    <w:bookmarkStart w:id="44" w:name="aufgabe-1-4-p-2"/>
     <w:p>
       <w:pPr>
         <w:pStyle w:val="Heading3"/>
@@ -953,20 +1061,20 @@
     </w:p>
     <w:p>
       <w:pPr>
-        <w:pStyle w:val="Compact"/>
         <w:numPr>
           <w:ilvl w:val="0"/>
-          <w:numId w:val="1009"/>
-        </w:numPr>
-      </w:pPr>
-    </w:p>
-    <w:p>
-      <w:pPr>
-        <w:pStyle w:val="Compact"/>
+          <w:numId w:val="1021"/>
+        </w:numPr>
+        <w:pStyle w:val="Compact"/>
+      </w:pPr>
+    </w:p>
+    <w:p>
+      <w:pPr>
         <w:numPr>
           <w:ilvl w:val="1"/>
-          <w:numId w:val="1010"/>
-        </w:numPr>
+          <w:numId w:val="1022"/>
+        </w:numPr>
+        <w:pStyle w:val="Compact"/>
       </w:pPr>
       <w:r>
         <w:t xml:space="preserve">Klasse → Stand</w:t>
@@ -974,42 +1082,69 @@
     </w:p>
     <w:p>
       <w:pPr>
-        <w:pStyle w:val="Compact"/>
         <w:numPr>
           <w:ilvl w:val="0"/>
-          <w:numId w:val="1009"/>
-        </w:numPr>
-      </w:pPr>
-      <w:r>
-        <w:t xml:space="preserve">b) Objekt → Stand S17</w:t>
-      </w:r>
-    </w:p>
-    <w:p>
-      <w:pPr>
-        <w:pStyle w:val="Compact"/>
+          <w:numId w:val="1021"/>
+        </w:numPr>
+        <w:pStyle w:val="Compact"/>
+      </w:pPr>
+    </w:p>
+    <w:p>
+      <w:pPr>
+        <w:numPr>
+          <w:ilvl w:val="1"/>
+          <w:numId w:val="1023"/>
+        </w:numPr>
+        <w:pStyle w:val="Compact"/>
+      </w:pPr>
+      <w:r>
+        <w:t xml:space="preserve">Objekt → Stand S17</w:t>
+      </w:r>
+    </w:p>
+    <w:p>
+      <w:pPr>
         <w:numPr>
           <w:ilvl w:val="0"/>
-          <w:numId w:val="1009"/>
-        </w:numPr>
-      </w:pPr>
-      <w:r>
-        <w:t xml:space="preserve">c) Attribut → Kategorie</w:t>
-      </w:r>
-    </w:p>
-    <w:p>
-      <w:pPr>
-        <w:pStyle w:val="Compact"/>
+          <w:numId w:val="1021"/>
+        </w:numPr>
+        <w:pStyle w:val="Compact"/>
+      </w:pPr>
+    </w:p>
+    <w:p>
+      <w:pPr>
+        <w:numPr>
+          <w:ilvl w:val="1"/>
+          <w:numId w:val="1024"/>
+        </w:numPr>
+        <w:pStyle w:val="Compact"/>
+      </w:pPr>
+      <w:r>
+        <w:t xml:space="preserve">Attribut → Kategorie</w:t>
+      </w:r>
+    </w:p>
+    <w:p>
+      <w:pPr>
         <w:numPr>
           <w:ilvl w:val="0"/>
-          <w:numId w:val="1009"/>
-        </w:numPr>
-      </w:pPr>
-      <w:r>
-        <w:t xml:space="preserve">d) Attributwert → Getränke</w:t>
-      </w:r>
-    </w:p>
-    <w:bookmarkEnd w:id="33"/>
-    <w:bookmarkStart w:id="34" w:name="aufgabe-2-1-p-2"/>
+          <w:numId w:val="1021"/>
+        </w:numPr>
+        <w:pStyle w:val="Compact"/>
+      </w:pPr>
+    </w:p>
+    <w:p>
+      <w:pPr>
+        <w:numPr>
+          <w:ilvl w:val="1"/>
+          <w:numId w:val="1025"/>
+        </w:numPr>
+        <w:pStyle w:val="Compact"/>
+      </w:pPr>
+      <w:r>
+        <w:t xml:space="preserve">Attributwert → Getränke</w:t>
+      </w:r>
+    </w:p>
+    <w:bookmarkEnd w:id="44"/>
+    <w:bookmarkStart w:id="45" w:name="aufgabe-2-1-p-2"/>
     <w:p>
       <w:pPr>
         <w:pStyle w:val="Heading3"/>
@@ -1028,20 +1163,20 @@
     </w:p>
     <w:p>
       <w:pPr>
-        <w:pStyle w:val="Compact"/>
         <w:numPr>
           <w:ilvl w:val="0"/>
-          <w:numId w:val="1011"/>
-        </w:numPr>
-      </w:pPr>
-    </w:p>
-    <w:p>
-      <w:pPr>
-        <w:pStyle w:val="Compact"/>
+          <w:numId w:val="1026"/>
+        </w:numPr>
+        <w:pStyle w:val="Compact"/>
+      </w:pPr>
+    </w:p>
+    <w:p>
+      <w:pPr>
         <w:numPr>
           <w:ilvl w:val="1"/>
-          <w:numId w:val="1012"/>
-        </w:numPr>
+          <w:numId w:val="1027"/>
+        </w:numPr>
+        <w:pStyle w:val="Compact"/>
       </w:pPr>
       <w:r>
         <w:t xml:space="preserve">Standname</w:t>
@@ -1049,42 +1184,69 @@
     </w:p>
     <w:p>
       <w:pPr>
-        <w:pStyle w:val="Compact"/>
         <w:numPr>
           <w:ilvl w:val="0"/>
-          <w:numId w:val="1011"/>
-        </w:numPr>
-      </w:pPr>
-      <w:r>
-        <w:t xml:space="preserve">b) Stand_ID</w:t>
-      </w:r>
-    </w:p>
-    <w:p>
-      <w:pPr>
-        <w:pStyle w:val="Compact"/>
+          <w:numId w:val="1026"/>
+        </w:numPr>
+        <w:pStyle w:val="Compact"/>
+      </w:pPr>
+    </w:p>
+    <w:p>
+      <w:pPr>
+        <w:numPr>
+          <w:ilvl w:val="1"/>
+          <w:numId w:val="1028"/>
+        </w:numPr>
+        <w:pStyle w:val="Compact"/>
+      </w:pPr>
+      <w:r>
+        <w:t xml:space="preserve">Stand_ID</w:t>
+      </w:r>
+    </w:p>
+    <w:p>
+      <w:pPr>
         <w:numPr>
           <w:ilvl w:val="0"/>
-          <w:numId w:val="1011"/>
-        </w:numPr>
-      </w:pPr>
-      <w:r>
-        <w:t xml:space="preserve">c) Kategorie</w:t>
-      </w:r>
-    </w:p>
-    <w:p>
-      <w:pPr>
-        <w:pStyle w:val="Compact"/>
+          <w:numId w:val="1026"/>
+        </w:numPr>
+        <w:pStyle w:val="Compact"/>
+      </w:pPr>
+    </w:p>
+    <w:p>
+      <w:pPr>
+        <w:numPr>
+          <w:ilvl w:val="1"/>
+          <w:numId w:val="1029"/>
+        </w:numPr>
+        <w:pStyle w:val="Compact"/>
+      </w:pPr>
+      <w:r>
+        <w:t xml:space="preserve">Kategorie</w:t>
+      </w:r>
+    </w:p>
+    <w:p>
+      <w:pPr>
         <w:numPr>
           <w:ilvl w:val="0"/>
-          <w:numId w:val="1011"/>
-        </w:numPr>
-      </w:pPr>
-      <w:r>
-        <w:t xml:space="preserve">d) Ansprechpartner</w:t>
-      </w:r>
-    </w:p>
-    <w:bookmarkEnd w:id="34"/>
-    <w:bookmarkStart w:id="35" w:name="aufgabe-3-3-p"/>
+          <w:numId w:val="1026"/>
+        </w:numPr>
+        <w:pStyle w:val="Compact"/>
+      </w:pPr>
+    </w:p>
+    <w:p>
+      <w:pPr>
+        <w:numPr>
+          <w:ilvl w:val="1"/>
+          <w:numId w:val="1030"/>
+        </w:numPr>
+        <w:pStyle w:val="Compact"/>
+      </w:pPr>
+      <w:r>
+        <w:t xml:space="preserve">Ansprechpartner</w:t>
+      </w:r>
+    </w:p>
+    <w:bookmarkEnd w:id="45"/>
+    <w:bookmarkStart w:id="46" w:name="aufgabe-3-3-p"/>
     <w:p>
       <w:pPr>
         <w:pStyle w:val="Heading3"/>
@@ -1107,14 +1269,14 @@
       </w:pPr>
       <w:r>
         <w:rPr>
+          <w:iCs/>
           <w:i/>
-          <w:iCs/>
         </w:rPr>
         <w:t xml:space="preserve">Antwort:</w:t>
       </w:r>
     </w:p>
-    <w:bookmarkEnd w:id="35"/>
-    <w:bookmarkStart w:id="36" w:name="aufgabe-4-3-p"/>
+    <w:bookmarkEnd w:id="46"/>
+    <w:bookmarkStart w:id="47" w:name="aufgabe-4-3-p"/>
     <w:p>
       <w:pPr>
         <w:pStyle w:val="Heading3"/>
@@ -1137,8 +1299,8 @@
       </w:pPr>
       <w:r>
         <w:rPr>
+          <w:iCs/>
           <w:i/>
-          <w:iCs/>
         </w:rPr>
         <w:t xml:space="preserve">Antwort:</w:t>
       </w:r>
@@ -1150,10 +1312,10 @@
         </w:pict>
       </w:r>
     </w:p>
-    <w:bookmarkEnd w:id="36"/>
-    <w:bookmarkEnd w:id="37"/>
-    <w:bookmarkEnd w:id="38"/>
-    <w:bookmarkStart w:id="44" w:name="erwartungshorizont-2"/>
+    <w:bookmarkEnd w:id="47"/>
+    <w:bookmarkEnd w:id="48"/>
+    <w:bookmarkEnd w:id="49"/>
+    <w:bookmarkStart w:id="55" w:name="erwartungshorizont-2"/>
     <w:p>
       <w:pPr>
         <w:pStyle w:val="Heading1"/>
@@ -1162,7 +1324,7 @@
         <w:t xml:space="preserve">Erwartungshorizont</w:t>
       </w:r>
     </w:p>
-    <w:bookmarkStart w:id="39" w:name="aufgabe-1-4-p-3"/>
+    <w:bookmarkStart w:id="50" w:name="aufgabe-1-4-p-3"/>
     <w:p>
       <w:pPr>
         <w:pStyle w:val="Heading2"/>
@@ -1187,8 +1349,8 @@
         <w:t xml:space="preserve">Andere fachlich gleichwertige Formulierungen sind bei offenen Aufgaben anzuerkennen.</w:t>
       </w:r>
     </w:p>
-    <w:bookmarkEnd w:id="39"/>
-    <w:bookmarkStart w:id="40" w:name="aufgabe-2-1-p-3"/>
+    <w:bookmarkEnd w:id="50"/>
+    <w:bookmarkStart w:id="51" w:name="aufgabe-2-1-p-3"/>
     <w:p>
       <w:pPr>
         <w:pStyle w:val="Heading2"/>
@@ -1213,8 +1375,8 @@
         <w:t xml:space="preserve">Andere fachlich gleichwertige Formulierungen sind bei offenen Aufgaben anzuerkennen.</w:t>
       </w:r>
     </w:p>
-    <w:bookmarkEnd w:id="40"/>
-    <w:bookmarkStart w:id="41" w:name="aufgabe-3-3-p-1"/>
+    <w:bookmarkEnd w:id="51"/>
+    <w:bookmarkStart w:id="52" w:name="aufgabe-3-3-p-1"/>
     <w:p>
       <w:pPr>
         <w:pStyle w:val="Heading2"/>
@@ -1239,8 +1401,8 @@
         <w:t xml:space="preserve">Andere fachlich gleichwertige Formulierungen sind bei offenen Aufgaben anzuerkennen.</w:t>
       </w:r>
     </w:p>
-    <w:bookmarkEnd w:id="41"/>
-    <w:bookmarkStart w:id="42" w:name="aufgabe-4-3-p-1"/>
+    <w:bookmarkEnd w:id="52"/>
+    <w:bookmarkStart w:id="53" w:name="aufgabe-4-3-p-1"/>
     <w:p>
       <w:pPr>
         <w:pStyle w:val="Heading2"/>
@@ -1265,8 +1427,8 @@
         <w:t xml:space="preserve">Andere fachlich gleichwertige Formulierungen sind bei offenen Aufgaben anzuerkennen.</w:t>
       </w:r>
     </w:p>
-    <w:bookmarkEnd w:id="42"/>
-    <w:bookmarkStart w:id="43" w:name="bewertungshinweis-2"/>
+    <w:bookmarkEnd w:id="53"/>
+    <w:bookmarkStart w:id="54" w:name="bewertungshinweis-2"/>
     <w:p>
       <w:pPr>
         <w:pStyle w:val="Heading2"/>
@@ -1283,9 +1445,9 @@
         <w:t xml:space="preserve">Konzipiert für etwa 15 Minuten; maximal 20 Minuten. Der verbindliche Notenschlüssel richtet sich nach den schulischen Festlegungen.</w:t>
       </w:r>
     </w:p>
-    <w:bookmarkEnd w:id="43"/>
-    <w:bookmarkEnd w:id="44"/>
-    <w:bookmarkStart w:id="50" w:name="lk-04-beziehungen-und-datenbankschema"/>
+    <w:bookmarkEnd w:id="54"/>
+    <w:bookmarkEnd w:id="55"/>
+    <w:bookmarkStart w:id="61" w:name="lk-04-beziehungen-und-datenbankschema"/>
     <w:p>
       <w:pPr>
         <w:pStyle w:val="Heading1"/>
@@ -1300,8 +1462,8 @@
       </w:pPr>
       <w:r>
         <w:rPr>
+          <w:bCs/>
           <w:b/>
-          <w:bCs/>
         </w:rPr>
         <w:t xml:space="preserve">Zielzeit:</w:t>
       </w:r>
@@ -1316,8 +1478,8 @@
       </w:r>
       <w:r>
         <w:rPr>
+          <w:bCs/>
           <w:b/>
-          <w:bCs/>
         </w:rPr>
         <w:t xml:space="preserve">Maximalzeit:</w:t>
       </w:r>
@@ -1332,8 +1494,8 @@
       </w:r>
       <w:r>
         <w:rPr>
+          <w:bCs/>
           <w:b/>
-          <w:bCs/>
         </w:rPr>
         <w:t xml:space="preserve">Gesamtpunkte:</w:t>
       </w:r>
@@ -1344,7 +1506,7 @@
         <w:t xml:space="preserve">10</w:t>
       </w:r>
     </w:p>
-    <w:bookmarkStart w:id="49" w:name="aufgaben-3"/>
+    <w:bookmarkStart w:id="60" w:name="aufgaben-3"/>
     <w:p>
       <w:pPr>
         <w:pStyle w:val="Heading2"/>
@@ -1353,7 +1515,7 @@
         <w:t xml:space="preserve">Aufgaben</w:t>
       </w:r>
     </w:p>
-    <w:bookmarkStart w:id="45" w:name="aufgabe-1-1-p-2"/>
+    <w:bookmarkStart w:id="56" w:name="aufgabe-1-1-p-2"/>
     <w:p>
       <w:pPr>
         <w:pStyle w:val="Heading3"/>
@@ -1372,20 +1534,20 @@
     </w:p>
     <w:p>
       <w:pPr>
-        <w:pStyle w:val="Compact"/>
         <w:numPr>
           <w:ilvl w:val="0"/>
-          <w:numId w:val="1013"/>
-        </w:numPr>
-      </w:pPr>
-    </w:p>
-    <w:p>
-      <w:pPr>
-        <w:pStyle w:val="Compact"/>
+          <w:numId w:val="1031"/>
+        </w:numPr>
+        <w:pStyle w:val="Compact"/>
+      </w:pPr>
+    </w:p>
+    <w:p>
+      <w:pPr>
         <w:numPr>
           <w:ilvl w:val="1"/>
-          <w:numId w:val="1014"/>
-        </w:numPr>
+          <w:numId w:val="1032"/>
+        </w:numPr>
+        <w:pStyle w:val="Compact"/>
       </w:pPr>
       <w:r>
         <w:t xml:space="preserve">Auf der 1-Seite</w:t>
@@ -1393,42 +1555,69 @@
     </w:p>
     <w:p>
       <w:pPr>
-        <w:pStyle w:val="Compact"/>
         <w:numPr>
           <w:ilvl w:val="0"/>
-          <w:numId w:val="1013"/>
-        </w:numPr>
-      </w:pPr>
-      <w:r>
-        <w:t xml:space="preserve">b) Auf der n-Seite</w:t>
-      </w:r>
-    </w:p>
-    <w:p>
-      <w:pPr>
-        <w:pStyle w:val="Compact"/>
+          <w:numId w:val="1031"/>
+        </w:numPr>
+        <w:pStyle w:val="Compact"/>
+      </w:pPr>
+    </w:p>
+    <w:p>
+      <w:pPr>
+        <w:numPr>
+          <w:ilvl w:val="1"/>
+          <w:numId w:val="1033"/>
+        </w:numPr>
+        <w:pStyle w:val="Compact"/>
+      </w:pPr>
+      <w:r>
+        <w:t xml:space="preserve">Auf der n-Seite</w:t>
+      </w:r>
+    </w:p>
+    <w:p>
+      <w:pPr>
         <w:numPr>
           <w:ilvl w:val="0"/>
-          <w:numId w:val="1013"/>
-        </w:numPr>
-      </w:pPr>
-      <w:r>
-        <w:t xml:space="preserve">c) In keiner Tabelle</w:t>
-      </w:r>
-    </w:p>
-    <w:p>
-      <w:pPr>
-        <w:pStyle w:val="Compact"/>
+          <w:numId w:val="1031"/>
+        </w:numPr>
+        <w:pStyle w:val="Compact"/>
+      </w:pPr>
+    </w:p>
+    <w:p>
+      <w:pPr>
+        <w:numPr>
+          <w:ilvl w:val="1"/>
+          <w:numId w:val="1034"/>
+        </w:numPr>
+        <w:pStyle w:val="Compact"/>
+      </w:pPr>
+      <w:r>
+        <w:t xml:space="preserve">In keiner Tabelle</w:t>
+      </w:r>
+    </w:p>
+    <w:p>
+      <w:pPr>
         <w:numPr>
           <w:ilvl w:val="0"/>
-          <w:numId w:val="1013"/>
-        </w:numPr>
-      </w:pPr>
-      <w:r>
-        <w:t xml:space="preserve">d) Immer in beiden Tabellen</w:t>
-      </w:r>
-    </w:p>
-    <w:bookmarkEnd w:id="45"/>
-    <w:bookmarkStart w:id="46" w:name="aufgabe-2-2-p"/>
+          <w:numId w:val="1031"/>
+        </w:numPr>
+        <w:pStyle w:val="Compact"/>
+      </w:pPr>
+    </w:p>
+    <w:p>
+      <w:pPr>
+        <w:numPr>
+          <w:ilvl w:val="1"/>
+          <w:numId w:val="1035"/>
+        </w:numPr>
+        <w:pStyle w:val="Compact"/>
+      </w:pPr>
+      <w:r>
+        <w:t xml:space="preserve">Immer in beiden Tabellen</w:t>
+      </w:r>
+    </w:p>
+    <w:bookmarkEnd w:id="56"/>
+    <w:bookmarkStart w:id="57" w:name="aufgabe-2-2-p"/>
     <w:p>
       <w:pPr>
         <w:pStyle w:val="Heading3"/>
@@ -1451,14 +1640,14 @@
       </w:pPr>
       <w:r>
         <w:rPr>
+          <w:iCs/>
           <w:i/>
-          <w:iCs/>
         </w:rPr>
         <w:t xml:space="preserve">Antwort:</w:t>
       </w:r>
     </w:p>
-    <w:bookmarkEnd w:id="46"/>
-    <w:bookmarkStart w:id="47" w:name="aufgabe-3-3-p-2"/>
+    <w:bookmarkEnd w:id="57"/>
+    <w:bookmarkStart w:id="58" w:name="aufgabe-3-3-p-2"/>
     <w:p>
       <w:pPr>
         <w:pStyle w:val="Heading3"/>
@@ -1477,20 +1666,20 @@
     </w:p>
     <w:p>
       <w:pPr>
-        <w:pStyle w:val="Compact"/>
         <w:numPr>
           <w:ilvl w:val="0"/>
-          <w:numId w:val="1015"/>
-        </w:numPr>
-      </w:pPr>
-    </w:p>
-    <w:p>
-      <w:pPr>
-        <w:pStyle w:val="Compact"/>
+          <w:numId w:val="1036"/>
+        </w:numPr>
+        <w:pStyle w:val="Compact"/>
+      </w:pPr>
+    </w:p>
+    <w:p>
+      <w:pPr>
         <w:numPr>
           <w:ilvl w:val="1"/>
-          <w:numId w:val="1016"/>
-        </w:numPr>
+          <w:numId w:val="1037"/>
+        </w:numPr>
+        <w:pStyle w:val="Compact"/>
       </w:pPr>
       <w:r>
         <w:t xml:space="preserve">Raum.Raum_ID → Primärschlüssel</w:t>
@@ -1498,30 +1687,48 @@
     </w:p>
     <w:p>
       <w:pPr>
-        <w:pStyle w:val="Compact"/>
         <w:numPr>
           <w:ilvl w:val="0"/>
-          <w:numId w:val="1015"/>
-        </w:numPr>
-      </w:pPr>
-      <w:r>
-        <w:t xml:space="preserve">b) Programmpunkt.Programmpunkt_ID → Primärschlüssel</w:t>
-      </w:r>
-    </w:p>
-    <w:p>
-      <w:pPr>
-        <w:pStyle w:val="Compact"/>
+          <w:numId w:val="1036"/>
+        </w:numPr>
+        <w:pStyle w:val="Compact"/>
+      </w:pPr>
+    </w:p>
+    <w:p>
+      <w:pPr>
+        <w:numPr>
+          <w:ilvl w:val="1"/>
+          <w:numId w:val="1038"/>
+        </w:numPr>
+        <w:pStyle w:val="Compact"/>
+      </w:pPr>
+      <w:r>
+        <w:t xml:space="preserve">Programmpunkt.Programmpunkt_ID → Primärschlüssel</w:t>
+      </w:r>
+    </w:p>
+    <w:p>
+      <w:pPr>
         <w:numPr>
           <w:ilvl w:val="0"/>
-          <w:numId w:val="1015"/>
-        </w:numPr>
-      </w:pPr>
-      <w:r>
-        <w:t xml:space="preserve">c) Programmpunkt.Raum_ID → Fremdschlüssel</w:t>
-      </w:r>
-    </w:p>
-    <w:bookmarkEnd w:id="47"/>
-    <w:bookmarkStart w:id="48" w:name="aufgabe-4-4-p-4"/>
+          <w:numId w:val="1036"/>
+        </w:numPr>
+        <w:pStyle w:val="Compact"/>
+      </w:pPr>
+    </w:p>
+    <w:p>
+      <w:pPr>
+        <w:numPr>
+          <w:ilvl w:val="1"/>
+          <w:numId w:val="1039"/>
+        </w:numPr>
+        <w:pStyle w:val="Compact"/>
+      </w:pPr>
+      <w:r>
+        <w:t xml:space="preserve">Programmpunkt.Raum_ID → Fremdschlüssel</w:t>
+      </w:r>
+    </w:p>
+    <w:bookmarkEnd w:id="58"/>
+    <w:bookmarkStart w:id="59" w:name="aufgabe-4-4-p-4"/>
     <w:p>
       <w:pPr>
         <w:pStyle w:val="Heading3"/>
@@ -1544,8 +1751,8 @@
       </w:pPr>
       <w:r>
         <w:rPr>
+          <w:iCs/>
           <w:i/>
-          <w:iCs/>
         </w:rPr>
         <w:t xml:space="preserve">Antwort:</w:t>
       </w:r>
@@ -1557,10 +1764,10 @@
         </w:pict>
       </w:r>
     </w:p>
-    <w:bookmarkEnd w:id="48"/>
-    <w:bookmarkEnd w:id="49"/>
-    <w:bookmarkEnd w:id="50"/>
-    <w:bookmarkStart w:id="56" w:name="erwartungshorizont-3"/>
+    <w:bookmarkEnd w:id="59"/>
+    <w:bookmarkEnd w:id="60"/>
+    <w:bookmarkEnd w:id="61"/>
+    <w:bookmarkStart w:id="67" w:name="erwartungshorizont-3"/>
     <w:p>
       <w:pPr>
         <w:pStyle w:val="Heading1"/>
@@ -1569,7 +1776,7 @@
         <w:t xml:space="preserve">Erwartungshorizont</w:t>
       </w:r>
     </w:p>
-    <w:bookmarkStart w:id="51" w:name="aufgabe-1-1-p-3"/>
+    <w:bookmarkStart w:id="62" w:name="aufgabe-1-1-p-3"/>
     <w:p>
       <w:pPr>
         <w:pStyle w:val="Heading2"/>
@@ -1594,8 +1801,8 @@
         <w:t xml:space="preserve">Andere fachlich gleichwertige Formulierungen sind bei offenen Aufgaben anzuerkennen.</w:t>
       </w:r>
     </w:p>
-    <w:bookmarkEnd w:id="51"/>
-    <w:bookmarkStart w:id="52" w:name="aufgabe-2-2-p-1"/>
+    <w:bookmarkEnd w:id="62"/>
+    <w:bookmarkStart w:id="63" w:name="aufgabe-2-2-p-1"/>
     <w:p>
       <w:pPr>
         <w:pStyle w:val="Heading2"/>
@@ -1620,8 +1827,8 @@
         <w:t xml:space="preserve">Andere fachlich gleichwertige Formulierungen sind bei offenen Aufgaben anzuerkennen.</w:t>
       </w:r>
     </w:p>
-    <w:bookmarkEnd w:id="52"/>
-    <w:bookmarkStart w:id="53" w:name="aufgabe-3-3-p-3"/>
+    <w:bookmarkEnd w:id="63"/>
+    <w:bookmarkStart w:id="64" w:name="aufgabe-3-3-p-3"/>
     <w:p>
       <w:pPr>
         <w:pStyle w:val="Heading2"/>
@@ -1646,8 +1853,8 @@
         <w:t xml:space="preserve">Andere fachlich gleichwertige Formulierungen sind bei offenen Aufgaben anzuerkennen.</w:t>
       </w:r>
     </w:p>
-    <w:bookmarkEnd w:id="53"/>
-    <w:bookmarkStart w:id="54" w:name="aufgabe-4-4-p-5"/>
+    <w:bookmarkEnd w:id="64"/>
+    <w:bookmarkStart w:id="65" w:name="aufgabe-4-4-p-5"/>
     <w:p>
       <w:pPr>
         <w:pStyle w:val="Heading2"/>
@@ -1672,8 +1879,8 @@
         <w:t xml:space="preserve">Andere fachlich gleichwertige Formulierungen sind bei offenen Aufgaben anzuerkennen.</w:t>
       </w:r>
     </w:p>
-    <w:bookmarkEnd w:id="54"/>
-    <w:bookmarkStart w:id="55" w:name="bewertungshinweis-3"/>
+    <w:bookmarkEnd w:id="65"/>
+    <w:bookmarkStart w:id="66" w:name="bewertungshinweis-3"/>
     <w:p>
       <w:pPr>
         <w:pStyle w:val="Heading2"/>
@@ -1690,9 +1897,9 @@
         <w:t xml:space="preserve">Konzipiert für etwa 15 Minuten; maximal 20 Minuten. Der verbindliche Notenschlüssel richtet sich nach den schulischen Festlegungen.</w:t>
       </w:r>
     </w:p>
-    <w:bookmarkEnd w:id="55"/>
-    <w:bookmarkEnd w:id="56"/>
-    <w:bookmarkStart w:id="62" w:name="lk-05-suchen-filtern-und-sortieren"/>
+    <w:bookmarkEnd w:id="66"/>
+    <w:bookmarkEnd w:id="67"/>
+    <w:bookmarkStart w:id="73" w:name="lk-05-suchen-filtern-und-sortieren"/>
     <w:p>
       <w:pPr>
         <w:pStyle w:val="Heading1"/>
@@ -1707,8 +1914,8 @@
       </w:pPr>
       <w:r>
         <w:rPr>
+          <w:bCs/>
           <w:b/>
-          <w:bCs/>
         </w:rPr>
         <w:t xml:space="preserve">Zielzeit:</w:t>
       </w:r>
@@ -1723,8 +1930,8 @@
       </w:r>
       <w:r>
         <w:rPr>
+          <w:bCs/>
           <w:b/>
-          <w:bCs/>
         </w:rPr>
         <w:t xml:space="preserve">Maximalzeit:</w:t>
       </w:r>
@@ -1739,8 +1946,8 @@
       </w:r>
       <w:r>
         <w:rPr>
+          <w:bCs/>
           <w:b/>
-          <w:bCs/>
         </w:rPr>
         <w:t xml:space="preserve">Gesamtpunkte:</w:t>
       </w:r>
@@ -1751,7 +1958,7 @@
         <w:t xml:space="preserve">10</w:t>
       </w:r>
     </w:p>
-    <w:bookmarkStart w:id="61" w:name="aufgaben-4"/>
+    <w:bookmarkStart w:id="72" w:name="aufgaben-4"/>
     <w:p>
       <w:pPr>
         <w:pStyle w:val="Heading2"/>
@@ -1760,7 +1967,7 @@
         <w:t xml:space="preserve">Aufgaben</w:t>
       </w:r>
     </w:p>
-    <w:bookmarkStart w:id="57" w:name="aufgabe-1-1-p-4"/>
+    <w:bookmarkStart w:id="68" w:name="aufgabe-1-1-p-4"/>
     <w:p>
       <w:pPr>
         <w:pStyle w:val="Heading3"/>
@@ -1779,20 +1986,20 @@
     </w:p>
     <w:p>
       <w:pPr>
-        <w:pStyle w:val="Compact"/>
         <w:numPr>
           <w:ilvl w:val="0"/>
-          <w:numId w:val="1017"/>
-        </w:numPr>
-      </w:pPr>
-    </w:p>
-    <w:p>
-      <w:pPr>
-        <w:pStyle w:val="Compact"/>
+          <w:numId w:val="1040"/>
+        </w:numPr>
+        <w:pStyle w:val="Compact"/>
+      </w:pPr>
+    </w:p>
+    <w:p>
+      <w:pPr>
         <w:numPr>
           <w:ilvl w:val="1"/>
-          <w:numId w:val="1018"/>
-        </w:numPr>
+          <w:numId w:val="1041"/>
+        </w:numPr>
+        <w:pStyle w:val="Compact"/>
       </w:pPr>
       <w:r>
         <w:t xml:space="preserve">Strombedarf &gt; 1000</w:t>
@@ -1800,42 +2007,69 @@
     </w:p>
     <w:p>
       <w:pPr>
-        <w:pStyle w:val="Compact"/>
         <w:numPr>
           <w:ilvl w:val="0"/>
-          <w:numId w:val="1017"/>
-        </w:numPr>
-      </w:pPr>
-      <w:r>
-        <w:t xml:space="preserve">b) Strombedarf &lt;= 1000</w:t>
-      </w:r>
-    </w:p>
-    <w:p>
-      <w:pPr>
-        <w:pStyle w:val="Compact"/>
+          <w:numId w:val="1040"/>
+        </w:numPr>
+        <w:pStyle w:val="Compact"/>
+      </w:pPr>
+    </w:p>
+    <w:p>
+      <w:pPr>
+        <w:numPr>
+          <w:ilvl w:val="1"/>
+          <w:numId w:val="1042"/>
+        </w:numPr>
+        <w:pStyle w:val="Compact"/>
+      </w:pPr>
+      <w:r>
+        <w:t xml:space="preserve">Strombedarf &lt;= 1000</w:t>
+      </w:r>
+    </w:p>
+    <w:p>
+      <w:pPr>
         <w:numPr>
           <w:ilvl w:val="0"/>
-          <w:numId w:val="1017"/>
-        </w:numPr>
-      </w:pPr>
-      <w:r>
-        <w:t xml:space="preserve">c) Strombedarf = 1000</w:t>
-      </w:r>
-    </w:p>
-    <w:p>
-      <w:pPr>
-        <w:pStyle w:val="Compact"/>
+          <w:numId w:val="1040"/>
+        </w:numPr>
+        <w:pStyle w:val="Compact"/>
+      </w:pPr>
+    </w:p>
+    <w:p>
+      <w:pPr>
+        <w:numPr>
+          <w:ilvl w:val="1"/>
+          <w:numId w:val="1043"/>
+        </w:numPr>
+        <w:pStyle w:val="Compact"/>
+      </w:pPr>
+      <w:r>
+        <w:t xml:space="preserve">Strombedarf = 1000</w:t>
+      </w:r>
+    </w:p>
+    <w:p>
+      <w:pPr>
         <w:numPr>
           <w:ilvl w:val="0"/>
-          <w:numId w:val="1017"/>
-        </w:numPr>
-      </w:pPr>
-      <w:r>
-        <w:t xml:space="preserve">d) Strombedarf != 1000</w:t>
-      </w:r>
-    </w:p>
-    <w:bookmarkEnd w:id="57"/>
-    <w:bookmarkStart w:id="58" w:name="aufgabe-2-2-p-2"/>
+          <w:numId w:val="1040"/>
+        </w:numPr>
+        <w:pStyle w:val="Compact"/>
+      </w:pPr>
+    </w:p>
+    <w:p>
+      <w:pPr>
+        <w:numPr>
+          <w:ilvl w:val="1"/>
+          <w:numId w:val="1044"/>
+        </w:numPr>
+        <w:pStyle w:val="Compact"/>
+      </w:pPr>
+      <w:r>
+        <w:t xml:space="preserve">Strombedarf != 1000</w:t>
+      </w:r>
+    </w:p>
+    <w:bookmarkEnd w:id="68"/>
+    <w:bookmarkStart w:id="69" w:name="aufgabe-2-2-p-2"/>
     <w:p>
       <w:pPr>
         <w:pStyle w:val="Heading3"/>
@@ -1854,20 +2088,20 @@
     </w:p>
     <w:p>
       <w:pPr>
-        <w:pStyle w:val="Compact"/>
         <w:numPr>
           <w:ilvl w:val="0"/>
-          <w:numId w:val="1019"/>
-        </w:numPr>
-      </w:pPr>
-    </w:p>
-    <w:p>
-      <w:pPr>
-        <w:pStyle w:val="Compact"/>
+          <w:numId w:val="1045"/>
+        </w:numPr>
+        <w:pStyle w:val="Compact"/>
+      </w:pPr>
+    </w:p>
+    <w:p>
+      <w:pPr>
         <w:numPr>
           <w:ilvl w:val="1"/>
-          <w:numId w:val="1020"/>
-        </w:numPr>
+          <w:numId w:val="1046"/>
+        </w:numPr>
+        <w:pStyle w:val="Compact"/>
       </w:pPr>
       <w:r>
         <w:t xml:space="preserve">Essensstand, vegan</w:t>
@@ -1875,42 +2109,69 @@
     </w:p>
     <w:p>
       <w:pPr>
-        <w:pStyle w:val="Compact"/>
         <w:numPr>
           <w:ilvl w:val="0"/>
-          <w:numId w:val="1019"/>
-        </w:numPr>
-      </w:pPr>
-      <w:r>
-        <w:t xml:space="preserve">b) Essensstand, nicht vegan</w:t>
-      </w:r>
-    </w:p>
-    <w:p>
-      <w:pPr>
-        <w:pStyle w:val="Compact"/>
+          <w:numId w:val="1045"/>
+        </w:numPr>
+        <w:pStyle w:val="Compact"/>
+      </w:pPr>
+    </w:p>
+    <w:p>
+      <w:pPr>
+        <w:numPr>
+          <w:ilvl w:val="1"/>
+          <w:numId w:val="1047"/>
+        </w:numPr>
+        <w:pStyle w:val="Compact"/>
+      </w:pPr>
+      <w:r>
+        <w:t xml:space="preserve">Essensstand, nicht vegan</w:t>
+      </w:r>
+    </w:p>
+    <w:p>
+      <w:pPr>
         <w:numPr>
           <w:ilvl w:val="0"/>
-          <w:numId w:val="1019"/>
-        </w:numPr>
-      </w:pPr>
-      <w:r>
-        <w:t xml:space="preserve">c) Getränkestand, vegan</w:t>
-      </w:r>
-    </w:p>
-    <w:p>
-      <w:pPr>
-        <w:pStyle w:val="Compact"/>
+          <w:numId w:val="1045"/>
+        </w:numPr>
+        <w:pStyle w:val="Compact"/>
+      </w:pPr>
+    </w:p>
+    <w:p>
+      <w:pPr>
+        <w:numPr>
+          <w:ilvl w:val="1"/>
+          <w:numId w:val="1048"/>
+        </w:numPr>
+        <w:pStyle w:val="Compact"/>
+      </w:pPr>
+      <w:r>
+        <w:t xml:space="preserve">Getränkestand, vegan</w:t>
+      </w:r>
+    </w:p>
+    <w:p>
+      <w:pPr>
         <w:numPr>
           <w:ilvl w:val="0"/>
-          <w:numId w:val="1019"/>
-        </w:numPr>
-      </w:pPr>
-      <w:r>
-        <w:t xml:space="preserve">d) Essensstand, vegan und 800 W</w:t>
-      </w:r>
-    </w:p>
-    <w:bookmarkEnd w:id="58"/>
-    <w:bookmarkStart w:id="59" w:name="aufgabe-3-3-p-4"/>
+          <w:numId w:val="1045"/>
+        </w:numPr>
+        <w:pStyle w:val="Compact"/>
+      </w:pPr>
+    </w:p>
+    <w:p>
+      <w:pPr>
+        <w:numPr>
+          <w:ilvl w:val="1"/>
+          <w:numId w:val="1049"/>
+        </w:numPr>
+        <w:pStyle w:val="Compact"/>
+      </w:pPr>
+      <w:r>
+        <w:t xml:space="preserve">Essensstand, vegan und 800 W</w:t>
+      </w:r>
+    </w:p>
+    <w:bookmarkEnd w:id="69"/>
+    <w:bookmarkStart w:id="70" w:name="aufgabe-3-3-p-4"/>
     <w:p>
       <w:pPr>
         <w:pStyle w:val="Heading3"/>
@@ -1933,14 +2194,14 @@
       </w:pPr>
       <w:r>
         <w:rPr>
+          <w:iCs/>
           <w:i/>
-          <w:iCs/>
         </w:rPr>
         <w:t xml:space="preserve">Antwort:</w:t>
       </w:r>
     </w:p>
-    <w:bookmarkEnd w:id="59"/>
-    <w:bookmarkStart w:id="60" w:name="aufgabe-4-4-p-6"/>
+    <w:bookmarkEnd w:id="70"/>
+    <w:bookmarkStart w:id="71" w:name="aufgabe-4-4-p-6"/>
     <w:p>
       <w:pPr>
         <w:pStyle w:val="Heading3"/>
@@ -1959,20 +2220,20 @@
     </w:p>
     <w:p>
       <w:pPr>
-        <w:pStyle w:val="Compact"/>
         <w:numPr>
           <w:ilvl w:val="0"/>
-          <w:numId w:val="1021"/>
-        </w:numPr>
-      </w:pPr>
-    </w:p>
-    <w:p>
-      <w:pPr>
-        <w:pStyle w:val="Compact"/>
+          <w:numId w:val="1050"/>
+        </w:numPr>
+        <w:pStyle w:val="Compact"/>
+      </w:pPr>
+    </w:p>
+    <w:p>
+      <w:pPr>
         <w:numPr>
           <w:ilvl w:val="1"/>
-          <w:numId w:val="1022"/>
-        </w:numPr>
+          <w:numId w:val="1051"/>
+        </w:numPr>
+        <w:pStyle w:val="Compact"/>
       </w:pPr>
       <w:r>
         <w:t xml:space="preserve">Ziel klären</w:t>
@@ -1980,38 +2241,65 @@
     </w:p>
     <w:p>
       <w:pPr>
-        <w:pStyle w:val="Compact"/>
         <w:numPr>
           <w:ilvl w:val="0"/>
-          <w:numId w:val="1021"/>
-        </w:numPr>
-      </w:pPr>
-      <w:r>
-        <w:t xml:space="preserve">b) Bedingungen formulieren</w:t>
-      </w:r>
-    </w:p>
-    <w:p>
-      <w:pPr>
-        <w:pStyle w:val="Compact"/>
+          <w:numId w:val="1050"/>
+        </w:numPr>
+        <w:pStyle w:val="Compact"/>
+      </w:pPr>
+    </w:p>
+    <w:p>
+      <w:pPr>
+        <w:numPr>
+          <w:ilvl w:val="1"/>
+          <w:numId w:val="1052"/>
+        </w:numPr>
+        <w:pStyle w:val="Compact"/>
+      </w:pPr>
+      <w:r>
+        <w:t xml:space="preserve">Bedingungen formulieren</w:t>
+      </w:r>
+    </w:p>
+    <w:p>
+      <w:pPr>
         <w:numPr>
           <w:ilvl w:val="0"/>
-          <w:numId w:val="1021"/>
-        </w:numPr>
-      </w:pPr>
-      <w:r>
-        <w:t xml:space="preserve">c) Treffer prüfen</w:t>
-      </w:r>
-    </w:p>
-    <w:p>
-      <w:pPr>
-        <w:pStyle w:val="Compact"/>
+          <w:numId w:val="1050"/>
+        </w:numPr>
+        <w:pStyle w:val="Compact"/>
+      </w:pPr>
+    </w:p>
+    <w:p>
+      <w:pPr>
+        <w:numPr>
+          <w:ilvl w:val="1"/>
+          <w:numId w:val="1053"/>
+        </w:numPr>
+        <w:pStyle w:val="Compact"/>
+      </w:pPr>
+      <w:r>
+        <w:t xml:space="preserve">Treffer prüfen</w:t>
+      </w:r>
+    </w:p>
+    <w:p>
+      <w:pPr>
         <w:numPr>
           <w:ilvl w:val="0"/>
-          <w:numId w:val="1021"/>
-        </w:numPr>
-      </w:pPr>
-      <w:r>
-        <w:t xml:space="preserve">d) Ergebnis sortieren</w:t>
+          <w:numId w:val="1050"/>
+        </w:numPr>
+        <w:pStyle w:val="Compact"/>
+      </w:pPr>
+    </w:p>
+    <w:p>
+      <w:pPr>
+        <w:numPr>
+          <w:ilvl w:val="1"/>
+          <w:numId w:val="1054"/>
+        </w:numPr>
+        <w:pStyle w:val="Compact"/>
+      </w:pPr>
+      <w:r>
+        <w:t xml:space="preserve">Ergebnis sortieren</w:t>
       </w:r>
     </w:p>
     <w:p>
@@ -2021,10 +2309,10 @@
         </w:pict>
       </w:r>
     </w:p>
-    <w:bookmarkEnd w:id="60"/>
-    <w:bookmarkEnd w:id="61"/>
-    <w:bookmarkEnd w:id="62"/>
-    <w:bookmarkStart w:id="68" w:name="erwartungshorizont-4"/>
+    <w:bookmarkEnd w:id="71"/>
+    <w:bookmarkEnd w:id="72"/>
+    <w:bookmarkEnd w:id="73"/>
+    <w:bookmarkStart w:id="79" w:name="erwartungshorizont-4"/>
     <w:p>
       <w:pPr>
         <w:pStyle w:val="Heading1"/>
@@ -2033,7 +2321,7 @@
         <w:t xml:space="preserve">Erwartungshorizont</w:t>
       </w:r>
     </w:p>
-    <w:bookmarkStart w:id="63" w:name="aufgabe-1-1-p-5"/>
+    <w:bookmarkStart w:id="74" w:name="aufgabe-1-1-p-5"/>
     <w:p>
       <w:pPr>
         <w:pStyle w:val="Heading2"/>
@@ -2058,8 +2346,8 @@
         <w:t xml:space="preserve">Andere fachlich gleichwertige Formulierungen sind bei offenen Aufgaben anzuerkennen.</w:t>
       </w:r>
     </w:p>
-    <w:bookmarkEnd w:id="63"/>
-    <w:bookmarkStart w:id="64" w:name="aufgabe-2-2-p-3"/>
+    <w:bookmarkEnd w:id="74"/>
+    <w:bookmarkStart w:id="75" w:name="aufgabe-2-2-p-3"/>
     <w:p>
       <w:pPr>
         <w:pStyle w:val="Heading2"/>
@@ -2084,8 +2372,8 @@
         <w:t xml:space="preserve">Andere fachlich gleichwertige Formulierungen sind bei offenen Aufgaben anzuerkennen.</w:t>
       </w:r>
     </w:p>
-    <w:bookmarkEnd w:id="64"/>
-    <w:bookmarkStart w:id="65" w:name="aufgabe-3-3-p-5"/>
+    <w:bookmarkEnd w:id="75"/>
+    <w:bookmarkStart w:id="76" w:name="aufgabe-3-3-p-5"/>
     <w:p>
       <w:pPr>
         <w:pStyle w:val="Heading2"/>
@@ -2110,8 +2398,8 @@
         <w:t xml:space="preserve">Andere fachlich gleichwertige Formulierungen sind bei offenen Aufgaben anzuerkennen.</w:t>
       </w:r>
     </w:p>
-    <w:bookmarkEnd w:id="65"/>
-    <w:bookmarkStart w:id="66" w:name="aufgabe-4-4-p-7"/>
+    <w:bookmarkEnd w:id="76"/>
+    <w:bookmarkStart w:id="77" w:name="aufgabe-4-4-p-7"/>
     <w:p>
       <w:pPr>
         <w:pStyle w:val="Heading2"/>
@@ -2136,8 +2424,8 @@
         <w:t xml:space="preserve">Andere fachlich gleichwertige Formulierungen sind bei offenen Aufgaben anzuerkennen.</w:t>
       </w:r>
     </w:p>
-    <w:bookmarkEnd w:id="66"/>
-    <w:bookmarkStart w:id="67" w:name="bewertungshinweis-4"/>
+    <w:bookmarkEnd w:id="77"/>
+    <w:bookmarkStart w:id="78" w:name="bewertungshinweis-4"/>
     <w:p>
       <w:pPr>
         <w:pStyle w:val="Heading2"/>
@@ -2154,9 +2442,9 @@
         <w:t xml:space="preserve">Konzipiert für etwa 15 Minuten; maximal 20 Minuten. Der verbindliche Notenschlüssel richtet sich nach den schulischen Festlegungen.</w:t>
       </w:r>
     </w:p>
-    <w:bookmarkEnd w:id="67"/>
-    <w:bookmarkEnd w:id="68"/>
-    <w:bookmarkStart w:id="74" w:name="lk-06-auswertungen-und-diagramme"/>
+    <w:bookmarkEnd w:id="78"/>
+    <w:bookmarkEnd w:id="79"/>
+    <w:bookmarkStart w:id="85" w:name="lk-06-auswertungen-und-diagramme"/>
     <w:p>
       <w:pPr>
         <w:pStyle w:val="Heading1"/>
@@ -2171,8 +2459,8 @@
       </w:pPr>
       <w:r>
         <w:rPr>
+          <w:bCs/>
           <w:b/>
-          <w:bCs/>
         </w:rPr>
         <w:t xml:space="preserve">Zielzeit:</w:t>
       </w:r>
@@ -2187,8 +2475,8 @@
       </w:r>
       <w:r>
         <w:rPr>
+          <w:bCs/>
           <w:b/>
-          <w:bCs/>
         </w:rPr>
         <w:t xml:space="preserve">Maximalzeit:</w:t>
       </w:r>
@@ -2203,8 +2491,8 @@
       </w:r>
       <w:r>
         <w:rPr>
+          <w:bCs/>
           <w:b/>
-          <w:bCs/>
         </w:rPr>
         <w:t xml:space="preserve">Gesamtpunkte:</w:t>
       </w:r>
@@ -2215,7 +2503,7 @@
         <w:t xml:space="preserve">9</w:t>
       </w:r>
     </w:p>
-    <w:bookmarkStart w:id="73" w:name="aufgaben-5"/>
+    <w:bookmarkStart w:id="84" w:name="aufgaben-5"/>
     <w:p>
       <w:pPr>
         <w:pStyle w:val="Heading2"/>
@@ -2224,7 +2512,7 @@
         <w:t xml:space="preserve">Aufgaben</w:t>
       </w:r>
     </w:p>
-    <w:bookmarkStart w:id="69" w:name="aufgabe-1-1-p-6"/>
+    <w:bookmarkStart w:id="80" w:name="aufgabe-1-1-p-6"/>
     <w:p>
       <w:pPr>
         <w:pStyle w:val="Heading3"/>
@@ -2243,20 +2531,20 @@
     </w:p>
     <w:p>
       <w:pPr>
-        <w:pStyle w:val="Compact"/>
         <w:numPr>
           <w:ilvl w:val="0"/>
-          <w:numId w:val="1023"/>
-        </w:numPr>
-      </w:pPr>
-    </w:p>
-    <w:p>
-      <w:pPr>
-        <w:pStyle w:val="Compact"/>
+          <w:numId w:val="1055"/>
+        </w:numPr>
+        <w:pStyle w:val="Compact"/>
+      </w:pPr>
+    </w:p>
+    <w:p>
+      <w:pPr>
         <w:numPr>
           <w:ilvl w:val="1"/>
-          <w:numId w:val="1024"/>
-        </w:numPr>
+          <w:numId w:val="1056"/>
+        </w:numPr>
+        <w:pStyle w:val="Compact"/>
       </w:pPr>
       <w:r>
         <w:t xml:space="preserve">Säulendiagramm</w:t>
@@ -2264,42 +2552,69 @@
     </w:p>
     <w:p>
       <w:pPr>
-        <w:pStyle w:val="Compact"/>
         <w:numPr>
           <w:ilvl w:val="0"/>
-          <w:numId w:val="1023"/>
-        </w:numPr>
-      </w:pPr>
-      <w:r>
-        <w:t xml:space="preserve">b) Liniendiagramm ohne Zeitbezug</w:t>
-      </w:r>
-    </w:p>
-    <w:p>
-      <w:pPr>
-        <w:pStyle w:val="Compact"/>
+          <w:numId w:val="1055"/>
+        </w:numPr>
+        <w:pStyle w:val="Compact"/>
+      </w:pPr>
+    </w:p>
+    <w:p>
+      <w:pPr>
+        <w:numPr>
+          <w:ilvl w:val="1"/>
+          <w:numId w:val="1057"/>
+        </w:numPr>
+        <w:pStyle w:val="Compact"/>
+      </w:pPr>
+      <w:r>
+        <w:t xml:space="preserve">Liniendiagramm ohne Zeitbezug</w:t>
+      </w:r>
+    </w:p>
+    <w:p>
+      <w:pPr>
         <w:numPr>
           <w:ilvl w:val="0"/>
-          <w:numId w:val="1023"/>
-        </w:numPr>
-      </w:pPr>
-      <w:r>
-        <w:t xml:space="preserve">c) Kreisdiagramm mit 20 Segmenten</w:t>
-      </w:r>
-    </w:p>
-    <w:p>
-      <w:pPr>
-        <w:pStyle w:val="Compact"/>
+          <w:numId w:val="1055"/>
+        </w:numPr>
+        <w:pStyle w:val="Compact"/>
+      </w:pPr>
+    </w:p>
+    <w:p>
+      <w:pPr>
+        <w:numPr>
+          <w:ilvl w:val="1"/>
+          <w:numId w:val="1058"/>
+        </w:numPr>
+        <w:pStyle w:val="Compact"/>
+      </w:pPr>
+      <w:r>
+        <w:t xml:space="preserve">Kreisdiagramm mit 20 Segmenten</w:t>
+      </w:r>
+    </w:p>
+    <w:p>
+      <w:pPr>
         <w:numPr>
           <w:ilvl w:val="0"/>
-          <w:numId w:val="1023"/>
-        </w:numPr>
-      </w:pPr>
-      <w:r>
-        <w:t xml:space="preserve">d) Wortwolke</w:t>
-      </w:r>
-    </w:p>
-    <w:bookmarkEnd w:id="69"/>
-    <w:bookmarkStart w:id="70" w:name="aufgabe-2-3-p-2"/>
+          <w:numId w:val="1055"/>
+        </w:numPr>
+        <w:pStyle w:val="Compact"/>
+      </w:pPr>
+    </w:p>
+    <w:p>
+      <w:pPr>
+        <w:numPr>
+          <w:ilvl w:val="1"/>
+          <w:numId w:val="1059"/>
+        </w:numPr>
+        <w:pStyle w:val="Compact"/>
+      </w:pPr>
+      <w:r>
+        <w:t xml:space="preserve">Wortwolke</w:t>
+      </w:r>
+    </w:p>
+    <w:bookmarkEnd w:id="80"/>
+    <w:bookmarkStart w:id="81" w:name="aufgabe-2-3-p-2"/>
     <w:p>
       <w:pPr>
         <w:pStyle w:val="Heading3"/>
@@ -2318,20 +2633,20 @@
     </w:p>
     <w:p>
       <w:pPr>
-        <w:pStyle w:val="Compact"/>
         <w:numPr>
           <w:ilvl w:val="0"/>
-          <w:numId w:val="1025"/>
-        </w:numPr>
-      </w:pPr>
-    </w:p>
-    <w:p>
-      <w:pPr>
-        <w:pStyle w:val="Compact"/>
+          <w:numId w:val="1060"/>
+        </w:numPr>
+        <w:pStyle w:val="Compact"/>
+      </w:pPr>
+    </w:p>
+    <w:p>
+      <w:pPr>
         <w:numPr>
           <w:ilvl w:val="1"/>
-          <w:numId w:val="1026"/>
-        </w:numPr>
+          <w:numId w:val="1061"/>
+        </w:numPr>
+        <w:pStyle w:val="Compact"/>
       </w:pPr>
       <w:r>
         <w:t xml:space="preserve">Abgeschnittene Achse</w:t>
@@ -2339,42 +2654,69 @@
     </w:p>
     <w:p>
       <w:pPr>
-        <w:pStyle w:val="Compact"/>
         <w:numPr>
           <w:ilvl w:val="0"/>
-          <w:numId w:val="1025"/>
-        </w:numPr>
-      </w:pPr>
-      <w:r>
-        <w:t xml:space="preserve">b) Unklare Einheit</w:t>
-      </w:r>
-    </w:p>
-    <w:p>
-      <w:pPr>
-        <w:pStyle w:val="Compact"/>
+          <w:numId w:val="1060"/>
+        </w:numPr>
+        <w:pStyle w:val="Compact"/>
+      </w:pPr>
+    </w:p>
+    <w:p>
+      <w:pPr>
+        <w:numPr>
+          <w:ilvl w:val="1"/>
+          <w:numId w:val="1062"/>
+        </w:numPr>
+        <w:pStyle w:val="Compact"/>
+      </w:pPr>
+      <w:r>
+        <w:t xml:space="preserve">Unklare Einheit</w:t>
+      </w:r>
+    </w:p>
+    <w:p>
+      <w:pPr>
         <w:numPr>
           <w:ilvl w:val="0"/>
-          <w:numId w:val="1025"/>
-        </w:numPr>
-      </w:pPr>
-      <w:r>
-        <w:t xml:space="preserve">c) Quelle fehlt</w:t>
-      </w:r>
-    </w:p>
-    <w:p>
-      <w:pPr>
-        <w:pStyle w:val="Compact"/>
+          <w:numId w:val="1060"/>
+        </w:numPr>
+        <w:pStyle w:val="Compact"/>
+      </w:pPr>
+    </w:p>
+    <w:p>
+      <w:pPr>
+        <w:numPr>
+          <w:ilvl w:val="1"/>
+          <w:numId w:val="1063"/>
+        </w:numPr>
+        <w:pStyle w:val="Compact"/>
+      </w:pPr>
+      <w:r>
+        <w:t xml:space="preserve">Quelle fehlt</w:t>
+      </w:r>
+    </w:p>
+    <w:p>
+      <w:pPr>
         <w:numPr>
           <w:ilvl w:val="0"/>
-          <w:numId w:val="1025"/>
-        </w:numPr>
-      </w:pPr>
-      <w:r>
-        <w:t xml:space="preserve">d) Eindeutige Beschriftung</w:t>
-      </w:r>
-    </w:p>
-    <w:bookmarkEnd w:id="70"/>
-    <w:bookmarkStart w:id="71" w:name="aufgabe-3-2-p-4"/>
+          <w:numId w:val="1060"/>
+        </w:numPr>
+        <w:pStyle w:val="Compact"/>
+      </w:pPr>
+    </w:p>
+    <w:p>
+      <w:pPr>
+        <w:numPr>
+          <w:ilvl w:val="1"/>
+          <w:numId w:val="1064"/>
+        </w:numPr>
+        <w:pStyle w:val="Compact"/>
+      </w:pPr>
+      <w:r>
+        <w:t xml:space="preserve">Eindeutige Beschriftung</w:t>
+      </w:r>
+    </w:p>
+    <w:bookmarkEnd w:id="81"/>
+    <w:bookmarkStart w:id="82" w:name="aufgabe-3-2-p-4"/>
     <w:p>
       <w:pPr>
         <w:pStyle w:val="Heading3"/>
@@ -2397,14 +2739,14 @@
       </w:pPr>
       <w:r>
         <w:rPr>
+          <w:iCs/>
           <w:i/>
-          <w:iCs/>
         </w:rPr>
         <w:t xml:space="preserve">Antwort:</w:t>
       </w:r>
     </w:p>
-    <w:bookmarkEnd w:id="71"/>
-    <w:bookmarkStart w:id="72" w:name="aufgabe-4-3-p-2"/>
+    <w:bookmarkEnd w:id="82"/>
+    <w:bookmarkStart w:id="83" w:name="aufgabe-4-3-p-2"/>
     <w:p>
       <w:pPr>
         <w:pStyle w:val="Heading3"/>
@@ -2427,8 +2769,8 @@
       </w:pPr>
       <w:r>
         <w:rPr>
+          <w:iCs/>
           <w:i/>
-          <w:iCs/>
         </w:rPr>
         <w:t xml:space="preserve">Antwort:</w:t>
       </w:r>
@@ -2440,10 +2782,10 @@
         </w:pict>
       </w:r>
     </w:p>
-    <w:bookmarkEnd w:id="72"/>
-    <w:bookmarkEnd w:id="73"/>
-    <w:bookmarkEnd w:id="74"/>
-    <w:bookmarkStart w:id="80" w:name="erwartungshorizont-5"/>
+    <w:bookmarkEnd w:id="83"/>
+    <w:bookmarkEnd w:id="84"/>
+    <w:bookmarkEnd w:id="85"/>
+    <w:bookmarkStart w:id="91" w:name="erwartungshorizont-5"/>
     <w:p>
       <w:pPr>
         <w:pStyle w:val="Heading1"/>
@@ -2452,7 +2794,7 @@
         <w:t xml:space="preserve">Erwartungshorizont</w:t>
       </w:r>
     </w:p>
-    <w:bookmarkStart w:id="75" w:name="aufgabe-1-1-p-7"/>
+    <w:bookmarkStart w:id="86" w:name="aufgabe-1-1-p-7"/>
     <w:p>
       <w:pPr>
         <w:pStyle w:val="Heading2"/>
@@ -2477,8 +2819,8 @@
         <w:t xml:space="preserve">Andere fachlich gleichwertige Formulierungen sind bei offenen Aufgaben anzuerkennen.</w:t>
       </w:r>
     </w:p>
-    <w:bookmarkEnd w:id="75"/>
-    <w:bookmarkStart w:id="76" w:name="aufgabe-2-3-p-3"/>
+    <w:bookmarkEnd w:id="86"/>
+    <w:bookmarkStart w:id="87" w:name="aufgabe-2-3-p-3"/>
     <w:p>
       <w:pPr>
         <w:pStyle w:val="Heading2"/>
@@ -2503,8 +2845,8 @@
         <w:t xml:space="preserve">Andere fachlich gleichwertige Formulierungen sind bei offenen Aufgaben anzuerkennen.</w:t>
       </w:r>
     </w:p>
-    <w:bookmarkEnd w:id="76"/>
-    <w:bookmarkStart w:id="77" w:name="aufgabe-3-2-p-5"/>
+    <w:bookmarkEnd w:id="87"/>
+    <w:bookmarkStart w:id="88" w:name="aufgabe-3-2-p-5"/>
     <w:p>
       <w:pPr>
         <w:pStyle w:val="Heading2"/>
@@ -2529,8 +2871,8 @@
         <w:t xml:space="preserve">Andere fachlich gleichwertige Formulierungen sind bei offenen Aufgaben anzuerkennen.</w:t>
       </w:r>
     </w:p>
-    <w:bookmarkEnd w:id="77"/>
-    <w:bookmarkStart w:id="78" w:name="aufgabe-4-3-p-3"/>
+    <w:bookmarkEnd w:id="88"/>
+    <w:bookmarkStart w:id="89" w:name="aufgabe-4-3-p-3"/>
     <w:p>
       <w:pPr>
         <w:pStyle w:val="Heading2"/>
@@ -2555,8 +2897,8 @@
         <w:t xml:space="preserve">Andere fachlich gleichwertige Formulierungen sind bei offenen Aufgaben anzuerkennen.</w:t>
       </w:r>
     </w:p>
-    <w:bookmarkEnd w:id="78"/>
-    <w:bookmarkStart w:id="79" w:name="bewertungshinweis-5"/>
+    <w:bookmarkEnd w:id="89"/>
+    <w:bookmarkStart w:id="90" w:name="bewertungshinweis-5"/>
     <w:p>
       <w:pPr>
         <w:pStyle w:val="Heading2"/>
@@ -2573,9 +2915,9 @@
         <w:t xml:space="preserve">Konzipiert für etwa 15 Minuten; maximal 20 Minuten. Der verbindliche Notenschlüssel richtet sich nach den schulischen Festlegungen.</w:t>
       </w:r>
     </w:p>
-    <w:bookmarkEnd w:id="79"/>
-    <w:bookmarkEnd w:id="80"/>
-    <w:bookmarkStart w:id="86" w:name="Xd383c0515892964279bb5db616892b88e2cdbf7"/>
+    <w:bookmarkEnd w:id="90"/>
+    <w:bookmarkEnd w:id="91"/>
+    <w:bookmarkStart w:id="97" w:name="Xd383c0515892964279bb5db616892b88e2cdbf7"/>
     <w:p>
       <w:pPr>
         <w:pStyle w:val="Heading1"/>
@@ -2590,8 +2932,8 @@
       </w:pPr>
       <w:r>
         <w:rPr>
+          <w:bCs/>
           <w:b/>
-          <w:bCs/>
         </w:rPr>
         <w:t xml:space="preserve">Zielzeit:</w:t>
       </w:r>
@@ -2606,8 +2948,8 @@
       </w:r>
       <w:r>
         <w:rPr>
+          <w:bCs/>
           <w:b/>
-          <w:bCs/>
         </w:rPr>
         <w:t xml:space="preserve">Maximalzeit:</w:t>
       </w:r>
@@ -2622,8 +2964,8 @@
       </w:r>
       <w:r>
         <w:rPr>
+          <w:bCs/>
           <w:b/>
-          <w:bCs/>
         </w:rPr>
         <w:t xml:space="preserve">Gesamtpunkte:</w:t>
       </w:r>
@@ -2634,7 +2976,7 @@
         <w:t xml:space="preserve">10</w:t>
       </w:r>
     </w:p>
-    <w:bookmarkStart w:id="85" w:name="aufgaben-6"/>
+    <w:bookmarkStart w:id="96" w:name="aufgaben-6"/>
     <w:p>
       <w:pPr>
         <w:pStyle w:val="Heading2"/>
@@ -2643,7 +2985,7 @@
         <w:t xml:space="preserve">Aufgaben</w:t>
       </w:r>
     </w:p>
-    <w:bookmarkStart w:id="81" w:name="aufgabe-1-3-p"/>
+    <w:bookmarkStart w:id="92" w:name="aufgabe-1-3-p"/>
     <w:p>
       <w:pPr>
         <w:pStyle w:val="Heading3"/>
@@ -2662,20 +3004,20 @@
     </w:p>
     <w:p>
       <w:pPr>
-        <w:pStyle w:val="Compact"/>
         <w:numPr>
           <w:ilvl w:val="0"/>
-          <w:numId w:val="1027"/>
-        </w:numPr>
-      </w:pPr>
-    </w:p>
-    <w:p>
-      <w:pPr>
-        <w:pStyle w:val="Compact"/>
+          <w:numId w:val="1065"/>
+        </w:numPr>
+        <w:pStyle w:val="Compact"/>
+      </w:pPr>
+    </w:p>
+    <w:p>
+      <w:pPr>
         <w:numPr>
           <w:ilvl w:val="1"/>
-          <w:numId w:val="1028"/>
-        </w:numPr>
+          <w:numId w:val="1066"/>
+        </w:numPr>
+        <w:pStyle w:val="Compact"/>
       </w:pPr>
       <w:r>
         <w:t xml:space="preserve">große Datenmenge</w:t>
@@ -2683,42 +3025,69 @@
     </w:p>
     <w:p>
       <w:pPr>
-        <w:pStyle w:val="Compact"/>
         <w:numPr>
           <w:ilvl w:val="0"/>
-          <w:numId w:val="1027"/>
-        </w:numPr>
-      </w:pPr>
-      <w:r>
-        <w:t xml:space="preserve">b) hohe Entstehungsgeschwindigkeit</w:t>
-      </w:r>
-    </w:p>
-    <w:p>
-      <w:pPr>
-        <w:pStyle w:val="Compact"/>
+          <w:numId w:val="1065"/>
+        </w:numPr>
+        <w:pStyle w:val="Compact"/>
+      </w:pPr>
+    </w:p>
+    <w:p>
+      <w:pPr>
+        <w:numPr>
+          <w:ilvl w:val="1"/>
+          <w:numId w:val="1067"/>
+        </w:numPr>
+        <w:pStyle w:val="Compact"/>
+      </w:pPr>
+      <w:r>
+        <w:t xml:space="preserve">hohe Entstehungsgeschwindigkeit</w:t>
+      </w:r>
+    </w:p>
+    <w:p>
+      <w:pPr>
         <w:numPr>
           <w:ilvl w:val="0"/>
-          <w:numId w:val="1027"/>
-        </w:numPr>
-      </w:pPr>
-      <w:r>
-        <w:t xml:space="preserve">c) unterschiedliche Datenarten</w:t>
-      </w:r>
-    </w:p>
-    <w:p>
-      <w:pPr>
-        <w:pStyle w:val="Compact"/>
+          <w:numId w:val="1065"/>
+        </w:numPr>
+        <w:pStyle w:val="Compact"/>
+      </w:pPr>
+    </w:p>
+    <w:p>
+      <w:pPr>
+        <w:numPr>
+          <w:ilvl w:val="1"/>
+          <w:numId w:val="1068"/>
+        </w:numPr>
+        <w:pStyle w:val="Compact"/>
+      </w:pPr>
+      <w:r>
+        <w:t xml:space="preserve">unterschiedliche Datenarten</w:t>
+      </w:r>
+    </w:p>
+    <w:p>
+      <w:pPr>
         <w:numPr>
           <w:ilvl w:val="0"/>
-          <w:numId w:val="1027"/>
-        </w:numPr>
-      </w:pPr>
-      <w:r>
-        <w:t xml:space="preserve">d) immer fehlerfreie Daten</w:t>
-      </w:r>
-    </w:p>
-    <w:bookmarkEnd w:id="81"/>
-    <w:bookmarkStart w:id="82" w:name="aufgabe-2-1-p-4"/>
+          <w:numId w:val="1065"/>
+        </w:numPr>
+        <w:pStyle w:val="Compact"/>
+      </w:pPr>
+    </w:p>
+    <w:p>
+      <w:pPr>
+        <w:numPr>
+          <w:ilvl w:val="1"/>
+          <w:numId w:val="1069"/>
+        </w:numPr>
+        <w:pStyle w:val="Compact"/>
+      </w:pPr>
+      <w:r>
+        <w:t xml:space="preserve">immer fehlerfreie Daten</w:t>
+      </w:r>
+    </w:p>
+    <w:bookmarkEnd w:id="92"/>
+    <w:bookmarkStart w:id="93" w:name="aufgabe-2-1-p-4"/>
     <w:p>
       <w:pPr>
         <w:pStyle w:val="Heading3"/>
@@ -2737,20 +3106,20 @@
     </w:p>
     <w:p>
       <w:pPr>
-        <w:pStyle w:val="Compact"/>
         <w:numPr>
           <w:ilvl w:val="0"/>
-          <w:numId w:val="1029"/>
-        </w:numPr>
-      </w:pPr>
-    </w:p>
-    <w:p>
-      <w:pPr>
-        <w:pStyle w:val="Compact"/>
+          <w:numId w:val="1070"/>
+        </w:numPr>
+        <w:pStyle w:val="Compact"/>
+      </w:pPr>
+    </w:p>
+    <w:p>
+      <w:pPr>
         <w:numPr>
           <w:ilvl w:val="1"/>
-          <w:numId w:val="1030"/>
-        </w:numPr>
+          <w:numId w:val="1071"/>
+        </w:numPr>
+        <w:pStyle w:val="Compact"/>
       </w:pPr>
       <w:r>
         <w:t xml:space="preserve">Trainingsdaten</w:t>
@@ -2758,42 +3127,69 @@
     </w:p>
     <w:p>
       <w:pPr>
-        <w:pStyle w:val="Compact"/>
         <w:numPr>
           <w:ilvl w:val="0"/>
-          <w:numId w:val="1029"/>
-        </w:numPr>
-      </w:pPr>
-      <w:r>
-        <w:t xml:space="preserve">b) Gehäusefarbe</w:t>
-      </w:r>
-    </w:p>
-    <w:p>
-      <w:pPr>
-        <w:pStyle w:val="Compact"/>
+          <w:numId w:val="1070"/>
+        </w:numPr>
+        <w:pStyle w:val="Compact"/>
+      </w:pPr>
+    </w:p>
+    <w:p>
+      <w:pPr>
+        <w:numPr>
+          <w:ilvl w:val="1"/>
+          <w:numId w:val="1072"/>
+        </w:numPr>
+        <w:pStyle w:val="Compact"/>
+      </w:pPr>
+      <w:r>
+        <w:t xml:space="preserve">Gehäusefarbe</w:t>
+      </w:r>
+    </w:p>
+    <w:p>
+      <w:pPr>
         <w:numPr>
           <w:ilvl w:val="0"/>
-          <w:numId w:val="1029"/>
-        </w:numPr>
-      </w:pPr>
-      <w:r>
-        <w:t xml:space="preserve">c) Dateiname</w:t>
-      </w:r>
-    </w:p>
-    <w:p>
-      <w:pPr>
-        <w:pStyle w:val="Compact"/>
+          <w:numId w:val="1070"/>
+        </w:numPr>
+        <w:pStyle w:val="Compact"/>
+      </w:pPr>
+    </w:p>
+    <w:p>
+      <w:pPr>
+        <w:numPr>
+          <w:ilvl w:val="1"/>
+          <w:numId w:val="1073"/>
+        </w:numPr>
+        <w:pStyle w:val="Compact"/>
+      </w:pPr>
+      <w:r>
+        <w:t xml:space="preserve">Dateiname</w:t>
+      </w:r>
+    </w:p>
+    <w:p>
+      <w:pPr>
         <w:numPr>
           <w:ilvl w:val="0"/>
-          <w:numId w:val="1029"/>
-        </w:numPr>
-      </w:pPr>
-      <w:r>
-        <w:t xml:space="preserve">d) Position der Tastatur</w:t>
-      </w:r>
-    </w:p>
-    <w:bookmarkEnd w:id="82"/>
-    <w:bookmarkStart w:id="83" w:name="aufgabe-3-2-p-6"/>
+          <w:numId w:val="1070"/>
+        </w:numPr>
+        <w:pStyle w:val="Compact"/>
+      </w:pPr>
+    </w:p>
+    <w:p>
+      <w:pPr>
+        <w:numPr>
+          <w:ilvl w:val="1"/>
+          <w:numId w:val="1074"/>
+        </w:numPr>
+        <w:pStyle w:val="Compact"/>
+      </w:pPr>
+      <w:r>
+        <w:t xml:space="preserve">Position der Tastatur</w:t>
+      </w:r>
+    </w:p>
+    <w:bookmarkEnd w:id="93"/>
+    <w:bookmarkStart w:id="94" w:name="aufgabe-3-2-p-6"/>
     <w:p>
       <w:pPr>
         <w:pStyle w:val="Heading3"/>
@@ -2816,14 +3212,14 @@
       </w:pPr>
       <w:r>
         <w:rPr>
+          <w:iCs/>
           <w:i/>
-          <w:iCs/>
         </w:rPr>
         <w:t xml:space="preserve">Antwort:</w:t>
       </w:r>
     </w:p>
-    <w:bookmarkEnd w:id="83"/>
-    <w:bookmarkStart w:id="84" w:name="aufgabe-4-4-p-8"/>
+    <w:bookmarkEnd w:id="94"/>
+    <w:bookmarkStart w:id="95" w:name="aufgabe-4-4-p-8"/>
     <w:p>
       <w:pPr>
         <w:pStyle w:val="Heading3"/>
@@ -2846,8 +3242,8 @@
       </w:pPr>
       <w:r>
         <w:rPr>
+          <w:iCs/>
           <w:i/>
-          <w:iCs/>
         </w:rPr>
         <w:t xml:space="preserve">Antwort:</w:t>
       </w:r>
@@ -2859,10 +3255,10 @@
         </w:pict>
       </w:r>
     </w:p>
-    <w:bookmarkEnd w:id="84"/>
-    <w:bookmarkEnd w:id="85"/>
-    <w:bookmarkEnd w:id="86"/>
-    <w:bookmarkStart w:id="92" w:name="erwartungshorizont-6"/>
+    <w:bookmarkEnd w:id="95"/>
+    <w:bookmarkEnd w:id="96"/>
+    <w:bookmarkEnd w:id="97"/>
+    <w:bookmarkStart w:id="103" w:name="erwartungshorizont-6"/>
     <w:p>
       <w:pPr>
         <w:pStyle w:val="Heading1"/>
@@ -2871,7 +3267,7 @@
         <w:t xml:space="preserve">Erwartungshorizont</w:t>
       </w:r>
     </w:p>
-    <w:bookmarkStart w:id="87" w:name="aufgabe-1-3-p-1"/>
+    <w:bookmarkStart w:id="98" w:name="aufgabe-1-3-p-1"/>
     <w:p>
       <w:pPr>
         <w:pStyle w:val="Heading2"/>
@@ -2896,8 +3292,8 @@
         <w:t xml:space="preserve">Andere fachlich gleichwertige Formulierungen sind bei offenen Aufgaben anzuerkennen.</w:t>
       </w:r>
     </w:p>
-    <w:bookmarkEnd w:id="87"/>
-    <w:bookmarkStart w:id="88" w:name="aufgabe-2-1-p-5"/>
+    <w:bookmarkEnd w:id="98"/>
+    <w:bookmarkStart w:id="99" w:name="aufgabe-2-1-p-5"/>
     <w:p>
       <w:pPr>
         <w:pStyle w:val="Heading2"/>
@@ -2922,8 +3318,8 @@
         <w:t xml:space="preserve">Andere fachlich gleichwertige Formulierungen sind bei offenen Aufgaben anzuerkennen.</w:t>
       </w:r>
     </w:p>
-    <w:bookmarkEnd w:id="88"/>
-    <w:bookmarkStart w:id="89" w:name="aufgabe-3-2-p-7"/>
+    <w:bookmarkEnd w:id="99"/>
+    <w:bookmarkStart w:id="100" w:name="aufgabe-3-2-p-7"/>
     <w:p>
       <w:pPr>
         <w:pStyle w:val="Heading2"/>
@@ -2948,8 +3344,8 @@
         <w:t xml:space="preserve">Andere fachlich gleichwertige Formulierungen sind bei offenen Aufgaben anzuerkennen.</w:t>
       </w:r>
     </w:p>
-    <w:bookmarkEnd w:id="89"/>
-    <w:bookmarkStart w:id="90" w:name="aufgabe-4-4-p-9"/>
+    <w:bookmarkEnd w:id="100"/>
+    <w:bookmarkStart w:id="101" w:name="aufgabe-4-4-p-9"/>
     <w:p>
       <w:pPr>
         <w:pStyle w:val="Heading2"/>
@@ -2974,8 +3370,8 @@
         <w:t xml:space="preserve">Andere fachlich gleichwertige Formulierungen sind bei offenen Aufgaben anzuerkennen.</w:t>
       </w:r>
     </w:p>
-    <w:bookmarkEnd w:id="90"/>
-    <w:bookmarkStart w:id="91" w:name="bewertungshinweis-6"/>
+    <w:bookmarkEnd w:id="101"/>
+    <w:bookmarkStart w:id="102" w:name="bewertungshinweis-6"/>
     <w:p>
       <w:pPr>
         <w:pStyle w:val="Heading2"/>
@@ -2992,9 +3388,9 @@
         <w:t xml:space="preserve">Konzipiert für etwa 15 Minuten; maximal 20 Minuten. Der verbindliche Notenschlüssel richtet sich nach den schulischen Festlegungen.</w:t>
       </w:r>
     </w:p>
-    <w:bookmarkEnd w:id="91"/>
-    <w:bookmarkEnd w:id="92"/>
-    <w:bookmarkStart w:id="98" w:name="lk-08-datenschutz-und-gesamttransfer"/>
+    <w:bookmarkEnd w:id="102"/>
+    <w:bookmarkEnd w:id="103"/>
+    <w:bookmarkStart w:id="109" w:name="lk-08-datenschutz-und-gesamttransfer"/>
     <w:p>
       <w:pPr>
         <w:pStyle w:val="Heading1"/>
@@ -3009,8 +3405,8 @@
       </w:pPr>
       <w:r>
         <w:rPr>
+          <w:bCs/>
           <w:b/>
-          <w:bCs/>
         </w:rPr>
         <w:t xml:space="preserve">Zielzeit:</w:t>
       </w:r>
@@ -3025,8 +3421,8 @@
       </w:r>
       <w:r>
         <w:rPr>
+          <w:bCs/>
           <w:b/>
-          <w:bCs/>
         </w:rPr>
         <w:t xml:space="preserve">Maximalzeit:</w:t>
       </w:r>
@@ -3041,8 +3437,8 @@
       </w:r>
       <w:r>
         <w:rPr>
+          <w:bCs/>
           <w:b/>
-          <w:bCs/>
         </w:rPr>
         <w:t xml:space="preserve">Gesamtpunkte:</w:t>
       </w:r>
@@ -3053,7 +3449,7 @@
         <w:t xml:space="preserve">11</w:t>
       </w:r>
     </w:p>
-    <w:bookmarkStart w:id="97" w:name="aufgaben-7"/>
+    <w:bookmarkStart w:id="108" w:name="aufgaben-7"/>
     <w:p>
       <w:pPr>
         <w:pStyle w:val="Heading2"/>
@@ -3062,7 +3458,7 @@
         <w:t xml:space="preserve">Aufgaben</w:t>
       </w:r>
     </w:p>
-    <w:bookmarkStart w:id="93" w:name="aufgabe-1-2-p"/>
+    <w:bookmarkStart w:id="104" w:name="aufgabe-1-2-p"/>
     <w:p>
       <w:pPr>
         <w:pStyle w:val="Heading3"/>
@@ -3081,20 +3477,20 @@
     </w:p>
     <w:p>
       <w:pPr>
-        <w:pStyle w:val="Compact"/>
         <w:numPr>
           <w:ilvl w:val="0"/>
-          <w:numId w:val="1031"/>
-        </w:numPr>
-      </w:pPr>
-    </w:p>
-    <w:p>
-      <w:pPr>
-        <w:pStyle w:val="Compact"/>
+          <w:numId w:val="1075"/>
+        </w:numPr>
+        <w:pStyle w:val="Compact"/>
+      </w:pPr>
+    </w:p>
+    <w:p>
+      <w:pPr>
         <w:numPr>
           <w:ilvl w:val="1"/>
-          <w:numId w:val="1032"/>
-        </w:numPr>
+          <w:numId w:val="1076"/>
+        </w:numPr>
+        <w:pStyle w:val="Compact"/>
       </w:pPr>
       <w:r>
         <w:t xml:space="preserve">Nur benötigte Daten erheben</w:t>
@@ -3102,42 +3498,69 @@
     </w:p>
     <w:p>
       <w:pPr>
-        <w:pStyle w:val="Compact"/>
         <w:numPr>
           <w:ilvl w:val="0"/>
-          <w:numId w:val="1031"/>
-        </w:numPr>
-      </w:pPr>
-      <w:r>
-        <w:t xml:space="preserve">b) Geburtsdatum ohne Zweck speichern</w:t>
-      </w:r>
-    </w:p>
-    <w:p>
-      <w:pPr>
-        <w:pStyle w:val="Compact"/>
+          <w:numId w:val="1075"/>
+        </w:numPr>
+        <w:pStyle w:val="Compact"/>
+      </w:pPr>
+    </w:p>
+    <w:p>
+      <w:pPr>
+        <w:numPr>
+          <w:ilvl w:val="1"/>
+          <w:numId w:val="1077"/>
+        </w:numPr>
+        <w:pStyle w:val="Compact"/>
+      </w:pPr>
+      <w:r>
+        <w:t xml:space="preserve">Geburtsdatum ohne Zweck speichern</w:t>
+      </w:r>
+    </w:p>
+    <w:p>
+      <w:pPr>
         <w:numPr>
           <w:ilvl w:val="0"/>
-          <w:numId w:val="1031"/>
-        </w:numPr>
-      </w:pPr>
-      <w:r>
-        <w:t xml:space="preserve">c) Daten nach dem Zweck löschen</w:t>
-      </w:r>
-    </w:p>
-    <w:p>
-      <w:pPr>
-        <w:pStyle w:val="Compact"/>
+          <w:numId w:val="1075"/>
+        </w:numPr>
+        <w:pStyle w:val="Compact"/>
+      </w:pPr>
+    </w:p>
+    <w:p>
+      <w:pPr>
+        <w:numPr>
+          <w:ilvl w:val="1"/>
+          <w:numId w:val="1078"/>
+        </w:numPr>
+        <w:pStyle w:val="Compact"/>
+      </w:pPr>
+      <w:r>
+        <w:t xml:space="preserve">Daten nach dem Zweck löschen</w:t>
+      </w:r>
+    </w:p>
+    <w:p>
+      <w:pPr>
         <w:numPr>
           <w:ilvl w:val="0"/>
-          <w:numId w:val="1031"/>
-        </w:numPr>
-      </w:pPr>
-      <w:r>
-        <w:t xml:space="preserve">d) Zugriff für alle öffnen</w:t>
-      </w:r>
-    </w:p>
-    <w:bookmarkEnd w:id="93"/>
-    <w:bookmarkStart w:id="94" w:name="aufgabe-2-1-p-6"/>
+          <w:numId w:val="1075"/>
+        </w:numPr>
+        <w:pStyle w:val="Compact"/>
+      </w:pPr>
+    </w:p>
+    <w:p>
+      <w:pPr>
+        <w:numPr>
+          <w:ilvl w:val="1"/>
+          <w:numId w:val="1079"/>
+        </w:numPr>
+        <w:pStyle w:val="Compact"/>
+      </w:pPr>
+      <w:r>
+        <w:t xml:space="preserve">Zugriff für alle öffnen</w:t>
+      </w:r>
+    </w:p>
+    <w:bookmarkEnd w:id="104"/>
+    <w:bookmarkStart w:id="105" w:name="aufgabe-2-1-p-6"/>
     <w:p>
       <w:pPr>
         <w:pStyle w:val="Heading3"/>
@@ -3156,20 +3579,20 @@
     </w:p>
     <w:p>
       <w:pPr>
-        <w:pStyle w:val="Compact"/>
         <w:numPr>
           <w:ilvl w:val="0"/>
-          <w:numId w:val="1033"/>
-        </w:numPr>
-      </w:pPr>
-    </w:p>
-    <w:p>
-      <w:pPr>
-        <w:pStyle w:val="Compact"/>
+          <w:numId w:val="1080"/>
+        </w:numPr>
+        <w:pStyle w:val="Compact"/>
+      </w:pPr>
+    </w:p>
+    <w:p>
+      <w:pPr>
         <w:numPr>
           <w:ilvl w:val="1"/>
-          <w:numId w:val="1034"/>
-        </w:numPr>
+          <w:numId w:val="1081"/>
+        </w:numPr>
+        <w:pStyle w:val="Compact"/>
       </w:pPr>
       <w:r>
         <w:t xml:space="preserve">Raumgröße</w:t>
@@ -3177,42 +3600,69 @@
     </w:p>
     <w:p>
       <w:pPr>
-        <w:pStyle w:val="Compact"/>
         <w:numPr>
           <w:ilvl w:val="0"/>
-          <w:numId w:val="1033"/>
-        </w:numPr>
-      </w:pPr>
-      <w:r>
-        <w:t xml:space="preserve">b) E-Mail-Adresse einer Helferin</w:t>
-      </w:r>
-    </w:p>
-    <w:p>
-      <w:pPr>
-        <w:pStyle w:val="Compact"/>
+          <w:numId w:val="1080"/>
+        </w:numPr>
+        <w:pStyle w:val="Compact"/>
+      </w:pPr>
+    </w:p>
+    <w:p>
+      <w:pPr>
+        <w:numPr>
+          <w:ilvl w:val="1"/>
+          <w:numId w:val="1082"/>
+        </w:numPr>
+        <w:pStyle w:val="Compact"/>
+      </w:pPr>
+      <w:r>
+        <w:t xml:space="preserve">E-Mail-Adresse einer Helferin</w:t>
+      </w:r>
+    </w:p>
+    <w:p>
+      <w:pPr>
         <w:numPr>
           <w:ilvl w:val="0"/>
-          <w:numId w:val="1033"/>
-        </w:numPr>
-      </w:pPr>
-      <w:r>
-        <w:t xml:space="preserve">c) Anzahl Stühle</w:t>
-      </w:r>
-    </w:p>
-    <w:p>
-      <w:pPr>
-        <w:pStyle w:val="Compact"/>
+          <w:numId w:val="1080"/>
+        </w:numPr>
+        <w:pStyle w:val="Compact"/>
+      </w:pPr>
+    </w:p>
+    <w:p>
+      <w:pPr>
+        <w:numPr>
+          <w:ilvl w:val="1"/>
+          <w:numId w:val="1083"/>
+        </w:numPr>
+        <w:pStyle w:val="Compact"/>
+      </w:pPr>
+      <w:r>
+        <w:t xml:space="preserve">Anzahl Stühle</w:t>
+      </w:r>
+    </w:p>
+    <w:p>
+      <w:pPr>
         <w:numPr>
           <w:ilvl w:val="0"/>
-          <w:numId w:val="1033"/>
-        </w:numPr>
-      </w:pPr>
-      <w:r>
-        <w:t xml:space="preserve">d) Beginn des Konzerts</w:t>
-      </w:r>
-    </w:p>
-    <w:bookmarkEnd w:id="94"/>
-    <w:bookmarkStart w:id="95" w:name="aufgabe-3-2-p-8"/>
+          <w:numId w:val="1080"/>
+        </w:numPr>
+        <w:pStyle w:val="Compact"/>
+      </w:pPr>
+    </w:p>
+    <w:p>
+      <w:pPr>
+        <w:numPr>
+          <w:ilvl w:val="1"/>
+          <w:numId w:val="1084"/>
+        </w:numPr>
+        <w:pStyle w:val="Compact"/>
+      </w:pPr>
+      <w:r>
+        <w:t xml:space="preserve">Beginn des Konzerts</w:t>
+      </w:r>
+    </w:p>
+    <w:bookmarkEnd w:id="105"/>
+    <w:bookmarkStart w:id="106" w:name="aufgabe-3-2-p-8"/>
     <w:p>
       <w:pPr>
         <w:pStyle w:val="Heading3"/>
@@ -3235,14 +3685,14 @@
       </w:pPr>
       <w:r>
         <w:rPr>
+          <w:iCs/>
           <w:i/>
-          <w:iCs/>
         </w:rPr>
         <w:t xml:space="preserve">Antwort:</w:t>
       </w:r>
     </w:p>
-    <w:bookmarkEnd w:id="95"/>
-    <w:bookmarkStart w:id="96" w:name="aufgabe-4-6-p"/>
+    <w:bookmarkEnd w:id="106"/>
+    <w:bookmarkStart w:id="107" w:name="aufgabe-4-6-p"/>
     <w:p>
       <w:pPr>
         <w:pStyle w:val="Heading3"/>
@@ -3265,8 +3715,8 @@
       </w:pPr>
       <w:r>
         <w:rPr>
+          <w:iCs/>
           <w:i/>
-          <w:iCs/>
         </w:rPr>
         <w:t xml:space="preserve">Antwort:</w:t>
       </w:r>
@@ -3278,10 +3728,10 @@
         </w:pict>
       </w:r>
     </w:p>
-    <w:bookmarkEnd w:id="96"/>
-    <w:bookmarkEnd w:id="97"/>
-    <w:bookmarkEnd w:id="98"/>
-    <w:bookmarkStart w:id="104" w:name="erwartungshorizont-7"/>
+    <w:bookmarkEnd w:id="107"/>
+    <w:bookmarkEnd w:id="108"/>
+    <w:bookmarkEnd w:id="109"/>
+    <w:bookmarkStart w:id="115" w:name="erwartungshorizont-7"/>
     <w:p>
       <w:pPr>
         <w:pStyle w:val="Heading1"/>
@@ -3290,7 +3740,7 @@
         <w:t xml:space="preserve">Erwartungshorizont</w:t>
       </w:r>
     </w:p>
-    <w:bookmarkStart w:id="99" w:name="aufgabe-1-2-p-1"/>
+    <w:bookmarkStart w:id="110" w:name="aufgabe-1-2-p-1"/>
     <w:p>
       <w:pPr>
         <w:pStyle w:val="Heading2"/>
@@ -3315,8 +3765,8 @@
         <w:t xml:space="preserve">Andere fachlich gleichwertige Formulierungen sind bei offenen Aufgaben anzuerkennen.</w:t>
       </w:r>
     </w:p>
-    <w:bookmarkEnd w:id="99"/>
-    <w:bookmarkStart w:id="100" w:name="aufgabe-2-1-p-7"/>
+    <w:bookmarkEnd w:id="110"/>
+    <w:bookmarkStart w:id="111" w:name="aufgabe-2-1-p-7"/>
     <w:p>
       <w:pPr>
         <w:pStyle w:val="Heading2"/>
@@ -3341,8 +3791,8 @@
         <w:t xml:space="preserve">Andere fachlich gleichwertige Formulierungen sind bei offenen Aufgaben anzuerkennen.</w:t>
       </w:r>
     </w:p>
-    <w:bookmarkEnd w:id="100"/>
-    <w:bookmarkStart w:id="101" w:name="aufgabe-3-2-p-9"/>
+    <w:bookmarkEnd w:id="111"/>
+    <w:bookmarkStart w:id="112" w:name="aufgabe-3-2-p-9"/>
     <w:p>
       <w:pPr>
         <w:pStyle w:val="Heading2"/>
@@ -3367,8 +3817,8 @@
         <w:t xml:space="preserve">Andere fachlich gleichwertige Formulierungen sind bei offenen Aufgaben anzuerkennen.</w:t>
       </w:r>
     </w:p>
-    <w:bookmarkEnd w:id="101"/>
-    <w:bookmarkStart w:id="102" w:name="aufgabe-4-6-p-1"/>
+    <w:bookmarkEnd w:id="112"/>
+    <w:bookmarkStart w:id="113" w:name="aufgabe-4-6-p-1"/>
     <w:p>
       <w:pPr>
         <w:pStyle w:val="Heading2"/>
@@ -3393,8 +3843,8 @@
         <w:t xml:space="preserve">Andere fachlich gleichwertige Formulierungen sind bei offenen Aufgaben anzuerkennen.</w:t>
       </w:r>
     </w:p>
-    <w:bookmarkEnd w:id="102"/>
-    <w:bookmarkStart w:id="103" w:name="bewertungshinweis-7"/>
+    <w:bookmarkEnd w:id="113"/>
+    <w:bookmarkStart w:id="114" w:name="bewertungshinweis-7"/>
     <w:p>
       <w:pPr>
         <w:pStyle w:val="Heading2"/>
@@ -3411,13 +3861,9 @@
         <w:t xml:space="preserve">Konzipiert für etwa 15 Minuten; maximal 20 Minuten. Der verbindliche Notenschlüssel richtet sich nach den schulischen Festlegungen.</w:t>
       </w:r>
     </w:p>
-    <w:bookmarkEnd w:id="103"/>
-    <w:bookmarkEnd w:id="104"/>
-    <w:sectPr>
-      <w:footnotePr>
-        <w:numRestart w:val="eachSect"/>
-      </w:footnotePr>
-    </w:sectPr>
+    <w:bookmarkEnd w:id="114"/>
+    <w:bookmarkEnd w:id="115"/>
+    <w:sectPr/>
   </w:body>
 </w:document>
 </file>
@@ -3448,14 +3894,14 @@
 <file path=word/numbering.xml><?xml version="1.0" encoding="utf-8"?>
 <w:numbering xmlns:w="http://schemas.openxmlformats.org/wordprocessingml/2006/main">
   <w:abstractNum w:abstractNumId="990">
-    <w:nsid w:val="0000A990"/>
+    <w:nsid w:val="A990"/>
     <w:multiLevelType w:val="multilevel"/>
     <w:lvl w:ilvl="0">
       <w:numFmt w:val="bullet"/>
       <w:lvlText w:val=" "/>
       <w:lvlJc w:val="left"/>
       <w:pPr>
-        <w:ind w:left="720" w:hanging="360"/>
+        <w:ind w:left="720" w:hanging="480"/>
       </w:pPr>
     </w:lvl>
     <w:lvl w:ilvl="1">
@@ -3463,7 +3909,7 @@
       <w:lvlText w:val=" "/>
       <w:lvlJc w:val="left"/>
       <w:pPr>
-        <w:ind w:left="1440" w:hanging="360"/>
+        <w:ind w:left="1440" w:hanging="480"/>
       </w:pPr>
     </w:lvl>
     <w:lvl w:ilvl="2">
@@ -3471,7 +3917,7 @@
       <w:lvlText w:val=" "/>
       <w:lvlJc w:val="left"/>
       <w:pPr>
-        <w:ind w:left="2160" w:hanging="360"/>
+        <w:ind w:left="2160" w:hanging="480"/>
       </w:pPr>
     </w:lvl>
     <w:lvl w:ilvl="3">
@@ -3479,7 +3925,7 @@
       <w:lvlText w:val=" "/>
       <w:lvlJc w:val="left"/>
       <w:pPr>
-        <w:ind w:left="2880" w:hanging="360"/>
+        <w:ind w:left="2880" w:hanging="480"/>
       </w:pPr>
     </w:lvl>
     <w:lvl w:ilvl="4">
@@ -3487,7 +3933,7 @@
       <w:lvlText w:val=" "/>
       <w:lvlJc w:val="left"/>
       <w:pPr>
-        <w:ind w:left="3600" w:hanging="360"/>
+        <w:ind w:left="3600" w:hanging="480"/>
       </w:pPr>
     </w:lvl>
     <w:lvl w:ilvl="5">
@@ -3495,7 +3941,7 @@
       <w:lvlText w:val=" "/>
       <w:lvlJc w:val="left"/>
       <w:pPr>
-        <w:ind w:left="4320" w:hanging="360"/>
+        <w:ind w:left="4320" w:hanging="480"/>
       </w:pPr>
     </w:lvl>
     <w:lvl w:ilvl="6">
@@ -3503,7 +3949,7 @@
       <w:lvlText w:val=" "/>
       <w:lvlJc w:val="left"/>
       <w:pPr>
-        <w:ind w:left="5040" w:hanging="360"/>
+        <w:ind w:left="5040" w:hanging="480"/>
       </w:pPr>
     </w:lvl>
     <w:lvl w:ilvl="7">
@@ -3511,7 +3957,7 @@
       <w:lvlText w:val=" "/>
       <w:lvlJc w:val="left"/>
       <w:pPr>
-        <w:ind w:left="5760" w:hanging="360"/>
+        <w:ind w:left="5760" w:hanging="480"/>
       </w:pPr>
     </w:lvl>
     <w:lvl w:ilvl="8">
@@ -3519,115 +3965,88 @@
       <w:lvlText w:val=" "/>
       <w:lvlJc w:val="left"/>
       <w:pPr>
-        <w:ind w:left="6480" w:hanging="360"/>
+        <w:ind w:left="6480" w:hanging="480"/>
       </w:pPr>
     </w:lvl>
   </w:abstractNum>
   <w:abstractNum w:abstractNumId="991">
-    <w:nsid w:val="0000A991"/>
+    <w:nsid w:val="A991"/>
     <w:multiLevelType w:val="multilevel"/>
     <w:lvl w:ilvl="0">
       <w:numFmt w:val="bullet"/>
-      <w:lvlText w:val=""/>
+      <w:lvlText w:val="•"/>
       <w:lvlJc w:val="left"/>
       <w:pPr>
-        <w:ind w:left="720" w:hanging="360"/>
-      </w:pPr>
-      <w:rPr>
-        <w:rFonts w:ascii="Symbol" w:hAnsi="Symbol" w:cs="Symbol" w:hint="default"/>
-      </w:rPr>
+        <w:ind w:left="720" w:hanging="480"/>
+      </w:pPr>
     </w:lvl>
     <w:lvl w:ilvl="1">
       <w:numFmt w:val="bullet"/>
-      <w:lvlText w:val="o"/>
+      <w:lvlText w:val="–"/>
       <w:lvlJc w:val="left"/>
       <w:pPr>
-        <w:ind w:left="1440" w:hanging="360"/>
-      </w:pPr>
-      <w:rPr>
-        <w:rFonts w:ascii="Courier New" w:hAnsi="Courier New" w:cs="Courier New" w:hint="default"/>
-      </w:rPr>
+        <w:ind w:left="1440" w:hanging="480"/>
+      </w:pPr>
     </w:lvl>
     <w:lvl w:ilvl="2">
       <w:numFmt w:val="bullet"/>
-      <w:lvlText w:val=""/>
+      <w:lvlText w:val="•"/>
       <w:lvlJc w:val="left"/>
       <w:pPr>
-        <w:ind w:left="2160" w:hanging="360"/>
-      </w:pPr>
-      <w:rPr>
-        <w:rFonts w:ascii="Wingdings" w:hAnsi="Wingdings" w:cs="Wingdings" w:hint="default"/>
-      </w:rPr>
+        <w:ind w:left="2160" w:hanging="480"/>
+      </w:pPr>
     </w:lvl>
     <w:lvl w:ilvl="3">
       <w:numFmt w:val="bullet"/>
-      <w:lvlText w:val=""/>
+      <w:lvlText w:val="–"/>
       <w:lvlJc w:val="left"/>
       <w:pPr>
-        <w:ind w:left="2880" w:hanging="360"/>
-      </w:pPr>
-      <w:rPr>
-        <w:rFonts w:ascii="Symbol" w:hAnsi="Symbol" w:cs="Symbol" w:hint="default"/>
-      </w:rPr>
+        <w:ind w:left="2880" w:hanging="480"/>
+      </w:pPr>
     </w:lvl>
     <w:lvl w:ilvl="4">
       <w:numFmt w:val="bullet"/>
-      <w:lvlText w:val="o"/>
+      <w:lvlText w:val="•"/>
       <w:lvlJc w:val="left"/>
       <w:pPr>
-        <w:ind w:left="3600" w:hanging="360"/>
-      </w:pPr>
-      <w:rPr>
-        <w:rFonts w:ascii="Courier New" w:hAnsi="Courier New" w:cs="Courier New" w:hint="default"/>
-      </w:rPr>
+        <w:ind w:left="3600" w:hanging="480"/>
+      </w:pPr>
     </w:lvl>
     <w:lvl w:ilvl="5">
       <w:numFmt w:val="bullet"/>
-      <w:lvlText w:val=""/>
+      <w:lvlText w:val="–"/>
       <w:lvlJc w:val="left"/>
       <w:pPr>
-        <w:ind w:left="4320" w:hanging="360"/>
-      </w:pPr>
-      <w:rPr>
-        <w:rFonts w:ascii="Wingdings" w:hAnsi="Wingdings" w:cs="Wingdings" w:hint="default"/>
-      </w:rPr>
+        <w:ind w:left="4320" w:hanging="480"/>
+      </w:pPr>
     </w:lvl>
     <w:lvl w:ilvl="6">
       <w:numFmt w:val="bullet"/>
-      <w:lvlText w:val=""/>
+      <w:lvlText w:val="•"/>
       <w:lvlJc w:val="left"/>
       <w:pPr>
-        <w:ind w:left="5040" w:hanging="360"/>
-      </w:pPr>
-      <w:rPr>
-        <w:rFonts w:ascii="Symbol" w:hAnsi="Symbol" w:cs="Symbol" w:hint="default"/>
-      </w:rPr>
+        <w:ind w:left="5040" w:hanging="480"/>
+      </w:pPr>
     </w:lvl>
     <w:lvl w:ilvl="7">
       <w:numFmt w:val="bullet"/>
-      <w:lvlText w:val="o"/>
+      <w:lvlText w:val="–"/>
       <w:lvlJc w:val="left"/>
       <w:pPr>
-        <w:ind w:left="5760" w:hanging="360"/>
-      </w:pPr>
-      <w:rPr>
-        <w:rFonts w:ascii="Courier New" w:hAnsi="Courier New" w:cs="Courier New" w:hint="default"/>
-      </w:rPr>
+        <w:ind w:left="5760" w:hanging="480"/>
+      </w:pPr>
     </w:lvl>
     <w:lvl w:ilvl="8">
       <w:numFmt w:val="bullet"/>
-      <w:lvlText w:val=""/>
+      <w:lvlText w:val="•"/>
       <w:lvlJc w:val="left"/>
       <w:pPr>
-        <w:ind w:left="6480" w:hanging="360"/>
-      </w:pPr>
-      <w:rPr>
-        <w:rFonts w:ascii="Wingdings" w:hAnsi="Wingdings" w:cs="Wingdings" w:hint="default"/>
-      </w:rPr>
+        <w:ind w:left="6480" w:hanging="480"/>
+      </w:pPr>
     </w:lvl>
   </w:abstractNum>
   <w:abstractNum w:abstractNumId="99721">
-    <w:nsid w:val="00A99721"/>
+    <w:nsid w:val="A99721"/>
     <w:multiLevelType w:val="multilevel"/>
     <w:lvl w:ilvl="0">
       <w:start w:val="1"/>
@@ -3635,7 +4054,7 @@
       <w:lvlText w:val="%1)"/>
       <w:lvlJc w:val="left"/>
       <w:pPr>
-        <w:ind w:left="720" w:hanging="360"/>
+        <w:ind w:left="720" w:hanging="480"/>
       </w:pPr>
     </w:lvl>
     <w:lvl w:ilvl="1">
@@ -3644,7 +4063,7 @@
       <w:lvlText w:val="%2)"/>
       <w:lvlJc w:val="left"/>
       <w:pPr>
-        <w:ind w:left="1440" w:hanging="360"/>
+        <w:ind w:left="1440" w:hanging="480"/>
       </w:pPr>
     </w:lvl>
     <w:lvl w:ilvl="2">
@@ -3653,7 +4072,7 @@
       <w:lvlText w:val="%3)"/>
       <w:lvlJc w:val="left"/>
       <w:pPr>
-        <w:ind w:left="2160" w:hanging="360"/>
+        <w:ind w:left="2160" w:hanging="480"/>
       </w:pPr>
     </w:lvl>
     <w:lvl w:ilvl="3">
@@ -3662,7 +4081,7 @@
       <w:lvlText w:val="%4)"/>
       <w:lvlJc w:val="left"/>
       <w:pPr>
-        <w:ind w:left="2880" w:hanging="360"/>
+        <w:ind w:left="2880" w:hanging="480"/>
       </w:pPr>
     </w:lvl>
     <w:lvl w:ilvl="4">
@@ -3671,7 +4090,7 @@
       <w:lvlText w:val="%5)"/>
       <w:lvlJc w:val="left"/>
       <w:pPr>
-        <w:ind w:left="3600" w:hanging="360"/>
+        <w:ind w:left="3600" w:hanging="480"/>
       </w:pPr>
     </w:lvl>
     <w:lvl w:ilvl="5">
@@ -3680,7 +4099,7 @@
       <w:lvlText w:val="%6)"/>
       <w:lvlJc w:val="left"/>
       <w:pPr>
-        <w:ind w:left="4320" w:hanging="360"/>
+        <w:ind w:left="4320" w:hanging="480"/>
       </w:pPr>
     </w:lvl>
     <w:lvl w:ilvl="6">
@@ -3689,7 +4108,7 @@
       <w:lvlText w:val="%7)"/>
       <w:lvlJc w:val="left"/>
       <w:pPr>
-        <w:ind w:left="5040" w:hanging="360"/>
+        <w:ind w:left="5040" w:hanging="480"/>
       </w:pPr>
     </w:lvl>
     <w:lvl w:ilvl="7">
@@ -3698,7 +4117,7 @@
       <w:lvlText w:val="%8)"/>
       <w:lvlJc w:val="left"/>
       <w:pPr>
-        <w:ind w:left="5760" w:hanging="360"/>
+        <w:ind w:left="5760" w:hanging="480"/>
       </w:pPr>
     </w:lvl>
     <w:lvl w:ilvl="8">
@@ -3707,7 +4126,262 @@
       <w:lvlText w:val="%9)"/>
       <w:lvlJc w:val="left"/>
       <w:pPr>
-        <w:ind w:left="6480" w:hanging="360"/>
+        <w:ind w:left="6480" w:hanging="480"/>
+      </w:pPr>
+    </w:lvl>
+  </w:abstractNum>
+  <w:abstractNum w:abstractNumId="99722">
+    <w:nsid w:val="A99722"/>
+    <w:multiLevelType w:val="multilevel"/>
+    <w:lvl w:ilvl="0">
+      <w:start w:val="2"/>
+      <w:numFmt w:val="lowerLetter"/>
+      <w:lvlText w:val="%1)"/>
+      <w:lvlJc w:val="left"/>
+      <w:pPr>
+        <w:ind w:left="720" w:hanging="480"/>
+      </w:pPr>
+    </w:lvl>
+    <w:lvl w:ilvl="1">
+      <w:start w:val="2"/>
+      <w:numFmt w:val="lowerLetter"/>
+      <w:lvlText w:val="%2)"/>
+      <w:lvlJc w:val="left"/>
+      <w:pPr>
+        <w:ind w:left="1440" w:hanging="480"/>
+      </w:pPr>
+    </w:lvl>
+    <w:lvl w:ilvl="2">
+      <w:start w:val="2"/>
+      <w:numFmt w:val="lowerLetter"/>
+      <w:lvlText w:val="%3)"/>
+      <w:lvlJc w:val="left"/>
+      <w:pPr>
+        <w:ind w:left="2160" w:hanging="480"/>
+      </w:pPr>
+    </w:lvl>
+    <w:lvl w:ilvl="3">
+      <w:start w:val="2"/>
+      <w:numFmt w:val="lowerLetter"/>
+      <w:lvlText w:val="%4)"/>
+      <w:lvlJc w:val="left"/>
+      <w:pPr>
+        <w:ind w:left="2880" w:hanging="480"/>
+      </w:pPr>
+    </w:lvl>
+    <w:lvl w:ilvl="4">
+      <w:start w:val="2"/>
+      <w:numFmt w:val="lowerLetter"/>
+      <w:lvlText w:val="%5)"/>
+      <w:lvlJc w:val="left"/>
+      <w:pPr>
+        <w:ind w:left="3600" w:hanging="480"/>
+      </w:pPr>
+    </w:lvl>
+    <w:lvl w:ilvl="5">
+      <w:start w:val="2"/>
+      <w:numFmt w:val="lowerLetter"/>
+      <w:lvlText w:val="%6)"/>
+      <w:lvlJc w:val="left"/>
+      <w:pPr>
+        <w:ind w:left="4320" w:hanging="480"/>
+      </w:pPr>
+    </w:lvl>
+    <w:lvl w:ilvl="6">
+      <w:start w:val="2"/>
+      <w:numFmt w:val="lowerLetter"/>
+      <w:lvlText w:val="%7)"/>
+      <w:lvlJc w:val="left"/>
+      <w:pPr>
+        <w:ind w:left="5040" w:hanging="480"/>
+      </w:pPr>
+    </w:lvl>
+    <w:lvl w:ilvl="7">
+      <w:start w:val="2"/>
+      <w:numFmt w:val="lowerLetter"/>
+      <w:lvlText w:val="%8)"/>
+      <w:lvlJc w:val="left"/>
+      <w:pPr>
+        <w:ind w:left="5760" w:hanging="480"/>
+      </w:pPr>
+    </w:lvl>
+    <w:lvl w:ilvl="8">
+      <w:start w:val="2"/>
+      <w:numFmt w:val="lowerLetter"/>
+      <w:lvlText w:val="%9)"/>
+      <w:lvlJc w:val="left"/>
+      <w:pPr>
+        <w:ind w:left="6480" w:hanging="480"/>
+      </w:pPr>
+    </w:lvl>
+  </w:abstractNum>
+  <w:abstractNum w:abstractNumId="99723">
+    <w:nsid w:val="A99723"/>
+    <w:multiLevelType w:val="multilevel"/>
+    <w:lvl w:ilvl="0">
+      <w:start w:val="3"/>
+      <w:numFmt w:val="lowerLetter"/>
+      <w:lvlText w:val="%1)"/>
+      <w:lvlJc w:val="left"/>
+      <w:pPr>
+        <w:ind w:left="720" w:hanging="480"/>
+      </w:pPr>
+    </w:lvl>
+    <w:lvl w:ilvl="1">
+      <w:start w:val="3"/>
+      <w:numFmt w:val="lowerLetter"/>
+      <w:lvlText w:val="%2)"/>
+      <w:lvlJc w:val="left"/>
+      <w:pPr>
+        <w:ind w:left="1440" w:hanging="480"/>
+      </w:pPr>
+    </w:lvl>
+    <w:lvl w:ilvl="2">
+      <w:start w:val="3"/>
+      <w:numFmt w:val="lowerLetter"/>
+      <w:lvlText w:val="%3)"/>
+      <w:lvlJc w:val="left"/>
+      <w:pPr>
+        <w:ind w:left="2160" w:hanging="480"/>
+      </w:pPr>
+    </w:lvl>
+    <w:lvl w:ilvl="3">
+      <w:start w:val="3"/>
+      <w:numFmt w:val="lowerLetter"/>
+      <w:lvlText w:val="%4)"/>
+      <w:lvlJc w:val="left"/>
+      <w:pPr>
+        <w:ind w:left="2880" w:hanging="480"/>
+      </w:pPr>
+    </w:lvl>
+    <w:lvl w:ilvl="4">
+      <w:start w:val="3"/>
+      <w:numFmt w:val="lowerLetter"/>
+      <w:lvlText w:val="%5)"/>
+      <w:lvlJc w:val="left"/>
+      <w:pPr>
+        <w:ind w:left="3600" w:hanging="480"/>
+      </w:pPr>
+    </w:lvl>
+    <w:lvl w:ilvl="5">
+      <w:start w:val="3"/>
+      <w:numFmt w:val="lowerLetter"/>
+      <w:lvlText w:val="%6)"/>
+      <w:lvlJc w:val="left"/>
+      <w:pPr>
+        <w:ind w:left="4320" w:hanging="480"/>
+      </w:pPr>
+    </w:lvl>
+    <w:lvl w:ilvl="6">
+      <w:start w:val="3"/>
+      <w:numFmt w:val="lowerLetter"/>
+      <w:lvlText w:val="%7)"/>
+      <w:lvlJc w:val="left"/>
+      <w:pPr>
+        <w:ind w:left="5040" w:hanging="480"/>
+      </w:pPr>
+    </w:lvl>
+    <w:lvl w:ilvl="7">
+      <w:start w:val="3"/>
+      <w:numFmt w:val="lowerLetter"/>
+      <w:lvlText w:val="%8)"/>
+      <w:lvlJc w:val="left"/>
+      <w:pPr>
+        <w:ind w:left="5760" w:hanging="480"/>
+      </w:pPr>
+    </w:lvl>
+    <w:lvl w:ilvl="8">
+      <w:start w:val="3"/>
+      <w:numFmt w:val="lowerLetter"/>
+      <w:lvlText w:val="%9)"/>
+      <w:lvlJc w:val="left"/>
+      <w:pPr>
+        <w:ind w:left="6480" w:hanging="480"/>
+      </w:pPr>
+    </w:lvl>
+  </w:abstractNum>
+  <w:abstractNum w:abstractNumId="99724">
+    <w:nsid w:val="A99724"/>
+    <w:multiLevelType w:val="multilevel"/>
+    <w:lvl w:ilvl="0">
+      <w:start w:val="4"/>
+      <w:numFmt w:val="lowerLetter"/>
+      <w:lvlText w:val="%1)"/>
+      <w:lvlJc w:val="left"/>
+      <w:pPr>
+        <w:ind w:left="720" w:hanging="480"/>
+      </w:pPr>
+    </w:lvl>
+    <w:lvl w:ilvl="1">
+      <w:start w:val="4"/>
+      <w:numFmt w:val="lowerLetter"/>
+      <w:lvlText w:val="%2)"/>
+      <w:lvlJc w:val="left"/>
+      <w:pPr>
+        <w:ind w:left="1440" w:hanging="480"/>
+      </w:pPr>
+    </w:lvl>
+    <w:lvl w:ilvl="2">
+      <w:start w:val="4"/>
+      <w:numFmt w:val="lowerLetter"/>
+      <w:lvlText w:val="%3)"/>
+      <w:lvlJc w:val="left"/>
+      <w:pPr>
+        <w:ind w:left="2160" w:hanging="480"/>
+      </w:pPr>
+    </w:lvl>
+    <w:lvl w:ilvl="3">
+      <w:start w:val="4"/>
+      <w:numFmt w:val="lowerLetter"/>
+      <w:lvlText w:val="%4)"/>
+      <w:lvlJc w:val="left"/>
+      <w:pPr>
+        <w:ind w:left="2880" w:hanging="480"/>
+      </w:pPr>
+    </w:lvl>
+    <w:lvl w:ilvl="4">
+      <w:start w:val="4"/>
+      <w:numFmt w:val="lowerLetter"/>
+      <w:lvlText w:val="%5)"/>
+      <w:lvlJc w:val="left"/>
+      <w:pPr>
+        <w:ind w:left="3600" w:hanging="480"/>
+      </w:pPr>
+    </w:lvl>
+    <w:lvl w:ilvl="5">
+      <w:start w:val="4"/>
+      <w:numFmt w:val="lowerLetter"/>
+      <w:lvlText w:val="%6)"/>
+      <w:lvlJc w:val="left"/>
+      <w:pPr>
+        <w:ind w:left="4320" w:hanging="480"/>
+      </w:pPr>
+    </w:lvl>
+    <w:lvl w:ilvl="6">
+      <w:start w:val="4"/>
+      <w:numFmt w:val="lowerLetter"/>
+      <w:lvlText w:val="%7)"/>
+      <w:lvlJc w:val="left"/>
+      <w:pPr>
+        <w:ind w:left="5040" w:hanging="480"/>
+      </w:pPr>
+    </w:lvl>
+    <w:lvl w:ilvl="7">
+      <w:start w:val="4"/>
+      <w:numFmt w:val="lowerLetter"/>
+      <w:lvlText w:val="%8)"/>
+      <w:lvlJc w:val="left"/>
+      <w:pPr>
+        <w:ind w:left="5760" w:hanging="480"/>
+      </w:pPr>
+    </w:lvl>
+    <w:lvl w:ilvl="8">
+      <w:start w:val="4"/>
+      <w:numFmt w:val="lowerLetter"/>
+      <w:lvlText w:val="%9)"/>
+      <w:lvlJc w:val="left"/>
+      <w:pPr>
+        <w:ind w:left="6480" w:hanging="480"/>
       </w:pPr>
     </w:lvl>
   </w:abstractNum>
@@ -3748,9 +4422,99 @@
     </w:lvlOverride>
   </w:num>
   <w:num w:numId="1003">
+    <w:abstractNumId w:val="99722"/>
+    <w:lvlOverride w:ilvl="0">
+      <w:startOverride w:val="2"/>
+    </w:lvlOverride>
+    <w:lvlOverride w:ilvl="1">
+      <w:startOverride w:val="2"/>
+    </w:lvlOverride>
+    <w:lvlOverride w:ilvl="2">
+      <w:startOverride w:val="2"/>
+    </w:lvlOverride>
+    <w:lvlOverride w:ilvl="3">
+      <w:startOverride w:val="2"/>
+    </w:lvlOverride>
+    <w:lvlOverride w:ilvl="4">
+      <w:startOverride w:val="2"/>
+    </w:lvlOverride>
+    <w:lvlOverride w:ilvl="5">
+      <w:startOverride w:val="2"/>
+    </w:lvlOverride>
+    <w:lvlOverride w:ilvl="6">
+      <w:startOverride w:val="2"/>
+    </w:lvlOverride>
+    <w:lvlOverride w:ilvl="7">
+      <w:startOverride w:val="2"/>
+    </w:lvlOverride>
+    <w:lvlOverride w:ilvl="8">
+      <w:startOverride w:val="2"/>
+    </w:lvlOverride>
+  </w:num>
+  <w:num w:numId="1004">
+    <w:abstractNumId w:val="99723"/>
+    <w:lvlOverride w:ilvl="0">
+      <w:startOverride w:val="3"/>
+    </w:lvlOverride>
+    <w:lvlOverride w:ilvl="1">
+      <w:startOverride w:val="3"/>
+    </w:lvlOverride>
+    <w:lvlOverride w:ilvl="2">
+      <w:startOverride w:val="3"/>
+    </w:lvlOverride>
+    <w:lvlOverride w:ilvl="3">
+      <w:startOverride w:val="3"/>
+    </w:lvlOverride>
+    <w:lvlOverride w:ilvl="4">
+      <w:startOverride w:val="3"/>
+    </w:lvlOverride>
+    <w:lvlOverride w:ilvl="5">
+      <w:startOverride w:val="3"/>
+    </w:lvlOverride>
+    <w:lvlOverride w:ilvl="6">
+      <w:startOverride w:val="3"/>
+    </w:lvlOverride>
+    <w:lvlOverride w:ilvl="7">
+      <w:startOverride w:val="3"/>
+    </w:lvlOverride>
+    <w:lvlOverride w:ilvl="8">
+      <w:startOverride w:val="3"/>
+    </w:lvlOverride>
+  </w:num>
+  <w:num w:numId="1005">
+    <w:abstractNumId w:val="99724"/>
+    <w:lvlOverride w:ilvl="0">
+      <w:startOverride w:val="4"/>
+    </w:lvlOverride>
+    <w:lvlOverride w:ilvl="1">
+      <w:startOverride w:val="4"/>
+    </w:lvlOverride>
+    <w:lvlOverride w:ilvl="2">
+      <w:startOverride w:val="4"/>
+    </w:lvlOverride>
+    <w:lvlOverride w:ilvl="3">
+      <w:startOverride w:val="4"/>
+    </w:lvlOverride>
+    <w:lvlOverride w:ilvl="4">
+      <w:startOverride w:val="4"/>
+    </w:lvlOverride>
+    <w:lvlOverride w:ilvl="5">
+      <w:startOverride w:val="4"/>
+    </w:lvlOverride>
+    <w:lvlOverride w:ilvl="6">
+      <w:startOverride w:val="4"/>
+    </w:lvlOverride>
+    <w:lvlOverride w:ilvl="7">
+      <w:startOverride w:val="4"/>
+    </w:lvlOverride>
+    <w:lvlOverride w:ilvl="8">
+      <w:startOverride w:val="4"/>
+    </w:lvlOverride>
+  </w:num>
+  <w:num w:numId="1006">
     <w:abstractNumId w:val="991"/>
   </w:num>
-  <w:num w:numId="1004">
+  <w:num w:numId="1007">
     <w:abstractNumId w:val="99721"/>
     <w:lvlOverride w:ilvl="0">
       <w:startOverride w:val="1"/>
@@ -3780,103 +4544,94 @@
       <w:startOverride w:val="1"/>
     </w:lvlOverride>
   </w:num>
-  <w:num w:numId="1005">
-    <w:abstractNumId w:val="991"/>
-  </w:num>
-  <w:num w:numId="1006">
-    <w:abstractNumId w:val="99721"/>
+  <w:num w:numId="1008">
+    <w:abstractNumId w:val="99722"/>
     <w:lvlOverride w:ilvl="0">
-      <w:startOverride w:val="1"/>
+      <w:startOverride w:val="2"/>
     </w:lvlOverride>
     <w:lvlOverride w:ilvl="1">
-      <w:startOverride w:val="1"/>
+      <w:startOverride w:val="2"/>
     </w:lvlOverride>
     <w:lvlOverride w:ilvl="2">
-      <w:startOverride w:val="1"/>
+      <w:startOverride w:val="2"/>
     </w:lvlOverride>
     <w:lvlOverride w:ilvl="3">
-      <w:startOverride w:val="1"/>
+      <w:startOverride w:val="2"/>
     </w:lvlOverride>
     <w:lvlOverride w:ilvl="4">
-      <w:startOverride w:val="1"/>
+      <w:startOverride w:val="2"/>
     </w:lvlOverride>
     <w:lvlOverride w:ilvl="5">
-      <w:startOverride w:val="1"/>
+      <w:startOverride w:val="2"/>
     </w:lvlOverride>
     <w:lvlOverride w:ilvl="6">
-      <w:startOverride w:val="1"/>
+      <w:startOverride w:val="2"/>
     </w:lvlOverride>
     <w:lvlOverride w:ilvl="7">
-      <w:startOverride w:val="1"/>
+      <w:startOverride w:val="2"/>
     </w:lvlOverride>
     <w:lvlOverride w:ilvl="8">
-      <w:startOverride w:val="1"/>
-    </w:lvlOverride>
-  </w:num>
-  <w:num w:numId="1007">
-    <w:abstractNumId w:val="991"/>
-  </w:num>
-  <w:num w:numId="1008">
-    <w:abstractNumId w:val="99721"/>
+      <w:startOverride w:val="2"/>
+    </w:lvlOverride>
+  </w:num>
+  <w:num w:numId="1009">
+    <w:abstractNumId w:val="99723"/>
     <w:lvlOverride w:ilvl="0">
-      <w:startOverride w:val="1"/>
+      <w:startOverride w:val="3"/>
     </w:lvlOverride>
     <w:lvlOverride w:ilvl="1">
-      <w:startOverride w:val="1"/>
+      <w:startOverride w:val="3"/>
     </w:lvlOverride>
     <w:lvlOverride w:ilvl="2">
-      <w:startOverride w:val="1"/>
+      <w:startOverride w:val="3"/>
     </w:lvlOverride>
     <w:lvlOverride w:ilvl="3">
-      <w:startOverride w:val="1"/>
+      <w:startOverride w:val="3"/>
     </w:lvlOverride>
     <w:lvlOverride w:ilvl="4">
-      <w:startOverride w:val="1"/>
+      <w:startOverride w:val="3"/>
     </w:lvlOverride>
     <w:lvlOverride w:ilvl="5">
-      <w:startOverride w:val="1"/>
+      <w:startOverride w:val="3"/>
     </w:lvlOverride>
     <w:lvlOverride w:ilvl="6">
-      <w:startOverride w:val="1"/>
+      <w:startOverride w:val="3"/>
     </w:lvlOverride>
     <w:lvlOverride w:ilvl="7">
-      <w:startOverride w:val="1"/>
+      <w:startOverride w:val="3"/>
     </w:lvlOverride>
     <w:lvlOverride w:ilvl="8">
-      <w:startOverride w:val="1"/>
-    </w:lvlOverride>
-  </w:num>
-  <w:num w:numId="1009">
-    <w:abstractNumId w:val="991"/>
+      <w:startOverride w:val="3"/>
+    </w:lvlOverride>
   </w:num>
   <w:num w:numId="1010">
-    <w:abstractNumId w:val="99721"/>
+    <w:abstractNumId w:val="99724"/>
     <w:lvlOverride w:ilvl="0">
-      <w:startOverride w:val="1"/>
+      <w:startOverride w:val="4"/>
     </w:lvlOverride>
     <w:lvlOverride w:ilvl="1">
-      <w:startOverride w:val="1"/>
+      <w:startOverride w:val="4"/>
     </w:lvlOverride>
     <w:lvlOverride w:ilvl="2">
-      <w:startOverride w:val="1"/>
+      <w:startOverride w:val="4"/>
     </w:lvlOverride>
     <w:lvlOverride w:ilvl="3">
-      <w:startOverride w:val="1"/>
+      <w:startOverride w:val="4"/>
     </w:lvlOverride>
     <w:lvlOverride w:ilvl="4">
-      <w:startOverride w:val="1"/>
+      <w:startOverride w:val="4"/>
     </w:lvlOverride>
     <w:lvlOverride w:ilvl="5">
-      <w:startOverride w:val="1"/>
+      <w:startOverride w:val="4"/>
     </w:lvlOverride>
     <w:lvlOverride w:ilvl="6">
-      <w:startOverride w:val="1"/>
+      <w:startOverride w:val="4"/>
     </w:lvlOverride>
     <w:lvlOverride w:ilvl="7">
-      <w:startOverride w:val="1"/>
+      <w:startOverride w:val="4"/>
     </w:lvlOverride>
     <w:lvlOverride w:ilvl="8">
-      <w:startOverride w:val="1"/>
+      <w:startOverride w:val="4"/>
     </w:lvlOverride>
   </w:num>
   <w:num w:numId="1011">
@@ -3913,9 +4668,99 @@
     </w:lvlOverride>
   </w:num>
   <w:num w:numId="1013">
+    <w:abstractNumId w:val="99722"/>
+    <w:lvlOverride w:ilvl="0">
+      <w:startOverride w:val="2"/>
+    </w:lvlOverride>
+    <w:lvlOverride w:ilvl="1">
+      <w:startOverride w:val="2"/>
+    </w:lvlOverride>
+    <w:lvlOverride w:ilvl="2">
+      <w:startOverride w:val="2"/>
+    </w:lvlOverride>
+    <w:lvlOverride w:ilvl="3">
+      <w:startOverride w:val="2"/>
+    </w:lvlOverride>
+    <w:lvlOverride w:ilvl="4">
+      <w:startOverride w:val="2"/>
+    </w:lvlOverride>
+    <w:lvlOverride w:ilvl="5">
+      <w:startOverride w:val="2"/>
+    </w:lvlOverride>
+    <w:lvlOverride w:ilvl="6">
+      <w:startOverride w:val="2"/>
+    </w:lvlOverride>
+    <w:lvlOverride w:ilvl="7">
+      <w:startOverride w:val="2"/>
+    </w:lvlOverride>
+    <w:lvlOverride w:ilvl="8">
+      <w:startOverride w:val="2"/>
+    </w:lvlOverride>
+  </w:num>
+  <w:num w:numId="1014">
+    <w:abstractNumId w:val="99723"/>
+    <w:lvlOverride w:ilvl="0">
+      <w:startOverride w:val="3"/>
+    </w:lvlOverride>
+    <w:lvlOverride w:ilvl="1">
+      <w:startOverride w:val="3"/>
+    </w:lvlOverride>
+    <w:lvlOverride w:ilvl="2">
+      <w:startOverride w:val="3"/>
+    </w:lvlOverride>
+    <w:lvlOverride w:ilvl="3">
+      <w:startOverride w:val="3"/>
+    </w:lvlOverride>
+    <w:lvlOverride w:ilvl="4">
+      <w:startOverride w:val="3"/>
+    </w:lvlOverride>
+    <w:lvlOverride w:ilvl="5">
+      <w:startOverride w:val="3"/>
+    </w:lvlOverride>
+    <w:lvlOverride w:ilvl="6">
+      <w:startOverride w:val="3"/>
+    </w:lvlOverride>
+    <w:lvlOverride w:ilvl="7">
+      <w:startOverride w:val="3"/>
+    </w:lvlOverride>
+    <w:lvlOverride w:ilvl="8">
+      <w:startOverride w:val="3"/>
+    </w:lvlOverride>
+  </w:num>
+  <w:num w:numId="1015">
+    <w:abstractNumId w:val="99724"/>
+    <w:lvlOverride w:ilvl="0">
+      <w:startOverride w:val="4"/>
+    </w:lvlOverride>
+    <w:lvlOverride w:ilvl="1">
+      <w:startOverride w:val="4"/>
+    </w:lvlOverride>
+    <w:lvlOverride w:ilvl="2">
+      <w:startOverride w:val="4"/>
+    </w:lvlOverride>
+    <w:lvlOverride w:ilvl="3">
+      <w:startOverride w:val="4"/>
+    </w:lvlOverride>
+    <w:lvlOverride w:ilvl="4">
+      <w:startOverride w:val="4"/>
+    </w:lvlOverride>
+    <w:lvlOverride w:ilvl="5">
+      <w:startOverride w:val="4"/>
+    </w:lvlOverride>
+    <w:lvlOverride w:ilvl="6">
+      <w:startOverride w:val="4"/>
+    </w:lvlOverride>
+    <w:lvlOverride w:ilvl="7">
+      <w:startOverride w:val="4"/>
+    </w:lvlOverride>
+    <w:lvlOverride w:ilvl="8">
+      <w:startOverride w:val="4"/>
+    </w:lvlOverride>
+  </w:num>
+  <w:num w:numId="1016">
     <w:abstractNumId w:val="991"/>
   </w:num>
-  <w:num w:numId="1014">
+  <w:num w:numId="1017">
     <w:abstractNumId w:val="99721"/>
     <w:lvlOverride w:ilvl="0">
       <w:startOverride w:val="1"/>
@@ -3945,103 +4790,94 @@
       <w:startOverride w:val="1"/>
     </w:lvlOverride>
   </w:num>
-  <w:num w:numId="1015">
-    <w:abstractNumId w:val="991"/>
-  </w:num>
-  <w:num w:numId="1016">
-    <w:abstractNumId w:val="99721"/>
+  <w:num w:numId="1018">
+    <w:abstractNumId w:val="99722"/>
     <w:lvlOverride w:ilvl="0">
-      <w:startOverride w:val="1"/>
+      <w:startOverride w:val="2"/>
     </w:lvlOverride>
     <w:lvlOverride w:ilvl="1">
-      <w:startOverride w:val="1"/>
+      <w:startOverride w:val="2"/>
     </w:lvlOverride>
     <w:lvlOverride w:ilvl="2">
-      <w:startOverride w:val="1"/>
+      <w:startOverride w:val="2"/>
     </w:lvlOverride>
     <w:lvlOverride w:ilvl="3">
-      <w:startOverride w:val="1"/>
+      <w:startOverride w:val="2"/>
     </w:lvlOverride>
     <w:lvlOverride w:ilvl="4">
-      <w:startOverride w:val="1"/>
+      <w:startOverride w:val="2"/>
     </w:lvlOverride>
     <w:lvlOverride w:ilvl="5">
-      <w:startOverride w:val="1"/>
+      <w:startOverride w:val="2"/>
     </w:lvlOverride>
     <w:lvlOverride w:ilvl="6">
-      <w:startOverride w:val="1"/>
+      <w:startOverride w:val="2"/>
     </w:lvlOverride>
     <w:lvlOverride w:ilvl="7">
-      <w:startOverride w:val="1"/>
+      <w:startOverride w:val="2"/>
     </w:lvlOverride>
     <w:lvlOverride w:ilvl="8">
-      <w:startOverride w:val="1"/>
-    </w:lvlOverride>
-  </w:num>
-  <w:num w:numId="1017">
-    <w:abstractNumId w:val="991"/>
-  </w:num>
-  <w:num w:numId="1018">
-    <w:abstractNumId w:val="99721"/>
+      <w:startOverride w:val="2"/>
+    </w:lvlOverride>
+  </w:num>
+  <w:num w:numId="1019">
+    <w:abstractNumId w:val="99723"/>
     <w:lvlOverride w:ilvl="0">
-      <w:startOverride w:val="1"/>
+      <w:startOverride w:val="3"/>
     </w:lvlOverride>
     <w:lvlOverride w:ilvl="1">
-      <w:startOverride w:val="1"/>
+      <w:startOverride w:val="3"/>
     </w:lvlOverride>
     <w:lvlOverride w:ilvl="2">
-      <w:startOverride w:val="1"/>
+      <w:startOverride w:val="3"/>
     </w:lvlOverride>
     <w:lvlOverride w:ilvl="3">
-      <w:startOverride w:val="1"/>
+      <w:startOverride w:val="3"/>
     </w:lvlOverride>
     <w:lvlOverride w:ilvl="4">
-      <w:startOverride w:val="1"/>
+      <w:startOverride w:val="3"/>
     </w:lvlOverride>
     <w:lvlOverride w:ilvl="5">
-      <w:startOverride w:val="1"/>
+      <w:startOverride w:val="3"/>
     </w:lvlOverride>
     <w:lvlOverride w:ilvl="6">
-      <w:startOverride w:val="1"/>
+      <w:startOverride w:val="3"/>
     </w:lvlOverride>
     <w:lvlOverride w:ilvl="7">
-      <w:startOverride w:val="1"/>
+      <w:startOverride w:val="3"/>
     </w:lvlOverride>
     <w:lvlOverride w:ilvl="8">
-      <w:startOverride w:val="1"/>
-    </w:lvlOverride>
-  </w:num>
-  <w:num w:numId="1019">
-    <w:abstractNumId w:val="991"/>
+      <w:startOverride w:val="3"/>
+    </w:lvlOverride>
   </w:num>
   <w:num w:numId="1020">
-    <w:abstractNumId w:val="99721"/>
+    <w:abstractNumId w:val="99724"/>
     <w:lvlOverride w:ilvl="0">
-      <w:startOverride w:val="1"/>
+      <w:startOverride w:val="4"/>
     </w:lvlOverride>
     <w:lvlOverride w:ilvl="1">
-      <w:startOverride w:val="1"/>
+      <w:startOverride w:val="4"/>
     </w:lvlOverride>
     <w:lvlOverride w:ilvl="2">
-      <w:startOverride w:val="1"/>
+      <w:startOverride w:val="4"/>
     </w:lvlOverride>
     <w:lvlOverride w:ilvl="3">
-      <w:startOverride w:val="1"/>
+      <w:startOverride w:val="4"/>
     </w:lvlOverride>
     <w:lvlOverride w:ilvl="4">
-      <w:startOverride w:val="1"/>
+      <w:startOverride w:val="4"/>
     </w:lvlOverride>
     <w:lvlOverride w:ilvl="5">
-      <w:startOverride w:val="1"/>
+      <w:startOverride w:val="4"/>
     </w:lvlOverride>
     <w:lvlOverride w:ilvl="6">
-      <w:startOverride w:val="1"/>
+      <w:startOverride w:val="4"/>
     </w:lvlOverride>
     <w:lvlOverride w:ilvl="7">
-      <w:startOverride w:val="1"/>
+      <w:startOverride w:val="4"/>
     </w:lvlOverride>
     <w:lvlOverride w:ilvl="8">
-      <w:startOverride w:val="1"/>
+      <w:startOverride w:val="4"/>
     </w:lvlOverride>
   </w:num>
   <w:num w:numId="1021">
@@ -4078,9 +4914,99 @@
     </w:lvlOverride>
   </w:num>
   <w:num w:numId="1023">
+    <w:abstractNumId w:val="99722"/>
+    <w:lvlOverride w:ilvl="0">
+      <w:startOverride w:val="2"/>
+    </w:lvlOverride>
+    <w:lvlOverride w:ilvl="1">
+      <w:startOverride w:val="2"/>
+    </w:lvlOverride>
+    <w:lvlOverride w:ilvl="2">
+      <w:startOverride w:val="2"/>
+    </w:lvlOverride>
+    <w:lvlOverride w:ilvl="3">
+      <w:startOverride w:val="2"/>
+    </w:lvlOverride>
+    <w:lvlOverride w:ilvl="4">
+      <w:startOverride w:val="2"/>
+    </w:lvlOverride>
+    <w:lvlOverride w:ilvl="5">
+      <w:startOverride w:val="2"/>
+    </w:lvlOverride>
+    <w:lvlOverride w:ilvl="6">
+      <w:startOverride w:val="2"/>
+    </w:lvlOverride>
+    <w:lvlOverride w:ilvl="7">
+      <w:startOverride w:val="2"/>
+    </w:lvlOverride>
+    <w:lvlOverride w:ilvl="8">
+      <w:startOverride w:val="2"/>
+    </w:lvlOverride>
+  </w:num>
+  <w:num w:numId="1024">
+    <w:abstractNumId w:val="99723"/>
+    <w:lvlOverride w:ilvl="0">
+      <w:startOverride w:val="3"/>
+    </w:lvlOverride>
+    <w:lvlOverride w:ilvl="1">
+      <w:startOverride w:val="3"/>
+    </w:lvlOverride>
+    <w:lvlOverride w:ilvl="2">
+      <w:startOverride w:val="3"/>
+    </w:lvlOverride>
+    <w:lvlOverride w:ilvl="3">
+      <w:startOverride w:val="3"/>
+    </w:lvlOverride>
+    <w:lvlOverride w:ilvl="4">
+      <w:startOverride w:val="3"/>
+    </w:lvlOverride>
+    <w:lvlOverride w:ilvl="5">
+      <w:startOverride w:val="3"/>
+    </w:lvlOverride>
+    <w:lvlOverride w:ilvl="6">
+      <w:startOverride w:val="3"/>
+    </w:lvlOverride>
+    <w:lvlOverride w:ilvl="7">
+      <w:startOverride w:val="3"/>
+    </w:lvlOverride>
+    <w:lvlOverride w:ilvl="8">
+      <w:startOverride w:val="3"/>
+    </w:lvlOverride>
+  </w:num>
+  <w:num w:numId="1025">
+    <w:abstractNumId w:val="99724"/>
+    <w:lvlOverride w:ilvl="0">
+      <w:startOverride w:val="4"/>
+    </w:lvlOverride>
+    <w:lvlOverride w:ilvl="1">
+      <w:startOverride w:val="4"/>
+    </w:lvlOverride>
+    <w:lvlOverride w:ilvl="2">
+      <w:startOverride w:val="4"/>
+    </w:lvlOverride>
+    <w:lvlOverride w:ilvl="3">
+      <w:startOverride w:val="4"/>
+    </w:lvlOverride>
+    <w:lvlOverride w:ilvl="4">
+      <w:startOverride w:val="4"/>
+    </w:lvlOverride>
+    <w:lvlOverride w:ilvl="5">
+      <w:startOverride w:val="4"/>
+    </w:lvlOverride>
+    <w:lvlOverride w:ilvl="6">
+      <w:startOverride w:val="4"/>
+    </w:lvlOverride>
+    <w:lvlOverride w:ilvl="7">
+      <w:startOverride w:val="4"/>
+    </w:lvlOverride>
+    <w:lvlOverride w:ilvl="8">
+      <w:startOverride w:val="4"/>
+    </w:lvlOverride>
+  </w:num>
+  <w:num w:numId="1026">
     <w:abstractNumId w:val="991"/>
   </w:num>
-  <w:num w:numId="1024">
+  <w:num w:numId="1027">
     <w:abstractNumId w:val="99721"/>
     <w:lvlOverride w:ilvl="0">
       <w:startOverride w:val="1"/>
@@ -4110,103 +5036,94 @@
       <w:startOverride w:val="1"/>
     </w:lvlOverride>
   </w:num>
-  <w:num w:numId="1025">
-    <w:abstractNumId w:val="991"/>
-  </w:num>
-  <w:num w:numId="1026">
-    <w:abstractNumId w:val="99721"/>
+  <w:num w:numId="1028">
+    <w:abstractNumId w:val="99722"/>
     <w:lvlOverride w:ilvl="0">
-      <w:startOverride w:val="1"/>
+      <w:startOverride w:val="2"/>
     </w:lvlOverride>
     <w:lvlOverride w:ilvl="1">
-      <w:startOverride w:val="1"/>
+      <w:startOverride w:val="2"/>
     </w:lvlOverride>
     <w:lvlOverride w:ilvl="2">
-      <w:startOverride w:val="1"/>
+      <w:startOverride w:val="2"/>
     </w:lvlOverride>
     <w:lvlOverride w:ilvl="3">
-      <w:startOverride w:val="1"/>
+      <w:startOverride w:val="2"/>
     </w:lvlOverride>
     <w:lvlOverride w:ilvl="4">
-      <w:startOverride w:val="1"/>
+      <w:startOverride w:val="2"/>
     </w:lvlOverride>
     <w:lvlOverride w:ilvl="5">
-      <w:startOverride w:val="1"/>
+      <w:startOverride w:val="2"/>
     </w:lvlOverride>
     <w:lvlOverride w:ilvl="6">
-      <w:startOverride w:val="1"/>
+      <w:startOverride w:val="2"/>
     </w:lvlOverride>
     <w:lvlOverride w:ilvl="7">
-      <w:startOverride w:val="1"/>
+      <w:startOverride w:val="2"/>
     </w:lvlOverride>
     <w:lvlOverride w:ilvl="8">
-      <w:startOverride w:val="1"/>
-    </w:lvlOverride>
-  </w:num>
-  <w:num w:numId="1027">
-    <w:abstractNumId w:val="991"/>
-  </w:num>
-  <w:num w:numId="1028">
-    <w:abstractNumId w:val="99721"/>
+      <w:startOverride w:val="2"/>
+    </w:lvlOverride>
+  </w:num>
+  <w:num w:numId="1029">
+    <w:abstractNumId w:val="99723"/>
     <w:lvlOverride w:ilvl="0">
-      <w:startOverride w:val="1"/>
+      <w:startOverride w:val="3"/>
     </w:lvlOverride>
     <w:lvlOverride w:ilvl="1">
-      <w:startOverride w:val="1"/>
+      <w:startOverride w:val="3"/>
     </w:lvlOverride>
     <w:lvlOverride w:ilvl="2">
-      <w:startOverride w:val="1"/>
+      <w:startOverride w:val="3"/>
     </w:lvlOverride>
     <w:lvlOverride w:ilvl="3">
-      <w:startOverride w:val="1"/>
+      <w:startOverride w:val="3"/>
     </w:lvlOverride>
     <w:lvlOverride w:ilvl="4">
-      <w:startOverride w:val="1"/>
+      <w:startOverride w:val="3"/>
     </w:lvlOverride>
     <w:lvlOverride w:ilvl="5">
-      <w:startOverride w:val="1"/>
+      <w:startOverride w:val="3"/>
     </w:lvlOverride>
     <w:lvlOverride w:ilvl="6">
-      <w:startOverride w:val="1"/>
+      <w:startOverride w:val="3"/>
     </w:lvlOverride>
     <w:lvlOverride w:ilvl="7">
-      <w:startOverride w:val="1"/>
+      <w:startOverride w:val="3"/>
     </w:lvlOverride>
     <w:lvlOverride w:ilvl="8">
-      <w:startOverride w:val="1"/>
-    </w:lvlOverride>
-  </w:num>
-  <w:num w:numId="1029">
-    <w:abstractNumId w:val="991"/>
+      <w:startOverride w:val="3"/>
+    </w:lvlOverride>
   </w:num>
   <w:num w:numId="1030">
-    <w:abstractNumId w:val="99721"/>
+    <w:abstractNumId w:val="99724"/>
     <w:lvlOverride w:ilvl="0">
-      <w:startOverride w:val="1"/>
+      <w:startOverride w:val="4"/>
     </w:lvlOverride>
     <w:lvlOverride w:ilvl="1">
-      <w:startOverride w:val="1"/>
+      <w:startOverride w:val="4"/>
     </w:lvlOverride>
     <w:lvlOverride w:ilvl="2">
-      <w:startOverride w:val="1"/>
+      <w:startOverride w:val="4"/>
     </w:lvlOverride>
     <w:lvlOverride w:ilvl="3">
-      <w:startOverride w:val="1"/>
+      <w:startOverride w:val="4"/>
     </w:lvlOverride>
     <w:lvlOverride w:ilvl="4">
-      <w:startOverride w:val="1"/>
+      <w:startOverride w:val="4"/>
     </w:lvlOverride>
     <w:lvlOverride w:ilvl="5">
-      <w:startOverride w:val="1"/>
+      <w:startOverride w:val="4"/>
     </w:lvlOverride>
     <w:lvlOverride w:ilvl="6">
-      <w:startOverride w:val="1"/>
+      <w:startOverride w:val="4"/>
     </w:lvlOverride>
     <w:lvlOverride w:ilvl="7">
-      <w:startOverride w:val="1"/>
+      <w:startOverride w:val="4"/>
     </w:lvlOverride>
     <w:lvlOverride w:ilvl="8">
-      <w:startOverride w:val="1"/>
+      <w:startOverride w:val="4"/>
     </w:lvlOverride>
   </w:num>
   <w:num w:numId="1031">
@@ -4243,9 +5160,99 @@
     </w:lvlOverride>
   </w:num>
   <w:num w:numId="1033">
+    <w:abstractNumId w:val="99722"/>
+    <w:lvlOverride w:ilvl="0">
+      <w:startOverride w:val="2"/>
+    </w:lvlOverride>
+    <w:lvlOverride w:ilvl="1">
+      <w:startOverride w:val="2"/>
+    </w:lvlOverride>
+    <w:lvlOverride w:ilvl="2">
+      <w:startOverride w:val="2"/>
+    </w:lvlOverride>
+    <w:lvlOverride w:ilvl="3">
+      <w:startOverride w:val="2"/>
+    </w:lvlOverride>
+    <w:lvlOverride w:ilvl="4">
+      <w:startOverride w:val="2"/>
+    </w:lvlOverride>
+    <w:lvlOverride w:ilvl="5">
+      <w:startOverride w:val="2"/>
+    </w:lvlOverride>
+    <w:lvlOverride w:ilvl="6">
+      <w:startOverride w:val="2"/>
+    </w:lvlOverride>
+    <w:lvlOverride w:ilvl="7">
+      <w:startOverride w:val="2"/>
+    </w:lvlOverride>
+    <w:lvlOverride w:ilvl="8">
+      <w:startOverride w:val="2"/>
+    </w:lvlOverride>
+  </w:num>
+  <w:num w:numId="1034">
+    <w:abstractNumId w:val="99723"/>
+    <w:lvlOverride w:ilvl="0">
+      <w:startOverride w:val="3"/>
+    </w:lvlOverride>
+    <w:lvlOverride w:ilvl="1">
+      <w:startOverride w:val="3"/>
+    </w:lvlOverride>
+    <w:lvlOverride w:ilvl="2">
+      <w:startOverride w:val="3"/>
+    </w:lvlOverride>
+    <w:lvlOverride w:ilvl="3">
+      <w:startOverride w:val="3"/>
+    </w:lvlOverride>
+    <w:lvlOverride w:ilvl="4">
+      <w:startOverride w:val="3"/>
+    </w:lvlOverride>
+    <w:lvlOverride w:ilvl="5">
+      <w:startOverride w:val="3"/>
+    </w:lvlOverride>
+    <w:lvlOverride w:ilvl="6">
+      <w:startOverride w:val="3"/>
+    </w:lvlOverride>
+    <w:lvlOverride w:ilvl="7">
+      <w:startOverride w:val="3"/>
+    </w:lvlOverride>
+    <w:lvlOverride w:ilvl="8">
+      <w:startOverride w:val="3"/>
+    </w:lvlOverride>
+  </w:num>
+  <w:num w:numId="1035">
+    <w:abstractNumId w:val="99724"/>
+    <w:lvlOverride w:ilvl="0">
+      <w:startOverride w:val="4"/>
+    </w:lvlOverride>
+    <w:lvlOverride w:ilvl="1">
+      <w:startOverride w:val="4"/>
+    </w:lvlOverride>
+    <w:lvlOverride w:ilvl="2">
+      <w:startOverride w:val="4"/>
+    </w:lvlOverride>
+    <w:lvlOverride w:ilvl="3">
+      <w:startOverride w:val="4"/>
+    </w:lvlOverride>
+    <w:lvlOverride w:ilvl="4">
+      <w:startOverride w:val="4"/>
+    </w:lvlOverride>
+    <w:lvlOverride w:ilvl="5">
+      <w:startOverride w:val="4"/>
+    </w:lvlOverride>
+    <w:lvlOverride w:ilvl="6">
+      <w:startOverride w:val="4"/>
+    </w:lvlOverride>
+    <w:lvlOverride w:ilvl="7">
+      <w:startOverride w:val="4"/>
+    </w:lvlOverride>
+    <w:lvlOverride w:ilvl="8">
+      <w:startOverride w:val="4"/>
+    </w:lvlOverride>
+  </w:num>
+  <w:num w:numId="1036">
     <w:abstractNumId w:val="991"/>
   </w:num>
-  <w:num w:numId="1034">
+  <w:num w:numId="1037">
     <w:abstractNumId w:val="99721"/>
     <w:lvlOverride w:ilvl="0">
       <w:startOverride w:val="1"/>
@@ -4273,6 +5280,1173 @@
     </w:lvlOverride>
     <w:lvlOverride w:ilvl="8">
       <w:startOverride w:val="1"/>
+    </w:lvlOverride>
+  </w:num>
+  <w:num w:numId="1038">
+    <w:abstractNumId w:val="99722"/>
+    <w:lvlOverride w:ilvl="0">
+      <w:startOverride w:val="2"/>
+    </w:lvlOverride>
+    <w:lvlOverride w:ilvl="1">
+      <w:startOverride w:val="2"/>
+    </w:lvlOverride>
+    <w:lvlOverride w:ilvl="2">
+      <w:startOverride w:val="2"/>
+    </w:lvlOverride>
+    <w:lvlOverride w:ilvl="3">
+      <w:startOverride w:val="2"/>
+    </w:lvlOverride>
+    <w:lvlOverride w:ilvl="4">
+      <w:startOverride w:val="2"/>
+    </w:lvlOverride>
+    <w:lvlOverride w:ilvl="5">
+      <w:startOverride w:val="2"/>
+    </w:lvlOverride>
+    <w:lvlOverride w:ilvl="6">
+      <w:startOverride w:val="2"/>
+    </w:lvlOverride>
+    <w:lvlOverride w:ilvl="7">
+      <w:startOverride w:val="2"/>
+    </w:lvlOverride>
+    <w:lvlOverride w:ilvl="8">
+      <w:startOverride w:val="2"/>
+    </w:lvlOverride>
+  </w:num>
+  <w:num w:numId="1039">
+    <w:abstractNumId w:val="99723"/>
+    <w:lvlOverride w:ilvl="0">
+      <w:startOverride w:val="3"/>
+    </w:lvlOverride>
+    <w:lvlOverride w:ilvl="1">
+      <w:startOverride w:val="3"/>
+    </w:lvlOverride>
+    <w:lvlOverride w:ilvl="2">
+      <w:startOverride w:val="3"/>
+    </w:lvlOverride>
+    <w:lvlOverride w:ilvl="3">
+      <w:startOverride w:val="3"/>
+    </w:lvlOverride>
+    <w:lvlOverride w:ilvl="4">
+      <w:startOverride w:val="3"/>
+    </w:lvlOverride>
+    <w:lvlOverride w:ilvl="5">
+      <w:startOverride w:val="3"/>
+    </w:lvlOverride>
+    <w:lvlOverride w:ilvl="6">
+      <w:startOverride w:val="3"/>
+    </w:lvlOverride>
+    <w:lvlOverride w:ilvl="7">
+      <w:startOverride w:val="3"/>
+    </w:lvlOverride>
+    <w:lvlOverride w:ilvl="8">
+      <w:startOverride w:val="3"/>
+    </w:lvlOverride>
+  </w:num>
+  <w:num w:numId="1040">
+    <w:abstractNumId w:val="991"/>
+  </w:num>
+  <w:num w:numId="1041">
+    <w:abstractNumId w:val="99721"/>
+    <w:lvlOverride w:ilvl="0">
+      <w:startOverride w:val="1"/>
+    </w:lvlOverride>
+    <w:lvlOverride w:ilvl="1">
+      <w:startOverride w:val="1"/>
+    </w:lvlOverride>
+    <w:lvlOverride w:ilvl="2">
+      <w:startOverride w:val="1"/>
+    </w:lvlOverride>
+    <w:lvlOverride w:ilvl="3">
+      <w:startOverride w:val="1"/>
+    </w:lvlOverride>
+    <w:lvlOverride w:ilvl="4">
+      <w:startOverride w:val="1"/>
+    </w:lvlOverride>
+    <w:lvlOverride w:ilvl="5">
+      <w:startOverride w:val="1"/>
+    </w:lvlOverride>
+    <w:lvlOverride w:ilvl="6">
+      <w:startOverride w:val="1"/>
+    </w:lvlOverride>
+    <w:lvlOverride w:ilvl="7">
+      <w:startOverride w:val="1"/>
+    </w:lvlOverride>
+    <w:lvlOverride w:ilvl="8">
+      <w:startOverride w:val="1"/>
+    </w:lvlOverride>
+  </w:num>
+  <w:num w:numId="1042">
+    <w:abstractNumId w:val="99722"/>
+    <w:lvlOverride w:ilvl="0">
+      <w:startOverride w:val="2"/>
+    </w:lvlOverride>
+    <w:lvlOverride w:ilvl="1">
+      <w:startOverride w:val="2"/>
+    </w:lvlOverride>
+    <w:lvlOverride w:ilvl="2">
+      <w:startOverride w:val="2"/>
+    </w:lvlOverride>
+    <w:lvlOverride w:ilvl="3">
+      <w:startOverride w:val="2"/>
+    </w:lvlOverride>
+    <w:lvlOverride w:ilvl="4">
+      <w:startOverride w:val="2"/>
+    </w:lvlOverride>
+    <w:lvlOverride w:ilvl="5">
+      <w:startOverride w:val="2"/>
+    </w:lvlOverride>
+    <w:lvlOverride w:ilvl="6">
+      <w:startOverride w:val="2"/>
+    </w:lvlOverride>
+    <w:lvlOverride w:ilvl="7">
+      <w:startOverride w:val="2"/>
+    </w:lvlOverride>
+    <w:lvlOverride w:ilvl="8">
+      <w:startOverride w:val="2"/>
+    </w:lvlOverride>
+  </w:num>
+  <w:num w:numId="1043">
+    <w:abstractNumId w:val="99723"/>
+    <w:lvlOverride w:ilvl="0">
+      <w:startOverride w:val="3"/>
+    </w:lvlOverride>
+    <w:lvlOverride w:ilvl="1">
+      <w:startOverride w:val="3"/>
+    </w:lvlOverride>
+    <w:lvlOverride w:ilvl="2">
+      <w:startOverride w:val="3"/>
+    </w:lvlOverride>
+    <w:lvlOverride w:ilvl="3">
+      <w:startOverride w:val="3"/>
+    </w:lvlOverride>
+    <w:lvlOverride w:ilvl="4">
+      <w:startOverride w:val="3"/>
+    </w:lvlOverride>
+    <w:lvlOverride w:ilvl="5">
+      <w:startOverride w:val="3"/>
+    </w:lvlOverride>
+    <w:lvlOverride w:ilvl="6">
+      <w:startOverride w:val="3"/>
+    </w:lvlOverride>
+    <w:lvlOverride w:ilvl="7">
+      <w:startOverride w:val="3"/>
+    </w:lvlOverride>
+    <w:lvlOverride w:ilvl="8">
+      <w:startOverride w:val="3"/>
+    </w:lvlOverride>
+  </w:num>
+  <w:num w:numId="1044">
+    <w:abstractNumId w:val="99724"/>
+    <w:lvlOverride w:ilvl="0">
+      <w:startOverride w:val="4"/>
+    </w:lvlOverride>
+    <w:lvlOverride w:ilvl="1">
+      <w:startOverride w:val="4"/>
+    </w:lvlOverride>
+    <w:lvlOverride w:ilvl="2">
+      <w:startOverride w:val="4"/>
+    </w:lvlOverride>
+    <w:lvlOverride w:ilvl="3">
+      <w:startOverride w:val="4"/>
+    </w:lvlOverride>
+    <w:lvlOverride w:ilvl="4">
+      <w:startOverride w:val="4"/>
+    </w:lvlOverride>
+    <w:lvlOverride w:ilvl="5">
+      <w:startOverride w:val="4"/>
+    </w:lvlOverride>
+    <w:lvlOverride w:ilvl="6">
+      <w:startOverride w:val="4"/>
+    </w:lvlOverride>
+    <w:lvlOverride w:ilvl="7">
+      <w:startOverride w:val="4"/>
+    </w:lvlOverride>
+    <w:lvlOverride w:ilvl="8">
+      <w:startOverride w:val="4"/>
+    </w:lvlOverride>
+  </w:num>
+  <w:num w:numId="1045">
+    <w:abstractNumId w:val="991"/>
+  </w:num>
+  <w:num w:numId="1046">
+    <w:abstractNumId w:val="99721"/>
+    <w:lvlOverride w:ilvl="0">
+      <w:startOverride w:val="1"/>
+    </w:lvlOverride>
+    <w:lvlOverride w:ilvl="1">
+      <w:startOverride w:val="1"/>
+    </w:lvlOverride>
+    <w:lvlOverride w:ilvl="2">
+      <w:startOverride w:val="1"/>
+    </w:lvlOverride>
+    <w:lvlOverride w:ilvl="3">
+      <w:startOverride w:val="1"/>
+    </w:lvlOverride>
+    <w:lvlOverride w:ilvl="4">
+      <w:startOverride w:val="1"/>
+    </w:lvlOverride>
+    <w:lvlOverride w:ilvl="5">
+      <w:startOverride w:val="1"/>
+    </w:lvlOverride>
+    <w:lvlOverride w:ilvl="6">
+      <w:startOverride w:val="1"/>
+    </w:lvlOverride>
+    <w:lvlOverride w:ilvl="7">
+      <w:startOverride w:val="1"/>
+    </w:lvlOverride>
+    <w:lvlOverride w:ilvl="8">
+      <w:startOverride w:val="1"/>
+    </w:lvlOverride>
+  </w:num>
+  <w:num w:numId="1047">
+    <w:abstractNumId w:val="99722"/>
+    <w:lvlOverride w:ilvl="0">
+      <w:startOverride w:val="2"/>
+    </w:lvlOverride>
+    <w:lvlOverride w:ilvl="1">
+      <w:startOverride w:val="2"/>
+    </w:lvlOverride>
+    <w:lvlOverride w:ilvl="2">
+      <w:startOverride w:val="2"/>
+    </w:lvlOverride>
+    <w:lvlOverride w:ilvl="3">
+      <w:startOverride w:val="2"/>
+    </w:lvlOverride>
+    <w:lvlOverride w:ilvl="4">
+      <w:startOverride w:val="2"/>
+    </w:lvlOverride>
+    <w:lvlOverride w:ilvl="5">
+      <w:startOverride w:val="2"/>
+    </w:lvlOverride>
+    <w:lvlOverride w:ilvl="6">
+      <w:startOverride w:val="2"/>
+    </w:lvlOverride>
+    <w:lvlOverride w:ilvl="7">
+      <w:startOverride w:val="2"/>
+    </w:lvlOverride>
+    <w:lvlOverride w:ilvl="8">
+      <w:startOverride w:val="2"/>
+    </w:lvlOverride>
+  </w:num>
+  <w:num w:numId="1048">
+    <w:abstractNumId w:val="99723"/>
+    <w:lvlOverride w:ilvl="0">
+      <w:startOverride w:val="3"/>
+    </w:lvlOverride>
+    <w:lvlOverride w:ilvl="1">
+      <w:startOverride w:val="3"/>
+    </w:lvlOverride>
+    <w:lvlOverride w:ilvl="2">
+      <w:startOverride w:val="3"/>
+    </w:lvlOverride>
+    <w:lvlOverride w:ilvl="3">
+      <w:startOverride w:val="3"/>
+    </w:lvlOverride>
+    <w:lvlOverride w:ilvl="4">
+      <w:startOverride w:val="3"/>
+    </w:lvlOverride>
+    <w:lvlOverride w:ilvl="5">
+      <w:startOverride w:val="3"/>
+    </w:lvlOverride>
+    <w:lvlOverride w:ilvl="6">
+      <w:startOverride w:val="3"/>
+    </w:lvlOverride>
+    <w:lvlOverride w:ilvl="7">
+      <w:startOverride w:val="3"/>
+    </w:lvlOverride>
+    <w:lvlOverride w:ilvl="8">
+      <w:startOverride w:val="3"/>
+    </w:lvlOverride>
+  </w:num>
+  <w:num w:numId="1049">
+    <w:abstractNumId w:val="99724"/>
+    <w:lvlOverride w:ilvl="0">
+      <w:startOverride w:val="4"/>
+    </w:lvlOverride>
+    <w:lvlOverride w:ilvl="1">
+      <w:startOverride w:val="4"/>
+    </w:lvlOverride>
+    <w:lvlOverride w:ilvl="2">
+      <w:startOverride w:val="4"/>
+    </w:lvlOverride>
+    <w:lvlOverride w:ilvl="3">
+      <w:startOverride w:val="4"/>
+    </w:lvlOverride>
+    <w:lvlOverride w:ilvl="4">
+      <w:startOverride w:val="4"/>
+    </w:lvlOverride>
+    <w:lvlOverride w:ilvl="5">
+      <w:startOverride w:val="4"/>
+    </w:lvlOverride>
+    <w:lvlOverride w:ilvl="6">
+      <w:startOverride w:val="4"/>
+    </w:lvlOverride>
+    <w:lvlOverride w:ilvl="7">
+      <w:startOverride w:val="4"/>
+    </w:lvlOverride>
+    <w:lvlOverride w:ilvl="8">
+      <w:startOverride w:val="4"/>
+    </w:lvlOverride>
+  </w:num>
+  <w:num w:numId="1050">
+    <w:abstractNumId w:val="991"/>
+  </w:num>
+  <w:num w:numId="1051">
+    <w:abstractNumId w:val="99721"/>
+    <w:lvlOverride w:ilvl="0">
+      <w:startOverride w:val="1"/>
+    </w:lvlOverride>
+    <w:lvlOverride w:ilvl="1">
+      <w:startOverride w:val="1"/>
+    </w:lvlOverride>
+    <w:lvlOverride w:ilvl="2">
+      <w:startOverride w:val="1"/>
+    </w:lvlOverride>
+    <w:lvlOverride w:ilvl="3">
+      <w:startOverride w:val="1"/>
+    </w:lvlOverride>
+    <w:lvlOverride w:ilvl="4">
+      <w:startOverride w:val="1"/>
+    </w:lvlOverride>
+    <w:lvlOverride w:ilvl="5">
+      <w:startOverride w:val="1"/>
+    </w:lvlOverride>
+    <w:lvlOverride w:ilvl="6">
+      <w:startOverride w:val="1"/>
+    </w:lvlOverride>
+    <w:lvlOverride w:ilvl="7">
+      <w:startOverride w:val="1"/>
+    </w:lvlOverride>
+    <w:lvlOverride w:ilvl="8">
+      <w:startOverride w:val="1"/>
+    </w:lvlOverride>
+  </w:num>
+  <w:num w:numId="1052">
+    <w:abstractNumId w:val="99722"/>
+    <w:lvlOverride w:ilvl="0">
+      <w:startOverride w:val="2"/>
+    </w:lvlOverride>
+    <w:lvlOverride w:ilvl="1">
+      <w:startOverride w:val="2"/>
+    </w:lvlOverride>
+    <w:lvlOverride w:ilvl="2">
+      <w:startOverride w:val="2"/>
+    </w:lvlOverride>
+    <w:lvlOverride w:ilvl="3">
+      <w:startOverride w:val="2"/>
+    </w:lvlOverride>
+    <w:lvlOverride w:ilvl="4">
+      <w:startOverride w:val="2"/>
+    </w:lvlOverride>
+    <w:lvlOverride w:ilvl="5">
+      <w:startOverride w:val="2"/>
+    </w:lvlOverride>
+    <w:lvlOverride w:ilvl="6">
+      <w:startOverride w:val="2"/>
+    </w:lvlOverride>
+    <w:lvlOverride w:ilvl="7">
+      <w:startOverride w:val="2"/>
+    </w:lvlOverride>
+    <w:lvlOverride w:ilvl="8">
+      <w:startOverride w:val="2"/>
+    </w:lvlOverride>
+  </w:num>
+  <w:num w:numId="1053">
+    <w:abstractNumId w:val="99723"/>
+    <w:lvlOverride w:ilvl="0">
+      <w:startOverride w:val="3"/>
+    </w:lvlOverride>
+    <w:lvlOverride w:ilvl="1">
+      <w:startOverride w:val="3"/>
+    </w:lvlOverride>
+    <w:lvlOverride w:ilvl="2">
+      <w:startOverride w:val="3"/>
+    </w:lvlOverride>
+    <w:lvlOverride w:ilvl="3">
+      <w:startOverride w:val="3"/>
+    </w:lvlOverride>
+    <w:lvlOverride w:ilvl="4">
+      <w:startOverride w:val="3"/>
+    </w:lvlOverride>
+    <w:lvlOverride w:ilvl="5">
+      <w:startOverride w:val="3"/>
+    </w:lvlOverride>
+    <w:lvlOverride w:ilvl="6">
+      <w:startOverride w:val="3"/>
+    </w:lvlOverride>
+    <w:lvlOverride w:ilvl="7">
+      <w:startOverride w:val="3"/>
+    </w:lvlOverride>
+    <w:lvlOverride w:ilvl="8">
+      <w:startOverride w:val="3"/>
+    </w:lvlOverride>
+  </w:num>
+  <w:num w:numId="1054">
+    <w:abstractNumId w:val="99724"/>
+    <w:lvlOverride w:ilvl="0">
+      <w:startOverride w:val="4"/>
+    </w:lvlOverride>
+    <w:lvlOverride w:ilvl="1">
+      <w:startOverride w:val="4"/>
+    </w:lvlOverride>
+    <w:lvlOverride w:ilvl="2">
+      <w:startOverride w:val="4"/>
+    </w:lvlOverride>
+    <w:lvlOverride w:ilvl="3">
+      <w:startOverride w:val="4"/>
+    </w:lvlOverride>
+    <w:lvlOverride w:ilvl="4">
+      <w:startOverride w:val="4"/>
+    </w:lvlOverride>
+    <w:lvlOverride w:ilvl="5">
+      <w:startOverride w:val="4"/>
+    </w:lvlOverride>
+    <w:lvlOverride w:ilvl="6">
+      <w:startOverride w:val="4"/>
+    </w:lvlOverride>
+    <w:lvlOverride w:ilvl="7">
+      <w:startOverride w:val="4"/>
+    </w:lvlOverride>
+    <w:lvlOverride w:ilvl="8">
+      <w:startOverride w:val="4"/>
+    </w:lvlOverride>
+  </w:num>
+  <w:num w:numId="1055">
+    <w:abstractNumId w:val="991"/>
+  </w:num>
+  <w:num w:numId="1056">
+    <w:abstractNumId w:val="99721"/>
+    <w:lvlOverride w:ilvl="0">
+      <w:startOverride w:val="1"/>
+    </w:lvlOverride>
+    <w:lvlOverride w:ilvl="1">
+      <w:startOverride w:val="1"/>
+    </w:lvlOverride>
+    <w:lvlOverride w:ilvl="2">
+      <w:startOverride w:val="1"/>
+    </w:lvlOverride>
+    <w:lvlOverride w:ilvl="3">
+      <w:startOverride w:val="1"/>
+    </w:lvlOverride>
+    <w:lvlOverride w:ilvl="4">
+      <w:startOverride w:val="1"/>
+    </w:lvlOverride>
+    <w:lvlOverride w:ilvl="5">
+      <w:startOverride w:val="1"/>
+    </w:lvlOverride>
+    <w:lvlOverride w:ilvl="6">
+      <w:startOverride w:val="1"/>
+    </w:lvlOverride>
+    <w:lvlOverride w:ilvl="7">
+      <w:startOverride w:val="1"/>
+    </w:lvlOverride>
+    <w:lvlOverride w:ilvl="8">
+      <w:startOverride w:val="1"/>
+    </w:lvlOverride>
+  </w:num>
+  <w:num w:numId="1057">
+    <w:abstractNumId w:val="99722"/>
+    <w:lvlOverride w:ilvl="0">
+      <w:startOverride w:val="2"/>
+    </w:lvlOverride>
+    <w:lvlOverride w:ilvl="1">
+      <w:startOverride w:val="2"/>
+    </w:lvlOverride>
+    <w:lvlOverride w:ilvl="2">
+      <w:startOverride w:val="2"/>
+    </w:lvlOverride>
+    <w:lvlOverride w:ilvl="3">
+      <w:startOverride w:val="2"/>
+    </w:lvlOverride>
+    <w:lvlOverride w:ilvl="4">
+      <w:startOverride w:val="2"/>
+    </w:lvlOverride>
+    <w:lvlOverride w:ilvl="5">
+      <w:startOverride w:val="2"/>
+    </w:lvlOverride>
+    <w:lvlOverride w:ilvl="6">
+      <w:startOverride w:val="2"/>
+    </w:lvlOverride>
+    <w:lvlOverride w:ilvl="7">
+      <w:startOverride w:val="2"/>
+    </w:lvlOverride>
+    <w:lvlOverride w:ilvl="8">
+      <w:startOverride w:val="2"/>
+    </w:lvlOverride>
+  </w:num>
+  <w:num w:numId="1058">
+    <w:abstractNumId w:val="99723"/>
+    <w:lvlOverride w:ilvl="0">
+      <w:startOverride w:val="3"/>
+    </w:lvlOverride>
+    <w:lvlOverride w:ilvl="1">
+      <w:startOverride w:val="3"/>
+    </w:lvlOverride>
+    <w:lvlOverride w:ilvl="2">
+      <w:startOverride w:val="3"/>
+    </w:lvlOverride>
+    <w:lvlOverride w:ilvl="3">
+      <w:startOverride w:val="3"/>
+    </w:lvlOverride>
+    <w:lvlOverride w:ilvl="4">
+      <w:startOverride w:val="3"/>
+    </w:lvlOverride>
+    <w:lvlOverride w:ilvl="5">
+      <w:startOverride w:val="3"/>
+    </w:lvlOverride>
+    <w:lvlOverride w:ilvl="6">
+      <w:startOverride w:val="3"/>
+    </w:lvlOverride>
+    <w:lvlOverride w:ilvl="7">
+      <w:startOverride w:val="3"/>
+    </w:lvlOverride>
+    <w:lvlOverride w:ilvl="8">
+      <w:startOverride w:val="3"/>
+    </w:lvlOverride>
+  </w:num>
+  <w:num w:numId="1059">
+    <w:abstractNumId w:val="99724"/>
+    <w:lvlOverride w:ilvl="0">
+      <w:startOverride w:val="4"/>
+    </w:lvlOverride>
+    <w:lvlOverride w:ilvl="1">
+      <w:startOverride w:val="4"/>
+    </w:lvlOverride>
+    <w:lvlOverride w:ilvl="2">
+      <w:startOverride w:val="4"/>
+    </w:lvlOverride>
+    <w:lvlOverride w:ilvl="3">
+      <w:startOverride w:val="4"/>
+    </w:lvlOverride>
+    <w:lvlOverride w:ilvl="4">
+      <w:startOverride w:val="4"/>
+    </w:lvlOverride>
+    <w:lvlOverride w:ilvl="5">
+      <w:startOverride w:val="4"/>
+    </w:lvlOverride>
+    <w:lvlOverride w:ilvl="6">
+      <w:startOverride w:val="4"/>
+    </w:lvlOverride>
+    <w:lvlOverride w:ilvl="7">
+      <w:startOverride w:val="4"/>
+    </w:lvlOverride>
+    <w:lvlOverride w:ilvl="8">
+      <w:startOverride w:val="4"/>
+    </w:lvlOverride>
+  </w:num>
+  <w:num w:numId="1060">
+    <w:abstractNumId w:val="991"/>
+  </w:num>
+  <w:num w:numId="1061">
+    <w:abstractNumId w:val="99721"/>
+    <w:lvlOverride w:ilvl="0">
+      <w:startOverride w:val="1"/>
+    </w:lvlOverride>
+    <w:lvlOverride w:ilvl="1">
+      <w:startOverride w:val="1"/>
+    </w:lvlOverride>
+    <w:lvlOverride w:ilvl="2">
+      <w:startOverride w:val="1"/>
+    </w:lvlOverride>
+    <w:lvlOverride w:ilvl="3">
+      <w:startOverride w:val="1"/>
+    </w:lvlOverride>
+    <w:lvlOverride w:ilvl="4">
+      <w:startOverride w:val="1"/>
+    </w:lvlOverride>
+    <w:lvlOverride w:ilvl="5">
+      <w:startOverride w:val="1"/>
+    </w:lvlOverride>
+    <w:lvlOverride w:ilvl="6">
+      <w:startOverride w:val="1"/>
+    </w:lvlOverride>
+    <w:lvlOverride w:ilvl="7">
+      <w:startOverride w:val="1"/>
+    </w:lvlOverride>
+    <w:lvlOverride w:ilvl="8">
+      <w:startOverride w:val="1"/>
+    </w:lvlOverride>
+  </w:num>
+  <w:num w:numId="1062">
+    <w:abstractNumId w:val="99722"/>
+    <w:lvlOverride w:ilvl="0">
+      <w:startOverride w:val="2"/>
+    </w:lvlOverride>
+    <w:lvlOverride w:ilvl="1">
+      <w:startOverride w:val="2"/>
+    </w:lvlOverride>
+    <w:lvlOverride w:ilvl="2">
+      <w:startOverride w:val="2"/>
+    </w:lvlOverride>
+    <w:lvlOverride w:ilvl="3">
+      <w:startOverride w:val="2"/>
+    </w:lvlOverride>
+    <w:lvlOverride w:ilvl="4">
+      <w:startOverride w:val="2"/>
+    </w:lvlOverride>
+    <w:lvlOverride w:ilvl="5">
+      <w:startOverride w:val="2"/>
+    </w:lvlOverride>
+    <w:lvlOverride w:ilvl="6">
+      <w:startOverride w:val="2"/>
+    </w:lvlOverride>
+    <w:lvlOverride w:ilvl="7">
+      <w:startOverride w:val="2"/>
+    </w:lvlOverride>
+    <w:lvlOverride w:ilvl="8">
+      <w:startOverride w:val="2"/>
+    </w:lvlOverride>
+  </w:num>
+  <w:num w:numId="1063">
+    <w:abstractNumId w:val="99723"/>
+    <w:lvlOverride w:ilvl="0">
+      <w:startOverride w:val="3"/>
+    </w:lvlOverride>
+    <w:lvlOverride w:ilvl="1">
+      <w:startOverride w:val="3"/>
+    </w:lvlOverride>
+    <w:lvlOverride w:ilvl="2">
+      <w:startOverride w:val="3"/>
+    </w:lvlOverride>
+    <w:lvlOverride w:ilvl="3">
+      <w:startOverride w:val="3"/>
+    </w:lvlOverride>
+    <w:lvlOverride w:ilvl="4">
+      <w:startOverride w:val="3"/>
+    </w:lvlOverride>
+    <w:lvlOverride w:ilvl="5">
+      <w:startOverride w:val="3"/>
+    </w:lvlOverride>
+    <w:lvlOverride w:ilvl="6">
+      <w:startOverride w:val="3"/>
+    </w:lvlOverride>
+    <w:lvlOverride w:ilvl="7">
+      <w:startOverride w:val="3"/>
+    </w:lvlOverride>
+    <w:lvlOverride w:ilvl="8">
+      <w:startOverride w:val="3"/>
+    </w:lvlOverride>
+  </w:num>
+  <w:num w:numId="1064">
+    <w:abstractNumId w:val="99724"/>
+    <w:lvlOverride w:ilvl="0">
+      <w:startOverride w:val="4"/>
+    </w:lvlOverride>
+    <w:lvlOverride w:ilvl="1">
+      <w:startOverride w:val="4"/>
+    </w:lvlOverride>
+    <w:lvlOverride w:ilvl="2">
+      <w:startOverride w:val="4"/>
+    </w:lvlOverride>
+    <w:lvlOverride w:ilvl="3">
+      <w:startOverride w:val="4"/>
+    </w:lvlOverride>
+    <w:lvlOverride w:ilvl="4">
+      <w:startOverride w:val="4"/>
+    </w:lvlOverride>
+    <w:lvlOverride w:ilvl="5">
+      <w:startOverride w:val="4"/>
+    </w:lvlOverride>
+    <w:lvlOverride w:ilvl="6">
+      <w:startOverride w:val="4"/>
+    </w:lvlOverride>
+    <w:lvlOverride w:ilvl="7">
+      <w:startOverride w:val="4"/>
+    </w:lvlOverride>
+    <w:lvlOverride w:ilvl="8">
+      <w:startOverride w:val="4"/>
+    </w:lvlOverride>
+  </w:num>
+  <w:num w:numId="1065">
+    <w:abstractNumId w:val="991"/>
+  </w:num>
+  <w:num w:numId="1066">
+    <w:abstractNumId w:val="99721"/>
+    <w:lvlOverride w:ilvl="0">
+      <w:startOverride w:val="1"/>
+    </w:lvlOverride>
+    <w:lvlOverride w:ilvl="1">
+      <w:startOverride w:val="1"/>
+    </w:lvlOverride>
+    <w:lvlOverride w:ilvl="2">
+      <w:startOverride w:val="1"/>
+    </w:lvlOverride>
+    <w:lvlOverride w:ilvl="3">
+      <w:startOverride w:val="1"/>
+    </w:lvlOverride>
+    <w:lvlOverride w:ilvl="4">
+      <w:startOverride w:val="1"/>
+    </w:lvlOverride>
+    <w:lvlOverride w:ilvl="5">
+      <w:startOverride w:val="1"/>
+    </w:lvlOverride>
+    <w:lvlOverride w:ilvl="6">
+      <w:startOverride w:val="1"/>
+    </w:lvlOverride>
+    <w:lvlOverride w:ilvl="7">
+      <w:startOverride w:val="1"/>
+    </w:lvlOverride>
+    <w:lvlOverride w:ilvl="8">
+      <w:startOverride w:val="1"/>
+    </w:lvlOverride>
+  </w:num>
+  <w:num w:numId="1067">
+    <w:abstractNumId w:val="99722"/>
+    <w:lvlOverride w:ilvl="0">
+      <w:startOverride w:val="2"/>
+    </w:lvlOverride>
+    <w:lvlOverride w:ilvl="1">
+      <w:startOverride w:val="2"/>
+    </w:lvlOverride>
+    <w:lvlOverride w:ilvl="2">
+      <w:startOverride w:val="2"/>
+    </w:lvlOverride>
+    <w:lvlOverride w:ilvl="3">
+      <w:startOverride w:val="2"/>
+    </w:lvlOverride>
+    <w:lvlOverride w:ilvl="4">
+      <w:startOverride w:val="2"/>
+    </w:lvlOverride>
+    <w:lvlOverride w:ilvl="5">
+      <w:startOverride w:val="2"/>
+    </w:lvlOverride>
+    <w:lvlOverride w:ilvl="6">
+      <w:startOverride w:val="2"/>
+    </w:lvlOverride>
+    <w:lvlOverride w:ilvl="7">
+      <w:startOverride w:val="2"/>
+    </w:lvlOverride>
+    <w:lvlOverride w:ilvl="8">
+      <w:startOverride w:val="2"/>
+    </w:lvlOverride>
+  </w:num>
+  <w:num w:numId="1068">
+    <w:abstractNumId w:val="99723"/>
+    <w:lvlOverride w:ilvl="0">
+      <w:startOverride w:val="3"/>
+    </w:lvlOverride>
+    <w:lvlOverride w:ilvl="1">
+      <w:startOverride w:val="3"/>
+    </w:lvlOverride>
+    <w:lvlOverride w:ilvl="2">
+      <w:startOverride w:val="3"/>
+    </w:lvlOverride>
+    <w:lvlOverride w:ilvl="3">
+      <w:startOverride w:val="3"/>
+    </w:lvlOverride>
+    <w:lvlOverride w:ilvl="4">
+      <w:startOverride w:val="3"/>
+    </w:lvlOverride>
+    <w:lvlOverride w:ilvl="5">
+      <w:startOverride w:val="3"/>
+    </w:lvlOverride>
+    <w:lvlOverride w:ilvl="6">
+      <w:startOverride w:val="3"/>
+    </w:lvlOverride>
+    <w:lvlOverride w:ilvl="7">
+      <w:startOverride w:val="3"/>
+    </w:lvlOverride>
+    <w:lvlOverride w:ilvl="8">
+      <w:startOverride w:val="3"/>
+    </w:lvlOverride>
+  </w:num>
+  <w:num w:numId="1069">
+    <w:abstractNumId w:val="99724"/>
+    <w:lvlOverride w:ilvl="0">
+      <w:startOverride w:val="4"/>
+    </w:lvlOverride>
+    <w:lvlOverride w:ilvl="1">
+      <w:startOverride w:val="4"/>
+    </w:lvlOverride>
+    <w:lvlOverride w:ilvl="2">
+      <w:startOverride w:val="4"/>
+    </w:lvlOverride>
+    <w:lvlOverride w:ilvl="3">
+      <w:startOverride w:val="4"/>
+    </w:lvlOverride>
+    <w:lvlOverride w:ilvl="4">
+      <w:startOverride w:val="4"/>
+    </w:lvlOverride>
+    <w:lvlOverride w:ilvl="5">
+      <w:startOverride w:val="4"/>
+    </w:lvlOverride>
+    <w:lvlOverride w:ilvl="6">
+      <w:startOverride w:val="4"/>
+    </w:lvlOverride>
+    <w:lvlOverride w:ilvl="7">
+      <w:startOverride w:val="4"/>
+    </w:lvlOverride>
+    <w:lvlOverride w:ilvl="8">
+      <w:startOverride w:val="4"/>
+    </w:lvlOverride>
+  </w:num>
+  <w:num w:numId="1070">
+    <w:abstractNumId w:val="991"/>
+  </w:num>
+  <w:num w:numId="1071">
+    <w:abstractNumId w:val="99721"/>
+    <w:lvlOverride w:ilvl="0">
+      <w:startOverride w:val="1"/>
+    </w:lvlOverride>
+    <w:lvlOverride w:ilvl="1">
+      <w:startOverride w:val="1"/>
+    </w:lvlOverride>
+    <w:lvlOverride w:ilvl="2">
+      <w:startOverride w:val="1"/>
+    </w:lvlOverride>
+    <w:lvlOverride w:ilvl="3">
+      <w:startOverride w:val="1"/>
+    </w:lvlOverride>
+    <w:lvlOverride w:ilvl="4">
+      <w:startOverride w:val="1"/>
+    </w:lvlOverride>
+    <w:lvlOverride w:ilvl="5">
+      <w:startOverride w:val="1"/>
+    </w:lvlOverride>
+    <w:lvlOverride w:ilvl="6">
+      <w:startOverride w:val="1"/>
+    </w:lvlOverride>
+    <w:lvlOverride w:ilvl="7">
+      <w:startOverride w:val="1"/>
+    </w:lvlOverride>
+    <w:lvlOverride w:ilvl="8">
+      <w:startOverride w:val="1"/>
+    </w:lvlOverride>
+  </w:num>
+  <w:num w:numId="1072">
+    <w:abstractNumId w:val="99722"/>
+    <w:lvlOverride w:ilvl="0">
+      <w:startOverride w:val="2"/>
+    </w:lvlOverride>
+    <w:lvlOverride w:ilvl="1">
+      <w:startOverride w:val="2"/>
+    </w:lvlOverride>
+    <w:lvlOverride w:ilvl="2">
+      <w:startOverride w:val="2"/>
+    </w:lvlOverride>
+    <w:lvlOverride w:ilvl="3">
+      <w:startOverride w:val="2"/>
+    </w:lvlOverride>
+    <w:lvlOverride w:ilvl="4">
+      <w:startOverride w:val="2"/>
+    </w:lvlOverride>
+    <w:lvlOverride w:ilvl="5">
+      <w:startOverride w:val="2"/>
+    </w:lvlOverride>
+    <w:lvlOverride w:ilvl="6">
+      <w:startOverride w:val="2"/>
+    </w:lvlOverride>
+    <w:lvlOverride w:ilvl="7">
+      <w:startOverride w:val="2"/>
+    </w:lvlOverride>
+    <w:lvlOverride w:ilvl="8">
+      <w:startOverride w:val="2"/>
+    </w:lvlOverride>
+  </w:num>
+  <w:num w:numId="1073">
+    <w:abstractNumId w:val="99723"/>
+    <w:lvlOverride w:ilvl="0">
+      <w:startOverride w:val="3"/>
+    </w:lvlOverride>
+    <w:lvlOverride w:ilvl="1">
+      <w:startOverride w:val="3"/>
+    </w:lvlOverride>
+    <w:lvlOverride w:ilvl="2">
+      <w:startOverride w:val="3"/>
+    </w:lvlOverride>
+    <w:lvlOverride w:ilvl="3">
+      <w:startOverride w:val="3"/>
+    </w:lvlOverride>
+    <w:lvlOverride w:ilvl="4">
+      <w:startOverride w:val="3"/>
+    </w:lvlOverride>
+    <w:lvlOverride w:ilvl="5">
+      <w:startOverride w:val="3"/>
+    </w:lvlOverride>
+    <w:lvlOverride w:ilvl="6">
+      <w:startOverride w:val="3"/>
+    </w:lvlOverride>
+    <w:lvlOverride w:ilvl="7">
+      <w:startOverride w:val="3"/>
+    </w:lvlOverride>
+    <w:lvlOverride w:ilvl="8">
+      <w:startOverride w:val="3"/>
+    </w:lvlOverride>
+  </w:num>
+  <w:num w:numId="1074">
+    <w:abstractNumId w:val="99724"/>
+    <w:lvlOverride w:ilvl="0">
+      <w:startOverride w:val="4"/>
+    </w:lvlOverride>
+    <w:lvlOverride w:ilvl="1">
+      <w:startOverride w:val="4"/>
+    </w:lvlOverride>
+    <w:lvlOverride w:ilvl="2">
+      <w:startOverride w:val="4"/>
+    </w:lvlOverride>
+    <w:lvlOverride w:ilvl="3">
+      <w:startOverride w:val="4"/>
+    </w:lvlOverride>
+    <w:lvlOverride w:ilvl="4">
+      <w:startOverride w:val="4"/>
+    </w:lvlOverride>
+    <w:lvlOverride w:ilvl="5">
+      <w:startOverride w:val="4"/>
+    </w:lvlOverride>
+    <w:lvlOverride w:ilvl="6">
+      <w:startOverride w:val="4"/>
+    </w:lvlOverride>
+    <w:lvlOverride w:ilvl="7">
+      <w:startOverride w:val="4"/>
+    </w:lvlOverride>
+    <w:lvlOverride w:ilvl="8">
+      <w:startOverride w:val="4"/>
+    </w:lvlOverride>
+  </w:num>
+  <w:num w:numId="1075">
+    <w:abstractNumId w:val="991"/>
+  </w:num>
+  <w:num w:numId="1076">
+    <w:abstractNumId w:val="99721"/>
+    <w:lvlOverride w:ilvl="0">
+      <w:startOverride w:val="1"/>
+    </w:lvlOverride>
+    <w:lvlOverride w:ilvl="1">
+      <w:startOverride w:val="1"/>
+    </w:lvlOverride>
+    <w:lvlOverride w:ilvl="2">
+      <w:startOverride w:val="1"/>
+    </w:lvlOverride>
+    <w:lvlOverride w:ilvl="3">
+      <w:startOverride w:val="1"/>
+    </w:lvlOverride>
+    <w:lvlOverride w:ilvl="4">
+      <w:startOverride w:val="1"/>
+    </w:lvlOverride>
+    <w:lvlOverride w:ilvl="5">
+      <w:startOverride w:val="1"/>
+    </w:lvlOverride>
+    <w:lvlOverride w:ilvl="6">
+      <w:startOverride w:val="1"/>
+    </w:lvlOverride>
+    <w:lvlOverride w:ilvl="7">
+      <w:startOverride w:val="1"/>
+    </w:lvlOverride>
+    <w:lvlOverride w:ilvl="8">
+      <w:startOverride w:val="1"/>
+    </w:lvlOverride>
+  </w:num>
+  <w:num w:numId="1077">
+    <w:abstractNumId w:val="99722"/>
+    <w:lvlOverride w:ilvl="0">
+      <w:startOverride w:val="2"/>
+    </w:lvlOverride>
+    <w:lvlOverride w:ilvl="1">
+      <w:startOverride w:val="2"/>
+    </w:lvlOverride>
+    <w:lvlOverride w:ilvl="2">
+      <w:startOverride w:val="2"/>
+    </w:lvlOverride>
+    <w:lvlOverride w:ilvl="3">
+      <w:startOverride w:val="2"/>
+    </w:lvlOverride>
+    <w:lvlOverride w:ilvl="4">
+      <w:startOverride w:val="2"/>
+    </w:lvlOverride>
+    <w:lvlOverride w:ilvl="5">
+      <w:startOverride w:val="2"/>
+    </w:lvlOverride>
+    <w:lvlOverride w:ilvl="6">
+      <w:startOverride w:val="2"/>
+    </w:lvlOverride>
+    <w:lvlOverride w:ilvl="7">
+      <w:startOverride w:val="2"/>
+    </w:lvlOverride>
+    <w:lvlOverride w:ilvl="8">
+      <w:startOverride w:val="2"/>
+    </w:lvlOverride>
+  </w:num>
+  <w:num w:numId="1078">
+    <w:abstractNumId w:val="99723"/>
+    <w:lvlOverride w:ilvl="0">
+      <w:startOverride w:val="3"/>
+    </w:lvlOverride>
+    <w:lvlOverride w:ilvl="1">
+      <w:startOverride w:val="3"/>
+    </w:lvlOverride>
+    <w:lvlOverride w:ilvl="2">
+      <w:startOverride w:val="3"/>
+    </w:lvlOverride>
+    <w:lvlOverride w:ilvl="3">
+      <w:startOverride w:val="3"/>
+    </w:lvlOverride>
+    <w:lvlOverride w:ilvl="4">
+      <w:startOverride w:val="3"/>
+    </w:lvlOverride>
+    <w:lvlOverride w:ilvl="5">
+      <w:startOverride w:val="3"/>
+    </w:lvlOverride>
+    <w:lvlOverride w:ilvl="6">
+      <w:startOverride w:val="3"/>
+    </w:lvlOverride>
+    <w:lvlOverride w:ilvl="7">
+      <w:startOverride w:val="3"/>
+    </w:lvlOverride>
+    <w:lvlOverride w:ilvl="8">
+      <w:startOverride w:val="3"/>
+    </w:lvlOverride>
+  </w:num>
+  <w:num w:numId="1079">
+    <w:abstractNumId w:val="99724"/>
+    <w:lvlOverride w:ilvl="0">
+      <w:startOverride w:val="4"/>
+    </w:lvlOverride>
+    <w:lvlOverride w:ilvl="1">
+      <w:startOverride w:val="4"/>
+    </w:lvlOverride>
+    <w:lvlOverride w:ilvl="2">
+      <w:startOverride w:val="4"/>
+    </w:lvlOverride>
+    <w:lvlOverride w:ilvl="3">
+      <w:startOverride w:val="4"/>
+    </w:lvlOverride>
+    <w:lvlOverride w:ilvl="4">
+      <w:startOverride w:val="4"/>
+    </w:lvlOverride>
+    <w:lvlOverride w:ilvl="5">
+      <w:startOverride w:val="4"/>
+    </w:lvlOverride>
+    <w:lvlOverride w:ilvl="6">
+      <w:startOverride w:val="4"/>
+    </w:lvlOverride>
+    <w:lvlOverride w:ilvl="7">
+      <w:startOverride w:val="4"/>
+    </w:lvlOverride>
+    <w:lvlOverride w:ilvl="8">
+      <w:startOverride w:val="4"/>
+    </w:lvlOverride>
+  </w:num>
+  <w:num w:numId="1080">
+    <w:abstractNumId w:val="991"/>
+  </w:num>
+  <w:num w:numId="1081">
+    <w:abstractNumId w:val="99721"/>
+    <w:lvlOverride w:ilvl="0">
+      <w:startOverride w:val="1"/>
+    </w:lvlOverride>
+    <w:lvlOverride w:ilvl="1">
+      <w:startOverride w:val="1"/>
+    </w:lvlOverride>
+    <w:lvlOverride w:ilvl="2">
+      <w:startOverride w:val="1"/>
+    </w:lvlOverride>
+    <w:lvlOverride w:ilvl="3">
+      <w:startOverride w:val="1"/>
+    </w:lvlOverride>
+    <w:lvlOverride w:ilvl="4">
+      <w:startOverride w:val="1"/>
+    </w:lvlOverride>
+    <w:lvlOverride w:ilvl="5">
+      <w:startOverride w:val="1"/>
+    </w:lvlOverride>
+    <w:lvlOverride w:ilvl="6">
+      <w:startOverride w:val="1"/>
+    </w:lvlOverride>
+    <w:lvlOverride w:ilvl="7">
+      <w:startOverride w:val="1"/>
+    </w:lvlOverride>
+    <w:lvlOverride w:ilvl="8">
+      <w:startOverride w:val="1"/>
+    </w:lvlOverride>
+  </w:num>
+  <w:num w:numId="1082">
+    <w:abstractNumId w:val="99722"/>
+    <w:lvlOverride w:ilvl="0">
+      <w:startOverride w:val="2"/>
+    </w:lvlOverride>
+    <w:lvlOverride w:ilvl="1">
+      <w:startOverride w:val="2"/>
+    </w:lvlOverride>
+    <w:lvlOverride w:ilvl="2">
+      <w:startOverride w:val="2"/>
+    </w:lvlOverride>
+    <w:lvlOverride w:ilvl="3">
+      <w:startOverride w:val="2"/>
+    </w:lvlOverride>
+    <w:lvlOverride w:ilvl="4">
+      <w:startOverride w:val="2"/>
+    </w:lvlOverride>
+    <w:lvlOverride w:ilvl="5">
+      <w:startOverride w:val="2"/>
+    </w:lvlOverride>
+    <w:lvlOverride w:ilvl="6">
+      <w:startOverride w:val="2"/>
+    </w:lvlOverride>
+    <w:lvlOverride w:ilvl="7">
+      <w:startOverride w:val="2"/>
+    </w:lvlOverride>
+    <w:lvlOverride w:ilvl="8">
+      <w:startOverride w:val="2"/>
+    </w:lvlOverride>
+  </w:num>
+  <w:num w:numId="1083">
+    <w:abstractNumId w:val="99723"/>
+    <w:lvlOverride w:ilvl="0">
+      <w:startOverride w:val="3"/>
+    </w:lvlOverride>
+    <w:lvlOverride w:ilvl="1">
+      <w:startOverride w:val="3"/>
+    </w:lvlOverride>
+    <w:lvlOverride w:ilvl="2">
+      <w:startOverride w:val="3"/>
+    </w:lvlOverride>
+    <w:lvlOverride w:ilvl="3">
+      <w:startOverride w:val="3"/>
+    </w:lvlOverride>
+    <w:lvlOverride w:ilvl="4">
+      <w:startOverride w:val="3"/>
+    </w:lvlOverride>
+    <w:lvlOverride w:ilvl="5">
+      <w:startOverride w:val="3"/>
+    </w:lvlOverride>
+    <w:lvlOverride w:ilvl="6">
+      <w:startOverride w:val="3"/>
+    </w:lvlOverride>
+    <w:lvlOverride w:ilvl="7">
+      <w:startOverride w:val="3"/>
+    </w:lvlOverride>
+    <w:lvlOverride w:ilvl="8">
+      <w:startOverride w:val="3"/>
+    </w:lvlOverride>
+  </w:num>
+  <w:num w:numId="1084">
+    <w:abstractNumId w:val="99724"/>
+    <w:lvlOverride w:ilvl="0">
+      <w:startOverride w:val="4"/>
+    </w:lvlOverride>
+    <w:lvlOverride w:ilvl="1">
+      <w:startOverride w:val="4"/>
+    </w:lvlOverride>
+    <w:lvlOverride w:ilvl="2">
+      <w:startOverride w:val="4"/>
+    </w:lvlOverride>
+    <w:lvlOverride w:ilvl="3">
+      <w:startOverride w:val="4"/>
+    </w:lvlOverride>
+    <w:lvlOverride w:ilvl="4">
+      <w:startOverride w:val="4"/>
+    </w:lvlOverride>
+    <w:lvlOverride w:ilvl="5">
+      <w:startOverride w:val="4"/>
+    </w:lvlOverride>
+    <w:lvlOverride w:ilvl="6">
+      <w:startOverride w:val="4"/>
+    </w:lvlOverride>
+    <w:lvlOverride w:ilvl="7">
+      <w:startOverride w:val="4"/>
+    </w:lvlOverride>
+    <w:lvlOverride w:ilvl="8">
+      <w:startOverride w:val="4"/>
     </w:lvlOverride>
   </w:num>
 </w:numbering>
@@ -4283,10 +6457,10 @@
   <w:docDefaults>
     <w:rPrDefault>
       <w:rPr>
-        <w:rFonts w:asciiTheme="minorHAnsi" w:cstheme="minorBidi" w:eastAsiaTheme="minorEastAsia" w:hAnsiTheme="minorHAnsi"/>
+        <w:rFonts w:asciiTheme="minorHAnsi" w:cstheme="minorBidi" w:eastAsiaTheme="minorHAnsi" w:hAnsiTheme="minorHAnsi"/>
         <w:sz w:val="24"/>
         <w:szCs w:val="24"/>
-        <w:lang w:bidi="ar-SA" w:eastAsia="zh-CN" w:val="de-DE"/>
+        <w:lang w:bidi="ar-SA" w:eastAsia="en-US" w:val="de-DE"/>
       </w:rPr>
     </w:rPrDefault>
     <w:pPrDefault>
@@ -4304,10 +6478,10 @@
     <w:name w:val="Body Text"/>
     <w:basedOn w:val="Normal"/>
     <w:link w:val="BodyTextChar"/>
-    <w:qFormat/>
     <w:pPr>
       <w:spacing w:after="180" w:before="180"/>
     </w:pPr>
+    <w:qFormat/>
   </w:style>
   <w:style w:customStyle="1" w:styleId="FirstParagraph" w:type="paragraph">
     <w:name w:val="First Paragraph"/>
@@ -4327,94 +6501,57 @@
     <w:name w:val="Title"/>
     <w:basedOn w:val="Normal"/>
     <w:next w:val="BodyText"/>
-    <w:link w:val="TitleChar"/>
-    <w:uiPriority w:val="10"/>
     <w:qFormat/>
-    <w:rsid w:val="00A10FD9"/>
     <w:pPr>
-      <w:spacing w:after="80" w:line="240" w:lineRule="auto"/>
-      <w:contextualSpacing/>
+      <w:keepNext/>
+      <w:keepLines/>
+      <w:spacing w:after="240" w:before="480"/>
       <w:jc w:val="center"/>
     </w:pPr>
     <w:rPr>
       <w:rFonts w:asciiTheme="majorHAnsi" w:cstheme="majorBidi" w:eastAsiaTheme="majorEastAsia" w:hAnsiTheme="majorHAnsi"/>
-      <w:sz w:val="56"/>
-      <w:szCs w:val="56"/>
-    </w:rPr>
-  </w:style>
-  <w:style w:customStyle="1" w:styleId="TitleChar" w:type="character">
-    <w:name w:val="Title Char"/>
-    <w:basedOn w:val="DefaultParagraphFont"/>
-    <w:link w:val="Title"/>
-    <w:uiPriority w:val="10"/>
-    <w:rsid w:val="00A10FD9"/>
-    <w:rPr>
-      <w:rFonts w:asciiTheme="majorHAnsi" w:cstheme="majorBidi" w:eastAsiaTheme="majorEastAsia" w:hAnsiTheme="majorHAnsi"/>
-      <w:sz w:val="56"/>
-      <w:szCs w:val="56"/>
+      <w:b/>
+      <w:bCs/>
+      <w:color w:themeColor="accent1" w:themeShade="B5" w:val="345A8A"/>
+      <w:sz w:val="36"/>
+      <w:szCs w:val="36"/>
     </w:rPr>
   </w:style>
   <w:style w:styleId="Subtitle" w:type="paragraph">
     <w:name w:val="Subtitle"/>
     <w:basedOn w:val="Title"/>
     <w:next w:val="BodyText"/>
-    <w:link w:val="SubtitleChar"/>
-    <w:uiPriority w:val="11"/>
     <w:qFormat/>
-    <w:rsid w:val="00A10FD9"/>
     <w:pPr>
-      <w:numPr>
-        <w:ilvl w:val="1"/>
-      </w:numPr>
+      <w:keepNext/>
+      <w:keepLines/>
+      <w:spacing w:after="240" w:before="240"/>
+      <w:jc w:val="center"/>
     </w:pPr>
     <w:rPr>
-      <w:rFonts w:cstheme="majorBidi" w:eastAsiaTheme="majorEastAsia"/>
-      <w:spacing w:val="15"/>
-      <w:sz w:val="28"/>
-      <w:szCs w:val="28"/>
-    </w:rPr>
-  </w:style>
-  <w:style w:customStyle="1" w:styleId="SubtitleChar" w:type="character">
-    <w:name w:val="Subtitle Char"/>
-    <w:basedOn w:val="DefaultParagraphFont"/>
-    <w:link w:val="Subtitle"/>
-    <w:uiPriority w:val="11"/>
-    <w:rsid w:val="00A10FD9"/>
-    <w:rPr>
-      <w:rFonts w:cstheme="majorBidi" w:eastAsiaTheme="majorEastAsia"/>
-      <w:color w:themeColor="text1" w:themeTint="A6" w:val="595959"/>
-      <w:spacing w:val="15"/>
-      <w:sz w:val="28"/>
-      <w:szCs w:val="28"/>
+      <w:sz w:val="30"/>
+      <w:szCs w:val="30"/>
     </w:rPr>
   </w:style>
   <w:style w:customStyle="1" w:styleId="Author" w:type="paragraph">
     <w:name w:val="Author"/>
-    <w:basedOn w:val="Title"/>
     <w:next w:val="BodyText"/>
     <w:qFormat/>
     <w:pPr>
       <w:keepNext/>
       <w:keepLines/>
+      <w:jc w:val="center"/>
     </w:pPr>
-    <w:rPr>
-      <w:sz w:val="24"/>
-      <w:szCs w:val="24"/>
-    </w:rPr>
   </w:style>
   <w:style w:styleId="Date" w:type="paragraph">
     <w:name w:val="Date"/>
-    <w:basedOn w:val="Title"/>
     <w:next w:val="BodyText"/>
     <w:qFormat/>
     <w:pPr>
       <w:keepNext/>
       <w:keepLines/>
+      <w:jc w:val="center"/>
     </w:pPr>
-    <w:rPr>
-      <w:sz w:val="24"/>
-      <w:szCs w:val="24"/>
-    </w:rPr>
   </w:style>
   <w:style w:customStyle="1" w:styleId="AbstractTitle" w:type="paragraph">
     <w:name w:val="Abstract Title"/>
@@ -4424,13 +6561,15 @@
     <w:pPr>
       <w:keepNext/>
       <w:keepLines/>
+      <w:jc w:val="center"/>
       <w:spacing w:after="0" w:before="300"/>
-      <w:jc w:val="center"/>
     </w:pPr>
     <w:rPr>
-      <w:b/>
       <w:sz w:val="20"/>
       <w:szCs w:val="20"/>
+      <w:b/>
+      <w:color w:val="345A8A"/>
+      &gt;
     </w:rPr>
   </w:style>
   <w:style w:customStyle="1" w:styleId="Abstract" w:type="paragraph">
@@ -4457,321 +6596,191 @@
     <w:rPr/>
   </w:style>
   <w:style w:styleId="Heading1" w:type="paragraph">
-    <w:name w:val="heading 1"/>
+    <w:name w:val="Heading 1"/>
     <w:basedOn w:val="Normal"/>
     <w:next w:val="BodyText"/>
-    <w:link w:val="Heading1Char"/>
     <w:uiPriority w:val="9"/>
     <w:qFormat/>
-    <w:rsid w:val="00A10FD9"/>
     <w:pPr>
       <w:keepNext/>
       <w:keepLines/>
-      <w:spacing w:after="80" w:before="360"/>
+      <w:spacing w:after="0" w:before="480"/>
       <w:outlineLvl w:val="0"/>
     </w:pPr>
     <w:rPr>
       <w:rFonts w:asciiTheme="majorHAnsi" w:cstheme="majorBidi" w:eastAsiaTheme="majorEastAsia" w:hAnsiTheme="majorHAnsi"/>
-      <w:color w:themeColor="accent1" w:themeShade="BF" w:val="0F4761"/>
-      <w:sz w:val="40"/>
-      <w:szCs w:val="40"/>
+      <w:b/>
+      <w:bCs/>
+      <w:color w:themeColor="accent1" w:val="4F81BD"/>
+      <w:sz w:val="32"/>
+      <w:szCs w:val="32"/>
     </w:rPr>
   </w:style>
   <w:style w:styleId="Heading2" w:type="paragraph">
-    <w:name w:val="heading 2"/>
+    <w:name w:val="Heading 2"/>
     <w:basedOn w:val="Normal"/>
     <w:next w:val="BodyText"/>
-    <w:link w:val="Heading2Char"/>
     <w:uiPriority w:val="9"/>
-    <w:semiHidden/>
     <w:unhideWhenUsed/>
     <w:qFormat/>
-    <w:rsid w:val="00A10FD9"/>
     <w:pPr>
       <w:keepNext/>
       <w:keepLines/>
-      <w:spacing w:after="80" w:before="160"/>
+      <w:spacing w:after="0" w:before="200"/>
       <w:outlineLvl w:val="1"/>
     </w:pPr>
     <w:rPr>
       <w:rFonts w:asciiTheme="majorHAnsi" w:cstheme="majorBidi" w:eastAsiaTheme="majorEastAsia" w:hAnsiTheme="majorHAnsi"/>
-      <w:color w:themeColor="accent1" w:themeShade="BF" w:val="0F4761"/>
-      <w:sz w:val="32"/>
-      <w:szCs w:val="32"/>
-    </w:rPr>
-  </w:style>
-  <w:style w:styleId="Heading3" w:type="paragraph">
-    <w:name w:val="heading 3"/>
-    <w:basedOn w:val="Normal"/>
-    <w:next w:val="BodyText"/>
-    <w:link w:val="Heading3Char"/>
-    <w:uiPriority w:val="9"/>
-    <w:semiHidden/>
-    <w:unhideWhenUsed/>
-    <w:qFormat/>
-    <w:rsid w:val="00A10FD9"/>
-    <w:pPr>
-      <w:keepNext/>
-      <w:keepLines/>
-      <w:spacing w:after="80" w:before="160"/>
-      <w:outlineLvl w:val="2"/>
-    </w:pPr>
-    <w:rPr>
-      <w:rFonts w:cstheme="majorBidi" w:eastAsiaTheme="majorEastAsia"/>
-      <w:color w:themeColor="accent1" w:themeShade="BF" w:val="0F4761"/>
+      <w:b/>
+      <w:bCs/>
+      <w:color w:themeColor="accent1" w:val="4F81BD"/>
       <w:sz w:val="28"/>
       <w:szCs w:val="28"/>
     </w:rPr>
   </w:style>
-  <w:style w:styleId="Heading4" w:type="paragraph">
-    <w:name w:val="heading 4"/>
+  <w:style w:styleId="Heading3" w:type="paragraph">
+    <w:name w:val="Heading 3"/>
     <w:basedOn w:val="Normal"/>
     <w:next w:val="BodyText"/>
-    <w:link w:val="Heading4Char"/>
     <w:uiPriority w:val="9"/>
-    <w:semiHidden/>
     <w:unhideWhenUsed/>
     <w:qFormat/>
-    <w:rsid w:val="00A10FD9"/>
     <w:pPr>
       <w:keepNext/>
       <w:keepLines/>
-      <w:spacing w:after="40" w:before="80"/>
+      <w:spacing w:after="0" w:before="200"/>
+      <w:outlineLvl w:val="2"/>
+    </w:pPr>
+    <w:rPr>
+      <w:rFonts w:asciiTheme="majorHAnsi" w:cstheme="majorBidi" w:eastAsiaTheme="majorEastAsia" w:hAnsiTheme="majorHAnsi"/>
+      <w:b/>
+      <w:bCs/>
+      <w:color w:themeColor="accent1" w:val="4F81BD"/>
+      <w:sz w:val="24"/>
+      <w:szCs w:val="24"/>
+    </w:rPr>
+  </w:style>
+  <w:style w:styleId="Heading4" w:type="paragraph">
+    <w:name w:val="Heading 4"/>
+    <w:basedOn w:val="Normal"/>
+    <w:next w:val="BodyText"/>
+    <w:uiPriority w:val="9"/>
+    <w:unhideWhenUsed/>
+    <w:qFormat/>
+    <w:pPr>
+      <w:keepNext/>
+      <w:keepLines/>
+      <w:spacing w:after="0" w:before="200"/>
       <w:outlineLvl w:val="3"/>
     </w:pPr>
     <w:rPr>
-      <w:rFonts w:cstheme="majorBidi" w:eastAsiaTheme="majorEastAsia"/>
+      <w:rFonts w:asciiTheme="majorHAnsi" w:cstheme="majorBidi" w:eastAsiaTheme="majorEastAsia" w:hAnsiTheme="majorHAnsi"/>
       <w:i/>
-      <w:iCs/>
-      <w:color w:themeColor="accent1" w:themeShade="BF" w:val="0F4761"/>
+      <w:bCs/>
+      <w:color w:themeColor="accent1" w:val="4F81BD"/>
+      <w:sz w:val="24"/>
+      <w:szCs w:val="24"/>
     </w:rPr>
   </w:style>
   <w:style w:styleId="Heading5" w:type="paragraph">
-    <w:name w:val="heading 5"/>
+    <w:name w:val="Heading 5"/>
     <w:basedOn w:val="Normal"/>
     <w:next w:val="BodyText"/>
-    <w:link w:val="Heading5Char"/>
     <w:uiPriority w:val="9"/>
-    <w:semiHidden/>
     <w:unhideWhenUsed/>
     <w:qFormat/>
-    <w:rsid w:val="00A10FD9"/>
     <w:pPr>
       <w:keepNext/>
       <w:keepLines/>
-      <w:spacing w:after="40" w:before="80"/>
+      <w:spacing w:after="0" w:before="200"/>
       <w:outlineLvl w:val="4"/>
     </w:pPr>
     <w:rPr>
-      <w:rFonts w:cstheme="majorBidi" w:eastAsiaTheme="majorEastAsia"/>
-      <w:color w:themeColor="accent1" w:themeShade="BF" w:val="0F4761"/>
+      <w:rFonts w:asciiTheme="majorHAnsi" w:cstheme="majorBidi" w:eastAsiaTheme="majorEastAsia" w:hAnsiTheme="majorHAnsi"/>
+      <w:iCs/>
+      <w:color w:themeColor="accent1" w:val="4F81BD"/>
+      <w:sz w:val="24"/>
+      <w:szCs w:val="24"/>
     </w:rPr>
   </w:style>
   <w:style w:styleId="Heading6" w:type="paragraph">
-    <w:name w:val="heading 6"/>
+    <w:name w:val="Heading 6"/>
     <w:basedOn w:val="Normal"/>
     <w:next w:val="BodyText"/>
-    <w:link w:val="Heading6Char"/>
     <w:uiPriority w:val="9"/>
-    <w:semiHidden/>
     <w:unhideWhenUsed/>
     <w:qFormat/>
-    <w:rsid w:val="00A10FD9"/>
     <w:pPr>
       <w:keepNext/>
       <w:keepLines/>
-      <w:spacing w:after="0" w:before="40"/>
+      <w:spacing w:after="0" w:before="200"/>
       <w:outlineLvl w:val="5"/>
     </w:pPr>
     <w:rPr>
-      <w:rFonts w:cstheme="majorBidi" w:eastAsiaTheme="majorEastAsia"/>
-      <w:i/>
-      <w:iCs/>
-      <w:color w:themeColor="text1" w:themeTint="A6" w:val="595959"/>
+      <w:rFonts w:asciiTheme="majorHAnsi" w:cstheme="majorBidi" w:eastAsiaTheme="majorEastAsia" w:hAnsiTheme="majorHAnsi"/>
+      <w:color w:themeColor="accent1" w:val="4F81BD"/>
+      <w:sz w:val="24"/>
+      <w:szCs w:val="24"/>
     </w:rPr>
   </w:style>
   <w:style w:styleId="Heading7" w:type="paragraph">
-    <w:name w:val="heading 7"/>
+    <w:name w:val="Heading 7"/>
     <w:basedOn w:val="Normal"/>
     <w:next w:val="BodyText"/>
-    <w:link w:val="Heading7Char"/>
     <w:uiPriority w:val="9"/>
-    <w:semiHidden/>
     <w:unhideWhenUsed/>
     <w:qFormat/>
-    <w:rsid w:val="00A10FD9"/>
     <w:pPr>
       <w:keepNext/>
       <w:keepLines/>
-      <w:spacing w:after="0" w:before="40"/>
+      <w:spacing w:after="0" w:before="200"/>
       <w:outlineLvl w:val="6"/>
     </w:pPr>
     <w:rPr>
-      <w:rFonts w:cstheme="majorBidi" w:eastAsiaTheme="majorEastAsia"/>
-      <w:color w:themeColor="text1" w:themeTint="A6" w:val="595959"/>
+      <w:rFonts w:asciiTheme="majorHAnsi" w:cstheme="majorBidi" w:eastAsiaTheme="majorEastAsia" w:hAnsiTheme="majorHAnsi"/>
+      <w:color w:themeColor="accent1" w:val="4F81BD"/>
+      <w:sz w:val="24"/>
+      <w:szCs w:val="24"/>
     </w:rPr>
   </w:style>
   <w:style w:styleId="Heading8" w:type="paragraph">
-    <w:name w:val="heading 8"/>
+    <w:name w:val="Heading 8"/>
     <w:basedOn w:val="Normal"/>
     <w:next w:val="BodyText"/>
-    <w:link w:val="Heading8Char"/>
     <w:uiPriority w:val="9"/>
-    <w:semiHidden/>
     <w:unhideWhenUsed/>
     <w:qFormat/>
-    <w:rsid w:val="00A10FD9"/>
     <w:pPr>
       <w:keepNext/>
       <w:keepLines/>
-      <w:spacing w:after="0"/>
+      <w:spacing w:after="0" w:before="200"/>
       <w:outlineLvl w:val="7"/>
     </w:pPr>
     <w:rPr>
-      <w:rFonts w:cstheme="majorBidi" w:eastAsiaTheme="majorEastAsia"/>
-      <w:i/>
-      <w:iCs/>
-      <w:color w:themeColor="text1" w:themeTint="D8" w:val="272727"/>
+      <w:rFonts w:asciiTheme="majorHAnsi" w:cstheme="majorBidi" w:eastAsiaTheme="majorEastAsia" w:hAnsiTheme="majorHAnsi"/>
+      <w:color w:themeColor="accent1" w:val="4F81BD"/>
+      <w:sz w:val="24"/>
+      <w:szCs w:val="24"/>
     </w:rPr>
   </w:style>
   <w:style w:styleId="Heading9" w:type="paragraph">
-    <w:name w:val="heading 9"/>
+    <w:name w:val="Heading 9"/>
     <w:basedOn w:val="Normal"/>
     <w:next w:val="BodyText"/>
-    <w:link w:val="Heading9Char"/>
     <w:uiPriority w:val="9"/>
-    <w:semiHidden/>
     <w:unhideWhenUsed/>
     <w:qFormat/>
-    <w:rsid w:val="00A10FD9"/>
     <w:pPr>
       <w:keepNext/>
       <w:keepLines/>
-      <w:spacing w:after="0"/>
+      <w:spacing w:after="0" w:before="200"/>
       <w:outlineLvl w:val="8"/>
     </w:pPr>
     <w:rPr>
-      <w:rFonts w:cstheme="majorBidi" w:eastAsiaTheme="majorEastAsia"/>
-      <w:color w:themeColor="text1" w:themeTint="D8" w:val="272727"/>
-    </w:rPr>
-  </w:style>
-  <w:style w:customStyle="1" w:styleId="Heading1Char" w:type="character">
-    <w:name w:val="Heading 1 Char"/>
-    <w:basedOn w:val="DefaultParagraphFont"/>
-    <w:link w:val="Heading1"/>
-    <w:uiPriority w:val="9"/>
-    <w:rsid w:val="00A10FD9"/>
-    <w:rPr>
       <w:rFonts w:asciiTheme="majorHAnsi" w:cstheme="majorBidi" w:eastAsiaTheme="majorEastAsia" w:hAnsiTheme="majorHAnsi"/>
-      <w:color w:themeColor="accent1" w:themeShade="BF" w:val="0F4761"/>
-      <w:sz w:val="40"/>
-      <w:szCs w:val="40"/>
-    </w:rPr>
-  </w:style>
-  <w:style w:customStyle="1" w:styleId="Heading2Char" w:type="character">
-    <w:name w:val="Heading 2 Char"/>
-    <w:basedOn w:val="DefaultParagraphFont"/>
-    <w:link w:val="Heading2"/>
-    <w:uiPriority w:val="9"/>
-    <w:semiHidden/>
-    <w:rsid w:val="00A10FD9"/>
-    <w:rPr>
-      <w:rFonts w:asciiTheme="majorHAnsi" w:cstheme="majorBidi" w:eastAsiaTheme="majorEastAsia" w:hAnsiTheme="majorHAnsi"/>
-      <w:color w:themeColor="accent1" w:themeShade="BF" w:val="0F4761"/>
-      <w:sz w:val="32"/>
-      <w:szCs w:val="32"/>
-    </w:rPr>
-  </w:style>
-  <w:style w:customStyle="1" w:styleId="Heading3Char" w:type="character">
-    <w:name w:val="Heading 3 Char"/>
-    <w:basedOn w:val="DefaultParagraphFont"/>
-    <w:link w:val="Heading3"/>
-    <w:uiPriority w:val="9"/>
-    <w:semiHidden/>
-    <w:rsid w:val="00A10FD9"/>
-    <w:rPr>
-      <w:rFonts w:cstheme="majorBidi" w:eastAsiaTheme="majorEastAsia"/>
-      <w:color w:themeColor="accent1" w:themeShade="BF" w:val="0F4761"/>
-      <w:sz w:val="28"/>
-      <w:szCs w:val="28"/>
-    </w:rPr>
-  </w:style>
-  <w:style w:customStyle="1" w:styleId="Heading4Char" w:type="character">
-    <w:name w:val="Heading 4 Char"/>
-    <w:basedOn w:val="DefaultParagraphFont"/>
-    <w:link w:val="Heading4"/>
-    <w:uiPriority w:val="9"/>
-    <w:semiHidden/>
-    <w:rsid w:val="00A10FD9"/>
-    <w:rPr>
-      <w:rFonts w:cstheme="majorBidi" w:eastAsiaTheme="majorEastAsia"/>
-      <w:i/>
-      <w:iCs/>
-      <w:color w:themeColor="accent1" w:themeShade="BF" w:val="0F4761"/>
-    </w:rPr>
-  </w:style>
-  <w:style w:customStyle="1" w:styleId="Heading5Char" w:type="character">
-    <w:name w:val="Heading 5 Char"/>
-    <w:basedOn w:val="DefaultParagraphFont"/>
-    <w:link w:val="Heading5"/>
-    <w:uiPriority w:val="9"/>
-    <w:semiHidden/>
-    <w:rsid w:val="00A10FD9"/>
-    <w:rPr>
-      <w:rFonts w:cstheme="majorBidi" w:eastAsiaTheme="majorEastAsia"/>
-      <w:color w:themeColor="accent1" w:themeShade="BF" w:val="0F4761"/>
-    </w:rPr>
-  </w:style>
-  <w:style w:customStyle="1" w:styleId="Heading6Char" w:type="character">
-    <w:name w:val="Heading 6 Char"/>
-    <w:basedOn w:val="DefaultParagraphFont"/>
-    <w:link w:val="Heading6"/>
-    <w:uiPriority w:val="9"/>
-    <w:semiHidden/>
-    <w:rsid w:val="00A10FD9"/>
-    <w:rPr>
-      <w:rFonts w:cstheme="majorBidi" w:eastAsiaTheme="majorEastAsia"/>
-      <w:i/>
-      <w:iCs/>
-      <w:color w:themeColor="text1" w:themeTint="A6" w:val="595959"/>
-    </w:rPr>
-  </w:style>
-  <w:style w:customStyle="1" w:styleId="Heading7Char" w:type="character">
-    <w:name w:val="Heading 7 Char"/>
-    <w:basedOn w:val="DefaultParagraphFont"/>
-    <w:link w:val="Heading7"/>
-    <w:uiPriority w:val="9"/>
-    <w:semiHidden/>
-    <w:rsid w:val="00A10FD9"/>
-    <w:rPr>
-      <w:rFonts w:cstheme="majorBidi" w:eastAsiaTheme="majorEastAsia"/>
-      <w:color w:themeColor="text1" w:themeTint="A6" w:val="595959"/>
-    </w:rPr>
-  </w:style>
-  <w:style w:customStyle="1" w:styleId="Heading8Char" w:type="character">
-    <w:name w:val="Heading 8 Char"/>
-    <w:basedOn w:val="DefaultParagraphFont"/>
-    <w:link w:val="Heading8"/>
-    <w:uiPriority w:val="9"/>
-    <w:semiHidden/>
-    <w:rsid w:val="00A10FD9"/>
-    <w:rPr>
-      <w:rFonts w:cstheme="majorBidi" w:eastAsiaTheme="majorEastAsia"/>
-      <w:i/>
-      <w:iCs/>
-      <w:color w:themeColor="text1" w:themeTint="D8" w:val="272727"/>
-    </w:rPr>
-  </w:style>
-  <w:style w:customStyle="1" w:styleId="Heading9Char" w:type="character">
-    <w:name w:val="Heading 9 Char"/>
-    <w:basedOn w:val="DefaultParagraphFont"/>
-    <w:link w:val="Heading9"/>
-    <w:uiPriority w:val="9"/>
-    <w:semiHidden/>
-    <w:rsid w:val="00A10FD9"/>
-    <w:rPr>
-      <w:rFonts w:cstheme="majorBidi" w:eastAsiaTheme="majorEastAsia"/>
-      <w:color w:themeColor="text1" w:themeTint="D8" w:val="272727"/>
+      <w:color w:themeColor="accent1" w:val="4F81BD"/>
+      <w:sz w:val="24"/>
+      <w:szCs w:val="24"/>
     </w:rPr>
   </w:style>
   <w:style w:styleId="BlockText" w:type="paragraph">
@@ -4794,18 +6803,6 @@
     <w:unhideWhenUsed/>
     <w:qFormat/>
   </w:style>
-  <w:style w:styleId="FootnoteBlockText" w:type="paragraph">
-    <w:name w:val="Footnote Block Text"/>
-    <w:basedOn w:val="FootnoteText"/>
-    <w:next w:val="FootnoteText"/>
-    <w:uiPriority w:val="9"/>
-    <w:unhideWhenUsed/>
-    <w:qFormat/>
-    <w:pPr>
-      <w:spacing w:after="100" w:before="100"/>
-      <w:ind w:firstLine="0" w:left="480" w:right="480"/>
-    </w:pPr>
-  </w:style>
   <w:style w:default="1" w:styleId="DefaultParagraphFont" w:type="character">
     <w:name w:val="Default Paragraph Font"/>
     <w:semiHidden/>
@@ -4827,11 +6824,18 @@
       </w:tblCellMar>
     </w:tblPr>
     <w:tblStylePr w:type="firstRow">
+      <w:tblPr>
+        <w:jc w:val="left"/>
+        <w:tblInd w:type="dxa" w:w="0"/>
+      </w:tblPr>
+      <w:trPr>
+        <w:jc w:val="left"/>
+      </w:trPr>
       <w:tcPr>
+        <w:vAlign w:val="bottom"/>
         <w:tcBorders>
           <w:bottom w:val="single"/>
         </w:tcBorders>
-        <w:vAlign w:val="bottom"/>
       </w:tcPr>
     </w:tblStylePr>
   </w:style>
@@ -4946,8 +6950,8 @@
     <w:name w:val="KeywordTok"/>
     <w:basedOn w:val="VerbatimChar"/>
     <w:rPr>
+      <w:color w:val="007020"/>
       <w:b/>
-      <w:color w:val="007020"/>
     </w:rPr>
   </w:style>
   <w:style w:type="character" w:customStyle="1" w:styleId="DataTypeTok">
@@ -5024,42 +7028,42 @@
     <w:name w:val="ImportTok"/>
     <w:basedOn w:val="VerbatimChar"/>
     <w:rPr>
+      <w:color w:val="008000"/>
       <w:b/>
-      <w:color w:val="008000"/>
     </w:rPr>
   </w:style>
   <w:style w:type="character" w:customStyle="1" w:styleId="CommentTok">
     <w:name w:val="CommentTok"/>
     <w:basedOn w:val="VerbatimChar"/>
     <w:rPr>
+      <w:color w:val="60a0b0"/>
       <w:i/>
-      <w:color w:val="60a0b0"/>
     </w:rPr>
   </w:style>
   <w:style w:type="character" w:customStyle="1" w:styleId="DocumentationTok">
     <w:name w:val="DocumentationTok"/>
     <w:basedOn w:val="VerbatimChar"/>
     <w:rPr>
+      <w:color w:val="ba2121"/>
       <w:i/>
-      <w:color w:val="ba2121"/>
     </w:rPr>
   </w:style>
   <w:style w:type="character" w:customStyle="1" w:styleId="AnnotationTok">
     <w:name w:val="AnnotationTok"/>
     <w:basedOn w:val="VerbatimChar"/>
     <w:rPr>
+      <w:color w:val="60a0b0"/>
       <w:b/>
       <w:i/>
-      <w:color w:val="60a0b0"/>
     </w:rPr>
   </w:style>
   <w:style w:type="character" w:customStyle="1" w:styleId="CommentVarTok">
     <w:name w:val="CommentVarTok"/>
     <w:basedOn w:val="VerbatimChar"/>
     <w:rPr>
+      <w:color w:val="60a0b0"/>
       <w:b/>
       <w:i/>
-      <w:color w:val="60a0b0"/>
     </w:rPr>
   </w:style>
   <w:style w:type="character" w:customStyle="1" w:styleId="OtherTok">
@@ -5087,8 +7091,8 @@
     <w:name w:val="ControlFlowTok"/>
     <w:basedOn w:val="VerbatimChar"/>
     <w:rPr>
+      <w:color w:val="007020"/>
       <w:b/>
-      <w:color w:val="007020"/>
     </w:rPr>
   </w:style>
   <w:style w:type="character" w:customStyle="1" w:styleId="OperatorTok">
@@ -5133,34 +7137,34 @@
     <w:name w:val="InformationTok"/>
     <w:basedOn w:val="VerbatimChar"/>
     <w:rPr>
+      <w:color w:val="60a0b0"/>
       <w:b/>
       <w:i/>
-      <w:color w:val="60a0b0"/>
     </w:rPr>
   </w:style>
   <w:style w:type="character" w:customStyle="1" w:styleId="WarningTok">
     <w:name w:val="WarningTok"/>
     <w:basedOn w:val="VerbatimChar"/>
     <w:rPr>
+      <w:color w:val="60a0b0"/>
       <w:b/>
       <w:i/>
-      <w:color w:val="60a0b0"/>
     </w:rPr>
   </w:style>
   <w:style w:type="character" w:customStyle="1" w:styleId="AlertTok">
     <w:name w:val="AlertTok"/>
     <w:basedOn w:val="VerbatimChar"/>
     <w:rPr>
+      <w:color w:val="ff0000"/>
       <w:b/>
-      <w:color w:val="ff0000"/>
     </w:rPr>
   </w:style>
   <w:style w:type="character" w:customStyle="1" w:styleId="ErrorTok">
     <w:name w:val="ErrorTok"/>
     <w:basedOn w:val="VerbatimChar"/>
     <w:rPr>
+      <w:color w:val="ff0000"/>
       <w:b/>
-      <w:color w:val="ff0000"/>
     </w:rPr>
   </w:style>
   <w:style w:type="character" w:customStyle="1" w:styleId="NormalTok">
@@ -5182,44 +7186,44 @@
         <a:sysClr val="window" lastClr="FFFFFF"/>
       </a:lt1>
       <a:dk2>
-        <a:srgbClr val="0E2841"/>
+        <a:srgbClr val="1F497D"/>
       </a:dk2>
       <a:lt2>
-        <a:srgbClr val="E8E8E8"/>
+        <a:srgbClr val="EEECE1"/>
       </a:lt2>
       <a:accent1>
-        <a:srgbClr val="156082"/>
+        <a:srgbClr val="4F81BD"/>
       </a:accent1>
       <a:accent2>
-        <a:srgbClr val="E97132"/>
+        <a:srgbClr val="C0504D"/>
       </a:accent2>
       <a:accent3>
-        <a:srgbClr val="196B24"/>
+        <a:srgbClr val="9BBB59"/>
       </a:accent3>
       <a:accent4>
-        <a:srgbClr val="0F9ED5"/>
+        <a:srgbClr val="8064A2"/>
       </a:accent4>
       <a:accent5>
-        <a:srgbClr val="A02B93"/>
+        <a:srgbClr val="4BACC6"/>
       </a:accent5>
       <a:accent6>
-        <a:srgbClr val="4EA72E"/>
+        <a:srgbClr val="F79646"/>
       </a:accent6>
       <a:hlink>
-        <a:srgbClr val="467886"/>
+        <a:srgbClr val="0000FF"/>
       </a:hlink>
       <a:folHlink>
-        <a:srgbClr val="96607D"/>
+        <a:srgbClr val="800080"/>
       </a:folHlink>
     </a:clrScheme>
     <a:fontScheme name="Office">
       <a:majorFont>
-        <a:latin typeface="Aptos Display" panose="02110004020202020204"/>
+        <a:latin typeface="Calibri"/>
         <a:ea typeface=""/>
         <a:cs typeface=""/>
-        <a:font script="Jpan" typeface="游ゴシック Light"/>
+        <a:font script="Jpan" typeface="ＭＳ ゴシック"/>
         <a:font script="Hang" typeface="맑은 고딕"/>
-        <a:font script="Hans" typeface="等线 Light"/>
+        <a:font script="Hans" typeface="宋体"/>
         <a:font script="Hant" typeface="新細明體"/>
         <a:font script="Arab" typeface="Times New Roman"/>
         <a:font script="Hebr" typeface="Times New Roman"/>
@@ -5246,32 +7250,14 @@
         <a:font script="Mong" typeface="Mongolian Baiti"/>
         <a:font script="Viet" typeface="Times New Roman"/>
         <a:font script="Uigh" typeface="Microsoft Uighur"/>
-        <a:font script="Geor" typeface="Sylfaen"/>
-        <a:font script="Armn" typeface="Arial"/>
-        <a:font script="Bugi" typeface="Leelawadee UI"/>
-        <a:font script="Bopo" typeface="Microsoft JhengHei"/>
-        <a:font script="Java" typeface="Javanese Text"/>
-        <a:font script="Lisu" typeface="Segoe UI"/>
-        <a:font script="Mymr" typeface="Myanmar Text"/>
-        <a:font script="Nkoo" typeface="Ebrima"/>
-        <a:font script="Olck" typeface="Nirmala UI"/>
-        <a:font script="Osma" typeface="Ebrima"/>
-        <a:font script="Phag" typeface="Phagspa"/>
-        <a:font script="Syrn" typeface="Estrangelo Edessa"/>
-        <a:font script="Syrj" typeface="Estrangelo Edessa"/>
-        <a:font script="Syre" typeface="Estrangelo Edessa"/>
-        <a:font script="Sora" typeface="Nirmala UI"/>
-        <a:font script="Tale" typeface="Microsoft Tai Le"/>
-        <a:font script="Talu" typeface="Microsoft New Tai Lue"/>
-        <a:font script="Tfng" typeface="Ebrima"/>
       </a:majorFont>
       <a:minorFont>
-        <a:latin typeface="Aptos" panose="02110004020202020204"/>
+        <a:latin typeface="Cambria"/>
         <a:ea typeface=""/>
         <a:cs typeface=""/>
-        <a:font script="Jpan" typeface="游明朝"/>
+        <a:font script="Jpan" typeface="ＭＳ 明朝"/>
         <a:font script="Hang" typeface="맑은 고딕"/>
-        <a:font script="Hans" typeface="等线"/>
+        <a:font script="Hans" typeface="宋体"/>
         <a:font script="Hant" typeface="新細明體"/>
         <a:font script="Arab" typeface="Arial"/>
         <a:font script="Hebr" typeface="Arial"/>
@@ -5298,24 +7284,6 @@
         <a:font script="Mong" typeface="Mongolian Baiti"/>
         <a:font script="Viet" typeface="Arial"/>
         <a:font script="Uigh" typeface="Microsoft Uighur"/>
-        <a:font script="Geor" typeface="Sylfaen"/>
-        <a:font script="Armn" typeface="Arial"/>
-        <a:font script="Bugi" typeface="Leelawadee UI"/>
-        <a:font script="Bopo" typeface="Microsoft JhengHei"/>
-        <a:font script="Java" typeface="Javanese Text"/>
-        <a:font script="Lisu" typeface="Segoe UI"/>
-        <a:font script="Mymr" typeface="Myanmar Text"/>
-        <a:font script="Nkoo" typeface="Ebrima"/>
-        <a:font script="Olck" typeface="Nirmala UI"/>
-        <a:font script="Osma" typeface="Ebrima"/>
-        <a:font script="Phag" typeface="Phagspa"/>
-        <a:font script="Syrn" typeface="Estrangelo Edessa"/>
-        <a:font script="Syrj" typeface="Estrangelo Edessa"/>
-        <a:font script="Syre" typeface="Estrangelo Edessa"/>
-        <a:font script="Sora" typeface="Nirmala UI"/>
-        <a:font script="Tale" typeface="Microsoft Tai Le"/>
-        <a:font script="Talu" typeface="Microsoft New Tai Lue"/>
-        <a:font script="Tfng" typeface="Ebrima"/>
       </a:minorFont>
     </a:fontScheme>
     <a:fmtScheme name="Office">
@@ -5327,141 +7295,200 @@
           <a:gsLst>
             <a:gs pos="0">
               <a:schemeClr val="phClr">
-                <a:lumMod val="110000"/>
-                <a:satMod val="105000"/>
-                <a:tint val="67000"/>
+                <a:tint val="50000"/>
+                <a:satMod val="300000"/>
               </a:schemeClr>
             </a:gs>
-            <a:gs pos="50000">
+            <a:gs pos="35000">
               <a:schemeClr val="phClr">
-                <a:lumMod val="105000"/>
-                <a:satMod val="103000"/>
-                <a:tint val="73000"/>
+                <a:tint val="37000"/>
+                <a:satMod val="300000"/>
               </a:schemeClr>
             </a:gs>
             <a:gs pos="100000">
               <a:schemeClr val="phClr">
-                <a:lumMod val="105000"/>
-                <a:satMod val="109000"/>
-                <a:tint val="81000"/>
+                <a:tint val="15000"/>
+                <a:satMod val="350000"/>
               </a:schemeClr>
             </a:gs>
           </a:gsLst>
-          <a:lin ang="5400000" scaled="0"/>
+          <a:lin ang="16200000" scaled="1"/>
         </a:gradFill>
         <a:gradFill rotWithShape="1">
           <a:gsLst>
             <a:gs pos="0">
               <a:schemeClr val="phClr">
-                <a:satMod val="103000"/>
-                <a:lumMod val="102000"/>
-                <a:tint val="94000"/>
-              </a:schemeClr>
-            </a:gs>
-            <a:gs pos="50000">
-              <a:schemeClr val="phClr">
-                <a:satMod val="110000"/>
-                <a:lumMod val="100000"/>
+                <a:tint val="100000"/>
                 <a:shade val="100000"/>
+                <a:satMod val="130000"/>
               </a:schemeClr>
             </a:gs>
             <a:gs pos="100000">
               <a:schemeClr val="phClr">
-                <a:lumMod val="99000"/>
-                <a:satMod val="120000"/>
-                <a:shade val="78000"/>
+                <a:tint val="50000"/>
+                <a:shade val="100000"/>
+                <a:satMod val="350000"/>
               </a:schemeClr>
             </a:gs>
           </a:gsLst>
-          <a:lin ang="5400000" scaled="0"/>
+          <a:lin ang="16200000" scaled="0"/>
         </a:gradFill>
       </a:fillStyleLst>
       <a:lnStyleLst>
-        <a:ln w="6350" cap="flat" cmpd="sng" algn="ctr">
+        <a:ln w="9525" cap="flat" cmpd="sng" algn="ctr">
+          <a:solidFill>
+            <a:schemeClr val="phClr">
+              <a:shade val="95000"/>
+              <a:satMod val="105000"/>
+            </a:schemeClr>
+          </a:solidFill>
+          <a:prstDash val="solid"/>
+        </a:ln>
+        <a:ln w="25400" cap="flat" cmpd="sng" algn="ctr">
           <a:solidFill>
             <a:schemeClr val="phClr"/>
           </a:solidFill>
           <a:prstDash val="solid"/>
-          <a:miter lim="800000"/>
         </a:ln>
-        <a:ln w="12700" cap="flat" cmpd="sng" algn="ctr">
+        <a:ln w="38100" cap="flat" cmpd="sng" algn="ctr">
           <a:solidFill>
             <a:schemeClr val="phClr"/>
           </a:solidFill>
           <a:prstDash val="solid"/>
-          <a:miter lim="800000"/>
-        </a:ln>
-        <a:ln w="19050" cap="flat" cmpd="sng" algn="ctr">
-          <a:solidFill>
-            <a:schemeClr val="phClr"/>
-          </a:solidFill>
-          <a:prstDash val="solid"/>
-          <a:miter lim="800000"/>
         </a:ln>
       </a:lnStyleLst>
       <a:effectStyleLst>
         <a:effectStyle>
-          <a:effectLst/>
-        </a:effectStyle>
-        <a:effectStyle>
-          <a:effectLst/>
+          <a:effectLst>
+            <a:outerShdw blurRad="40000" dist="20000" dir="5400000" rotWithShape="0">
+              <a:srgbClr val="000000">
+                <a:alpha val="38000"/>
+              </a:srgbClr>
+            </a:outerShdw>
+          </a:effectLst>
         </a:effectStyle>
         <a:effectStyle>
           <a:effectLst>
-            <a:outerShdw blurRad="57150" dist="19050" dir="5400000" algn="ctr" rotWithShape="0">
+            <a:outerShdw blurRad="40000" dist="23000" dir="5400000" rotWithShape="0">
               <a:srgbClr val="000000">
-                <a:alpha val="63000"/>
+                <a:alpha val="35000"/>
               </a:srgbClr>
             </a:outerShdw>
           </a:effectLst>
+        </a:effectStyle>
+        <a:effectStyle>
+          <a:effectLst>
+            <a:outerShdw blurRad="40000" dist="23000" dir="5400000" rotWithShape="0">
+              <a:srgbClr val="000000">
+                <a:alpha val="35000"/>
+              </a:srgbClr>
+            </a:outerShdw>
+          </a:effectLst>
+          <a:scene3d>
+            <a:camera prst="orthographicFront">
+              <a:rot lat="0" lon="0" rev="0"/>
+            </a:camera>
+            <a:lightRig rig="threePt" dir="t">
+              <a:rot lat="0" lon="0" rev="1200000"/>
+            </a:lightRig>
+          </a:scene3d>
+          <a:sp3d>
+            <a:bevelT w="63500" h="25400"/>
+          </a:sp3d>
         </a:effectStyle>
       </a:effectStyleLst>
       <a:bgFillStyleLst>
         <a:solidFill>
           <a:schemeClr val="phClr"/>
         </a:solidFill>
-        <a:solidFill>
-          <a:schemeClr val="phClr">
-            <a:tint val="95000"/>
-            <a:satMod val="170000"/>
-          </a:schemeClr>
-        </a:solidFill>
         <a:gradFill rotWithShape="1">
           <a:gsLst>
             <a:gs pos="0">
               <a:schemeClr val="phClr">
-                <a:tint val="93000"/>
-                <a:satMod val="150000"/>
-                <a:shade val="98000"/>
-                <a:lumMod val="102000"/>
+                <a:tint val="40000"/>
+                <a:satMod val="350000"/>
               </a:schemeClr>
             </a:gs>
-            <a:gs pos="50000">
+            <a:gs pos="40000">
               <a:schemeClr val="phClr">
-                <a:tint val="98000"/>
-                <a:satMod val="130000"/>
-                <a:shade val="90000"/>
-                <a:lumMod val="103000"/>
+                <a:tint val="45000"/>
+                <a:shade val="99000"/>
+                <a:satMod val="350000"/>
               </a:schemeClr>
             </a:gs>
             <a:gs pos="100000">
               <a:schemeClr val="phClr">
-                <a:shade val="63000"/>
-                <a:satMod val="120000"/>
+                <a:shade val="20000"/>
+                <a:satMod val="255000"/>
               </a:schemeClr>
             </a:gs>
           </a:gsLst>
-          <a:lin ang="5400000" scaled="0"/>
+          <a:path path="circle">
+            <a:fillToRect l="50000" t="-80000" r="50000" b="180000"/>
+          </a:path>
+        </a:gradFill>
+        <a:gradFill rotWithShape="1">
+          <a:gsLst>
+            <a:gs pos="0">
+              <a:schemeClr val="phClr">
+                <a:tint val="80000"/>
+                <a:satMod val="300000"/>
+              </a:schemeClr>
+            </a:gs>
+            <a:gs pos="100000">
+              <a:schemeClr val="phClr">
+                <a:shade val="30000"/>
+                <a:satMod val="200000"/>
+              </a:schemeClr>
+            </a:gs>
+          </a:gsLst>
+          <a:path path="circle">
+            <a:fillToRect l="50000" t="50000" r="50000" b="50000"/>
+          </a:path>
         </a:gradFill>
       </a:bgFillStyleLst>
     </a:fmtScheme>
   </a:themeElements>
-  <a:objectDefaults/>
+  <a:objectDefaults>
+    <a:spDef>
+      <a:spPr/>
+      <a:bodyPr/>
+      <a:lstStyle/>
+      <a:style>
+        <a:lnRef idx="1">
+          <a:schemeClr val="accent1"/>
+        </a:lnRef>
+        <a:fillRef idx="3">
+          <a:schemeClr val="accent1"/>
+        </a:fillRef>
+        <a:effectRef idx="2">
+          <a:schemeClr val="accent1"/>
+        </a:effectRef>
+        <a:fontRef idx="minor">
+          <a:schemeClr val="lt1"/>
+        </a:fontRef>
+      </a:style>
+    </a:spDef>
+    <a:lnDef>
+      <a:spPr/>
+      <a:bodyPr/>
+      <a:lstStyle/>
+      <a:style>
+        <a:lnRef idx="2">
+          <a:schemeClr val="accent1"/>
+        </a:lnRef>
+        <a:fillRef idx="0">
+          <a:schemeClr val="accent1"/>
+        </a:fillRef>
+        <a:effectRef idx="1">
+          <a:schemeClr val="accent1"/>
+        </a:effectRef>
+        <a:fontRef idx="minor">
+          <a:schemeClr val="tx1"/>
+        </a:fontRef>
+      </a:style>
+    </a:lnDef>
+  </a:objectDefaults>
   <a:extraClrSchemeLst/>
-  <a:extLst>
-    <a:ext uri="{05A4C25C-085E-4340-85A3-A5531E510DB2}">
-      <thm15:themeFamily xmlns:thm15="http://schemas.microsoft.com/office/thememl/2012/main" name="Office Theme" id="{2E142A2C-CD16-42D6-873A-C26D2A0506FA}" vid="{1BDDFF52-6CD6-40A5-AB3C-68EB2F1E4D0A}"/>
-    </a:ext>
-  </a:extLst>
 </a:theme>
 </file>